--- a/docs/ecostats_lectures/lecture_15/15_01_lecture_powerpoint.docx
+++ b/docs/ecostats_lectures/lecture_15/15_01_lecture_powerpoint.docx
@@ -340,7 +340,7 @@
       <w:r>
         <w:drawing>
           <wp:inline>
-            <wp:extent cx="5943600" cy="5943600"/>
+            <wp:extent cx="6578600" cy="6578600"/>
             <wp:effectExtent b="0" l="0" r="0" t="0"/>
             <wp:docPr descr="" title="" id="26" name="Picture"/>
             <a:graphic>
@@ -361,7 +361,7 @@
                   <pic:spPr bwMode="auto">
                     <a:xfrm>
                       <a:off x="0" y="0"/>
-                      <a:ext cx="5943600" cy="5943600"/>
+                      <a:ext cx="6578600" cy="6578600"/>
                     </a:xfrm>
                     <a:prstGeom prst="rect">
                       <a:avLst/>
@@ -639,7 +639,7 @@
       <w:r>
         <w:drawing>
           <wp:inline>
-            <wp:extent cx="5943600" cy="5943600"/>
+            <wp:extent cx="6578600" cy="6578600"/>
             <wp:effectExtent b="0" l="0" r="0" t="0"/>
             <wp:docPr descr="" title="" id="33" name="Picture"/>
             <a:graphic>
@@ -660,7 +660,7 @@
                   <pic:spPr bwMode="auto">
                     <a:xfrm>
                       <a:off x="0" y="0"/>
-                      <a:ext cx="5943600" cy="5943600"/>
+                      <a:ext cx="6578600" cy="6578600"/>
                     </a:xfrm>
                     <a:prstGeom prst="rect">
                       <a:avLst/>
@@ -822,7 +822,7 @@
       <w:r>
         <w:drawing>
           <wp:inline>
-            <wp:extent cx="5943600" cy="3714750"/>
+            <wp:extent cx="6578600" cy="4111625"/>
             <wp:effectExtent b="0" l="0" r="0" t="0"/>
             <wp:docPr descr="" title="" id="39" name="Picture"/>
             <a:graphic>
@@ -843,7 +843,7 @@
                   <pic:spPr bwMode="auto">
                     <a:xfrm>
                       <a:off x="0" y="0"/>
-                      <a:ext cx="5943600" cy="3714750"/>
+                      <a:ext cx="6578600" cy="4111625"/>
                     </a:xfrm>
                     <a:prstGeom prst="rect">
                       <a:avLst/>
@@ -1369,7 +1369,7 @@
       <w:r>
         <w:drawing>
           <wp:inline>
-            <wp:extent cx="5943600" cy="5943600"/>
+            <wp:extent cx="6578600" cy="6578600"/>
             <wp:effectExtent b="0" l="0" r="0" t="0"/>
             <wp:docPr descr="" title="" id="45" name="Picture"/>
             <a:graphic>
@@ -1390,7 +1390,7 @@
                   <pic:spPr bwMode="auto">
                     <a:xfrm>
                       <a:off x="0" y="0"/>
-                      <a:ext cx="5943600" cy="5943600"/>
+                      <a:ext cx="6578600" cy="6578600"/>
                     </a:xfrm>
                     <a:prstGeom prst="rect">
                       <a:avLst/>
@@ -2369,7 +2369,7 @@
       <w:r>
         <w:drawing>
           <wp:inline>
-            <wp:extent cx="5943600" cy="4457700"/>
+            <wp:extent cx="6578600" cy="4933950"/>
             <wp:effectExtent b="0" l="0" r="0" t="0"/>
             <wp:docPr descr="" title="" id="52" name="Picture"/>
             <a:graphic>
@@ -2390,7 +2390,7 @@
                   <pic:spPr bwMode="auto">
                     <a:xfrm>
                       <a:off x="0" y="0"/>
-                      <a:ext cx="5943600" cy="4457700"/>
+                      <a:ext cx="6578600" cy="4933950"/>
                     </a:xfrm>
                     <a:prstGeom prst="rect">
                       <a:avLst/>
@@ -4909,7 +4909,7 @@
       <w:r>
         <w:drawing>
           <wp:inline>
-            <wp:extent cx="5943600" cy="4457700"/>
+            <wp:extent cx="6578600" cy="4933950"/>
             <wp:effectExtent b="0" l="0" r="0" t="0"/>
             <wp:docPr descr="" title="" id="60" name="Picture"/>
             <a:graphic>
@@ -4930,7 +4930,7 @@
                   <pic:spPr bwMode="auto">
                     <a:xfrm>
                       <a:off x="0" y="0"/>
-                      <a:ext cx="5943600" cy="4457700"/>
+                      <a:ext cx="6578600" cy="4933950"/>
                     </a:xfrm>
                     <a:prstGeom prst="rect">
                       <a:avLst/>
@@ -5077,7 +5077,7 @@
       <w:r>
         <w:drawing>
           <wp:inline>
-            <wp:extent cx="5943600" cy="5943600"/>
+            <wp:extent cx="6578600" cy="6578600"/>
             <wp:effectExtent b="0" l="0" r="0" t="0"/>
             <wp:docPr descr="" title="" id="66" name="Picture"/>
             <a:graphic>
@@ -5098,7 +5098,7 @@
                   <pic:spPr bwMode="auto">
                     <a:xfrm>
                       <a:off x="0" y="0"/>
-                      <a:ext cx="5943600" cy="5943600"/>
+                      <a:ext cx="6578600" cy="6578600"/>
                     </a:xfrm>
                     <a:prstGeom prst="rect">
                       <a:avLst/>
@@ -5817,7 +5817,7 @@
       <w:r>
         <w:drawing>
           <wp:inline>
-            <wp:extent cx="5943600" cy="3782290"/>
+            <wp:extent cx="6578600" cy="4186381"/>
             <wp:effectExtent b="0" l="0" r="0" t="0"/>
             <wp:docPr descr="" title="" id="70" name="Picture"/>
             <a:graphic>
@@ -5838,7 +5838,7 @@
                   <pic:spPr bwMode="auto">
                     <a:xfrm>
                       <a:off x="0" y="0"/>
-                      <a:ext cx="5943600" cy="3782290"/>
+                      <a:ext cx="6578600" cy="4186381"/>
                     </a:xfrm>
                     <a:prstGeom prst="rect">
                       <a:avLst/>
@@ -7215,7 +7215,7 @@
       <w:r>
         <w:drawing>
           <wp:inline>
-            <wp:extent cx="5943600" cy="3782290"/>
+            <wp:extent cx="6578600" cy="4186381"/>
             <wp:effectExtent b="0" l="0" r="0" t="0"/>
             <wp:docPr descr="" title="" id="78" name="Picture"/>
             <a:graphic>
@@ -7236,7 +7236,7 @@
                   <pic:spPr bwMode="auto">
                     <a:xfrm>
                       <a:off x="0" y="0"/>
-                      <a:ext cx="5943600" cy="3782290"/>
+                      <a:ext cx="6578600" cy="4186381"/>
                     </a:xfrm>
                     <a:prstGeom prst="rect">
                       <a:avLst/>
@@ -7282,7 +7282,7 @@
       <w:r>
         <w:drawing>
           <wp:inline>
-            <wp:extent cx="5943600" cy="5283200"/>
+            <wp:extent cx="6578600" cy="5847644"/>
             <wp:effectExtent b="0" l="0" r="0" t="0"/>
             <wp:docPr descr="" title="" id="83" name="Picture"/>
             <a:graphic>
@@ -7303,7 +7303,7 @@
                   <pic:spPr bwMode="auto">
                     <a:xfrm>
                       <a:off x="0" y="0"/>
-                      <a:ext cx="5943600" cy="5283200"/>
+                      <a:ext cx="6578600" cy="5847644"/>
                     </a:xfrm>
                     <a:prstGeom prst="rect">
                       <a:avLst/>
@@ -7382,7 +7382,7 @@
       <w:r>
         <w:drawing>
           <wp:inline>
-            <wp:extent cx="5943600" cy="5283200"/>
+            <wp:extent cx="6578600" cy="5847644"/>
             <wp:effectExtent b="0" l="0" r="0" t="0"/>
             <wp:docPr descr="" title="" id="89" name="Picture"/>
             <a:graphic>
@@ -7403,7 +7403,7 @@
                   <pic:spPr bwMode="auto">
                     <a:xfrm>
                       <a:off x="0" y="0"/>
-                      <a:ext cx="5943600" cy="5283200"/>
+                      <a:ext cx="6578600" cy="5847644"/>
                     </a:xfrm>
                     <a:prstGeom prst="rect">
                       <a:avLst/>
@@ -7534,7 +7534,7 @@
       <w:r>
         <w:drawing>
           <wp:inline>
-            <wp:extent cx="5943600" cy="3302000"/>
+            <wp:extent cx="6578600" cy="3654777"/>
             <wp:effectExtent b="0" l="0" r="0" t="0"/>
             <wp:docPr descr="" title="" id="93" name="Picture"/>
             <a:graphic>
@@ -7555,7 +7555,7 @@
                   <pic:spPr bwMode="auto">
                     <a:xfrm>
                       <a:off x="0" y="0"/>
-                      <a:ext cx="5943600" cy="3302000"/>
+                      <a:ext cx="6578600" cy="3654777"/>
                     </a:xfrm>
                     <a:prstGeom prst="rect">
                       <a:avLst/>
@@ -8138,7 +8138,7 @@
       <w:r>
         <w:drawing>
           <wp:inline>
-            <wp:extent cx="5943600" cy="5943600"/>
+            <wp:extent cx="6578600" cy="6578600"/>
             <wp:effectExtent b="0" l="0" r="0" t="0"/>
             <wp:docPr descr="" title="" id="101" name="Picture"/>
             <a:graphic>
@@ -8159,7 +8159,7 @@
                   <pic:spPr bwMode="auto">
                     <a:xfrm>
                       <a:off x="0" y="0"/>
-                      <a:ext cx="5943600" cy="5943600"/>
+                      <a:ext cx="6578600" cy="6578600"/>
                     </a:xfrm>
                     <a:prstGeom prst="rect">
                       <a:avLst/>
@@ -9080,7 +9080,7 @@
       <w:r>
         <w:drawing>
           <wp:inline>
-            <wp:extent cx="5943600" cy="3566160"/>
+            <wp:extent cx="6578600" cy="3947160"/>
             <wp:effectExtent b="0" l="0" r="0" t="0"/>
             <wp:docPr descr="" title="" id="110" name="Picture"/>
             <a:graphic>
@@ -9101,7 +9101,7 @@
                   <pic:spPr bwMode="auto">
                     <a:xfrm>
                       <a:off x="0" y="0"/>
-                      <a:ext cx="5943600" cy="3566160"/>
+                      <a:ext cx="6578600" cy="3947160"/>
                     </a:xfrm>
                     <a:prstGeom prst="rect">
                       <a:avLst/>
@@ -9372,7 +9372,7 @@
     <w:bookmarkEnd w:id="115"/>
     <w:sectPr>
       <w:pgSz w:h="15840" w:w="12240"/>
-      <w:pgMar w:bottom="1440" w:footer="720" w:gutter="0" w:header="720" w:left="1440" w:right="1440" w:top="1440"/>
+      <w:pgMar w:bottom="720" w:footer="720" w:gutter="0" w:header="720" w:left="1152" w:right="720" w:top="720"/>
       <w:cols w:space="720"/>
       <w:docGrid w:linePitch="360"/>
     </w:sectPr>
@@ -11164,7 +11164,7 @@
     <w:basedOn w:val="Normal"/>
     <w:next w:val="Normal"/>
     <w:qFormat/>
-    <w:rsid w:val="00BC28E9"/>
+    <w:rsid w:val="00B86ADC"/>
     <w:pPr>
       <w:pBdr>
         <w:top w:color="FF0000" w:space="1" w:sz="8" w:val="single"/>
@@ -11178,14 +11178,14 @@
     </w:pPr>
     <w:rPr>
       <w:rFonts w:ascii="Courier New" w:hAnsi="Courier New"/>
-      <w:sz w:val="18"/>
+      <w:sz w:val="16"/>
     </w:rPr>
   </w:style>
   <w:style w:customStyle="1" w:styleId="SourceCode" w:type="paragraph">
     <w:name w:val="Source Code"/>
     <w:basedOn w:val="Normal"/>
     <w:qFormat/>
-    <w:rsid w:val="00771E03"/>
+    <w:rsid w:val="0018210C"/>
     <w:pPr>
       <w:pBdr>
         <w:top w:color="auto" w:space="1" w:sz="8" w:val="single"/>
@@ -11193,20 +11193,20 @@
         <w:bottom w:color="auto" w:space="1" w:sz="8" w:val="single"/>
         <w:right w:color="auto" w:space="4" w:sz="8" w:val="single"/>
       </w:pBdr>
-      <w:shd w:color="auto" w:fill="auto" w:val="pct15"/>
+      <w:shd w:color="auto" w:fill="auto" w:val="pct5"/>
       <w:spacing w:after="240" w:before="240"/>
       <w:ind w:left="432" w:right="432"/>
     </w:pPr>
     <w:rPr>
       <w:rFonts w:ascii="Courier New" w:hAnsi="Courier New"/>
-      <w:sz w:val="20"/>
+      <w:sz w:val="15"/>
     </w:rPr>
   </w:style>
   <w:style w:customStyle="1" w:styleId="Verbatim" w:type="paragraph">
     <w:name w:val="Verbatim"/>
     <w:basedOn w:val="Normal"/>
     <w:qFormat/>
-    <w:rsid w:val="00771E03"/>
+    <w:rsid w:val="0018210C"/>
     <w:pPr>
       <w:shd w:color="auto" w:fill="auto" w:val="pct15"/>
       <w:spacing w:after="240" w:before="240"/>
@@ -11214,7 +11214,7 @@
     </w:pPr>
     <w:rPr>
       <w:rFonts w:ascii="Courier New" w:hAnsi="Courier New"/>
-      <w:sz w:val="18"/>
+      <w:sz w:val="16"/>
     </w:rPr>
   </w:style>
   <w:style w:customStyle="1" w:styleId="CodeBlock" w:type="paragraph">
@@ -11257,6 +11257,11 @@
     <w:pPr>
       <w:spacing w:after="100"/>
     </w:pPr>
+  </w:style>
+  <w:style w:customStyle="1" w:styleId="Graphic" w:type="paragraph">
+    <w:name w:val="Graphic"/>
+    <w:qFormat/>
+    <w:rsid w:val="00735D8A"/>
   </w:style>
   <w:style w:type="character" w:customStyle="1" w:styleId="KeywordTok">
     <w:name w:val="KeywordTok"/>

--- a/docs/ecostats_lectures/lecture_15/15_01_lecture_powerpoint.docx
+++ b/docs/ecostats_lectures/lecture_15/15_01_lecture_powerpoint.docx
@@ -939,8 +939,8 @@
         <m:d>
           <m:dPr>
             <m:begChr m:val="("/>
+            <m:sepChr m:val=""/>
             <m:endChr m:val=")"/>
-            <m:sepChr m:val=""/>
             <m:grow/>
           </m:dPr>
           <m:e>

--- a/docs/ecostats_lectures/lecture_15/15_01_lecture_powerpoint.docx
+++ b/docs/ecostats_lectures/lecture_15/15_01_lecture_powerpoint.docx
@@ -305,7 +305,13 @@
         </w:numPr>
       </w:pPr>
       <w:r>
-        <w:t xml:space="preserve">A continuous covariate is measured along with the response variable for each experimental unit</w:t>
+        <w:t xml:space="preserve">A continuous covariate is measured along with the response variable</w:t>
+      </w:r>
+      <w:r>
+        <w:t xml:space="preserve"> </w:t>
+      </w:r>
+      <w:r>
+        <w:t xml:space="preserve">for each experimental unit</w:t>
       </w:r>
     </w:p>
     <w:p>
@@ -317,7 +323,13 @@
         </w:numPr>
       </w:pPr>
       <w:r>
-        <w:t xml:space="preserve">Common use: compare means of factor levels (groups), adjusting for variance from continuous covariate</w:t>
+        <w:t xml:space="preserve">Common use: compare means of factor levels (groups), adjusting for</w:t>
+      </w:r>
+      <w:r>
+        <w:t xml:space="preserve"> </w:t>
+      </w:r>
+      <w:r>
+        <w:t xml:space="preserve">variance from continuous covariate</w:t>
       </w:r>
     </w:p>
     <w:p>
@@ -329,7 +341,13 @@
         </w:numPr>
       </w:pPr>
       <w:r>
-        <w:t xml:space="preserve">Another use: determine whether two or more regression lines differ in slopes and intercepts</w:t>
+        <w:t xml:space="preserve">Another use: determine whether two or more regression lines differ</w:t>
+      </w:r>
+      <w:r>
+        <w:t xml:space="preserve"> </w:t>
+      </w:r>
+      <w:r>
+        <w:t xml:space="preserve">in slopes and intercepts</w:t>
       </w:r>
     </w:p>
     <w:bookmarkEnd w:id="24"/>
@@ -340,7 +358,7 @@
       <w:r>
         <w:drawing>
           <wp:inline>
-            <wp:extent cx="6578600" cy="6578600"/>
+            <wp:extent cx="3657600" cy="3657600"/>
             <wp:effectExtent b="0" l="0" r="0" t="0"/>
             <wp:docPr descr="" title="" id="26" name="Picture"/>
             <a:graphic>
@@ -361,7 +379,7 @@
                   <pic:spPr bwMode="auto">
                     <a:xfrm>
                       <a:off x="0" y="0"/>
-                      <a:ext cx="6578600" cy="6578600"/>
+                      <a:ext cx="3657600" cy="3657600"/>
                     </a:xfrm>
                     <a:prstGeom prst="rect">
                       <a:avLst/>
@@ -424,7 +442,13 @@
         </w:numPr>
       </w:pPr>
       <w:r>
-        <w:t xml:space="preserve">Removing variation associated with a covariate can reduce residual error</w:t>
+        <w:t xml:space="preserve">Removing variation associated with a covariate can reduce</w:t>
+      </w:r>
+      <w:r>
+        <w:t xml:space="preserve"> </w:t>
+      </w:r>
+      <w:r>
+        <w:t xml:space="preserve">residual error</w:t>
       </w:r>
     </w:p>
     <w:p>
@@ -504,7 +528,13 @@
         </w:numPr>
       </w:pPr>
       <w:r>
-        <w:t xml:space="preserve">Do treatments have the same relationship with a continuous variable?</w:t>
+        <w:t xml:space="preserve">Do treatments have the same relationship with a continuous</w:t>
+      </w:r>
+      <w:r>
+        <w:t xml:space="preserve"> </w:t>
+      </w:r>
+      <w:r>
+        <w:t xml:space="preserve">variable?</w:t>
       </w:r>
     </w:p>
     <w:p>
@@ -628,7 +658,13 @@
         <w:pStyle w:val="FirstParagraph"/>
       </w:pPr>
       <w:r>
-        <w:t xml:space="preserve">ANCOVA lets us adjust for temperature effect to get a more powerful test!</w:t>
+        <w:t xml:space="preserve">ANCOVA lets us adjust for temperature effect to get a more powerful</w:t>
+      </w:r>
+      <w:r>
+        <w:t xml:space="preserve"> </w:t>
+      </w:r>
+      <w:r>
+        <w:t xml:space="preserve">test!</w:t>
       </w:r>
     </w:p>
     <w:bookmarkEnd w:id="31"/>
@@ -639,7 +675,7 @@
       <w:r>
         <w:drawing>
           <wp:inline>
-            <wp:extent cx="6578600" cy="6578600"/>
+            <wp:extent cx="3657600" cy="3657600"/>
             <wp:effectExtent b="0" l="0" r="0" t="0"/>
             <wp:docPr descr="" title="" id="33" name="Picture"/>
             <a:graphic>
@@ -660,7 +696,7 @@
                   <pic:spPr bwMode="auto">
                     <a:xfrm>
                       <a:off x="0" y="0"/>
-                      <a:ext cx="6578600" cy="6578600"/>
+                      <a:ext cx="3657600" cy="3657600"/>
                     </a:xfrm>
                     <a:prstGeom prst="rect">
                       <a:avLst/>
@@ -715,7 +751,13 @@
         <w:t xml:space="preserve"> </w:t>
       </w:r>
       <w:r>
-        <w:t xml:space="preserve">group means and</w:t>
+        <w:t xml:space="preserve">group means</w:t>
+      </w:r>
+      <w:r>
+        <w:t xml:space="preserve"> </w:t>
+      </w:r>
+      <w:r>
+        <w:t xml:space="preserve">and</w:t>
       </w:r>
       <w:r>
         <w:t xml:space="preserve"> </w:t>
@@ -746,7 +788,31 @@
         </w:numPr>
       </w:pPr>
       <w:r>
-        <w:t xml:space="preserve">Group Means (shown as asterisks): raw/unadjusted means for each group - simply the average X value and average Y value for all points in that group. Notice that Group A and Group B have different mean X values (they’re positioned at different points along the X axis).</w:t>
+        <w:t xml:space="preserve">Group Means (shown as asterisks): raw/unadjusted means for each</w:t>
+      </w:r>
+      <w:r>
+        <w:t xml:space="preserve"> </w:t>
+      </w:r>
+      <w:r>
+        <w:t xml:space="preserve">group - simply the average X value and average Y value for all</w:t>
+      </w:r>
+      <w:r>
+        <w:t xml:space="preserve"> </w:t>
+      </w:r>
+      <w:r>
+        <w:t xml:space="preserve">points in that group. Notice that Group A and Group B have different</w:t>
+      </w:r>
+      <w:r>
+        <w:t xml:space="preserve"> </w:t>
+      </w:r>
+      <w:r>
+        <w:t xml:space="preserve">mean X values (they’re positioned at different points along the X</w:t>
+      </w:r>
+      <w:r>
+        <w:t xml:space="preserve"> </w:t>
+      </w:r>
+      <w:r>
+        <w:t xml:space="preserve">axis).</w:t>
       </w:r>
     </w:p>
     <w:p>
@@ -757,7 +823,25 @@
         </w:numPr>
       </w:pPr>
       <w:r>
-        <w:t xml:space="preserve">Adjusted Means (shown as triangles): These are what ANCOVA actually compares. The adjusted means represent what each group’s mean would be if all groups had the same value of the covariate (in this case, the overall mean X).</w:t>
+        <w:t xml:space="preserve">Adjusted Means (shown as triangles): These are what ANCOVA actually</w:t>
+      </w:r>
+      <w:r>
+        <w:t xml:space="preserve"> </w:t>
+      </w:r>
+      <w:r>
+        <w:t xml:space="preserve">compares. The adjusted means represent what each group’s mean would</w:t>
+      </w:r>
+      <w:r>
+        <w:t xml:space="preserve"> </w:t>
+      </w:r>
+      <w:r>
+        <w:t xml:space="preserve">be if all groups had the same value of the covariate (in this case,</w:t>
+      </w:r>
+      <w:r>
+        <w:t xml:space="preserve"> </w:t>
+      </w:r>
+      <w:r>
+        <w:t xml:space="preserve">the overall mean X).</w:t>
       </w:r>
     </w:p>
     <w:p>
@@ -765,7 +849,13 @@
         <w:pStyle w:val="FirstParagraph"/>
       </w:pPr>
       <w:r>
-        <w:t xml:space="preserve">The core purpose of ANCOVA is to make this adjustment. This is important because:</w:t>
+        <w:t xml:space="preserve">The core purpose of ANCOVA is to make this adjustment. This is important</w:t>
+      </w:r>
+      <w:r>
+        <w:t xml:space="preserve"> </w:t>
+      </w:r>
+      <w:r>
+        <w:t xml:space="preserve">because:</w:t>
       </w:r>
     </w:p>
     <w:p>
@@ -777,7 +867,19 @@
         </w:numPr>
       </w:pPr>
       <w:r>
-        <w:t xml:space="preserve">When groups differ in their covariate values (as they often do in observational studies or even in experiments with random assignment), comparing raw means can be misleading</w:t>
+        <w:t xml:space="preserve">When groups differ in their covariate values (as they often do in</w:t>
+      </w:r>
+      <w:r>
+        <w:t xml:space="preserve"> </w:t>
+      </w:r>
+      <w:r>
+        <w:t xml:space="preserve">observational studies or even in experiments with random</w:t>
+      </w:r>
+      <w:r>
+        <w:t xml:space="preserve"> </w:t>
+      </w:r>
+      <w:r>
+        <w:t xml:space="preserve">assignment), comparing raw means can be misleading</w:t>
       </w:r>
     </w:p>
     <w:p>
@@ -801,7 +903,19 @@
         <w:t xml:space="preserve"> </w:t>
       </w:r>
       <w:r>
-        <w:t xml:space="preserve">by estimating what each group’s mean would be if they all had the same value of the covariate</w:t>
+        <w:t xml:space="preserve">by estimating what</w:t>
+      </w:r>
+      <w:r>
+        <w:t xml:space="preserve"> </w:t>
+      </w:r>
+      <w:r>
+        <w:t xml:space="preserve">each group’s mean would be if they all had the same value of the</w:t>
+      </w:r>
+      <w:r>
+        <w:t xml:space="preserve"> </w:t>
+      </w:r>
+      <w:r>
+        <w:t xml:space="preserve">covariate</w:t>
       </w:r>
     </w:p>
     <w:bookmarkEnd w:id="36"/>
@@ -877,7 +991,13 @@
         <w:pStyle w:val="FirstParagraph"/>
       </w:pPr>
       <w:r>
-        <w:t xml:space="preserve">For a single-factor ANCOVA with factor A (p levels, i = 1 to p), a continuous covariate (x), and response variable (y):</w:t>
+        <w:t xml:space="preserve">For a single-factor ANCOVA with factor A (p levels, i = 1 to p), a</w:t>
+      </w:r>
+      <w:r>
+        <w:t xml:space="preserve"> </w:t>
+      </w:r>
+      <w:r>
+        <w:t xml:space="preserve">continuous covariate (x), and response variable (y):</w:t>
       </w:r>
     </w:p>
     <w:p>
@@ -1031,7 +1151,13 @@
         <w:t xml:space="preserve"> </w:t>
       </w:r>
       <w:r>
-        <w:t xml:space="preserve">= response value for observation j in level i of factor A -</w:t>
+        <w:t xml:space="preserve">= response value for observation j in level i of</w:t>
+      </w:r>
+      <w:r>
+        <w:t xml:space="preserve"> </w:t>
+      </w:r>
+      <w:r>
+        <w:t xml:space="preserve">factor A -</w:t>
       </w:r>
       <w:r>
         <w:t xml:space="preserve"> </w:t>
@@ -1068,7 +1194,13 @@
         <w:t xml:space="preserve"> </w:t>
       </w:r>
       <w:r>
-        <w:t xml:space="preserve">= effect of level i of factor A -</w:t>
+        <w:t xml:space="preserve">= effect of level i of</w:t>
+      </w:r>
+      <w:r>
+        <w:t xml:space="preserve"> </w:t>
+      </w:r>
+      <w:r>
+        <w:t xml:space="preserve">factor A -</w:t>
       </w:r>
       <w:r>
         <w:t xml:space="preserve"> </w:t>
@@ -1129,7 +1261,13 @@
         <w:t xml:space="preserve"> </w:t>
       </w:r>
       <w:r>
-        <w:t xml:space="preserve">= mean value of covariate -</w:t>
+        <w:t xml:space="preserve">=</w:t>
+      </w:r>
+      <w:r>
+        <w:t xml:space="preserve"> </w:t>
+      </w:r>
+      <w:r>
+        <w:t xml:space="preserve">mean value of covariate -</w:t>
       </w:r>
       <w:r>
         <w:t xml:space="preserve"> </w:t>
@@ -1223,7 +1361,13 @@
         <w:t xml:space="preserve"> </w:t>
       </w:r>
       <w:r>
-        <w:t xml:space="preserve">= effect of level i (difference between group mean and overall mean)</w:t>
+        <w:t xml:space="preserve">= effect of level i (difference between group mean and</w:t>
+      </w:r>
+      <w:r>
+        <w:t xml:space="preserve"> </w:t>
+      </w:r>
+      <w:r>
+        <w:t xml:space="preserve">overall mean)</w:t>
       </w:r>
     </w:p>
     <w:p>
@@ -1358,7 +1502,13 @@
         <w:t xml:space="preserve"> </w:t>
       </w:r>
       <w:r>
-        <w:t xml:space="preserve">across all treatment groups (we’ll test this later).</w:t>
+        <w:t xml:space="preserve">across all treatment groups</w:t>
+      </w:r>
+      <w:r>
+        <w:t xml:space="preserve"> </w:t>
+      </w:r>
+      <w:r>
+        <w:t xml:space="preserve">(we’ll test this later).</w:t>
       </w:r>
     </w:p>
     <w:bookmarkEnd w:id="43"/>
@@ -1369,7 +1519,7 @@
       <w:r>
         <w:drawing>
           <wp:inline>
-            <wp:extent cx="6578600" cy="6578600"/>
+            <wp:extent cx="3657600" cy="3657600"/>
             <wp:effectExtent b="0" l="0" r="0" t="0"/>
             <wp:docPr descr="" title="" id="45" name="Picture"/>
             <a:graphic>
@@ -1390,7 +1540,7 @@
                   <pic:spPr bwMode="auto">
                     <a:xfrm>
                       <a:off x="0" y="0"/>
-                      <a:ext cx="6578600" cy="6578600"/>
+                      <a:ext cx="3657600" cy="3657600"/>
                     </a:xfrm>
                     <a:prstGeom prst="rect">
                       <a:avLst/>
@@ -1433,7 +1583,13 @@
         <w:pStyle w:val="FirstParagraph"/>
       </w:pPr>
       <w:r>
-        <w:t xml:space="preserve">Basic ANCOVA model: - Response: continuous variable (y) - Predictor: categorical factor (A)</w:t>
+        <w:t xml:space="preserve">Basic ANCOVA model: - Response: continuous variable (y) - Predictor:</w:t>
+      </w:r>
+      <w:r>
+        <w:t xml:space="preserve"> </w:t>
+      </w:r>
+      <w:r>
+        <w:t xml:space="preserve">categorical factor (A)</w:t>
       </w:r>
       <w:r>
         <w:br/>
@@ -1635,7 +1791,13 @@
         <w:pStyle w:val="FirstParagraph"/>
       </w:pPr>
       <w:r>
-        <w:t xml:space="preserve">Both approaches use Type I SS (sequential). For unbalanced designs, you may want Type III SS using car package.</w:t>
+        <w:t xml:space="preserve">Both approaches use Type I SS (sequential). For unbalanced designs, you</w:t>
+      </w:r>
+      <w:r>
+        <w:t xml:space="preserve"> </w:t>
+      </w:r>
+      <w:r>
+        <w:t xml:space="preserve">may want Type III SS using car package.</w:t>
       </w:r>
     </w:p>
     <w:bookmarkEnd w:id="48"/>
@@ -2349,7 +2511,19 @@
         <w:pStyle w:val="FirstParagraph"/>
       </w:pPr>
       <w:r>
-        <w:t xml:space="preserve">The Type III approach is often preferred for: - Unbalanced designs - When you want to test each effect adjusted for all others - More conservative approach when groups differ in covariate values</w:t>
+        <w:t xml:space="preserve">The Type III approach is often preferred for: - Unbalanced designs -</w:t>
+      </w:r>
+      <w:r>
+        <w:t xml:space="preserve"> </w:t>
+      </w:r>
+      <w:r>
+        <w:t xml:space="preserve">When you want to test each effect adjusted for all others - More</w:t>
+      </w:r>
+      <w:r>
+        <w:t xml:space="preserve"> </w:t>
+      </w:r>
+      <w:r>
+        <w:t xml:space="preserve">conservative approach when groups differ in covariate values</w:t>
       </w:r>
     </w:p>
     <w:bookmarkEnd w:id="50"/>
@@ -2480,6 +2654,7 @@
                 <w:i w:val="false"/>
                 <w:b w:val="true"/>
                 <w:u w:val="none"/>
+                <w:strike w:val="false"/>
                 <w:sz w:val="20"/>
                 <w:szCs w:val="20"/>
                 <w:color w:val="000000"/>
@@ -2491,6 +2666,7 @@
                 <w:i w:val="false"/>
                 <w:b w:val="true"/>
                 <w:u w:val="none"/>
+                <w:strike w:val="false"/>
                 <w:sz w:val="20"/>
                 <w:szCs w:val="20"/>
                 <w:color w:val="000000"/>
@@ -2532,6 +2708,7 @@
                 <w:i w:val="false"/>
                 <w:b w:val="true"/>
                 <w:u w:val="none"/>
+                <w:strike w:val="false"/>
                 <w:sz w:val="20"/>
                 <w:szCs w:val="20"/>
                 <w:color w:val="000000"/>
@@ -2543,6 +2720,7 @@
                 <w:i w:val="false"/>
                 <w:b w:val="true"/>
                 <w:u w:val="none"/>
+                <w:strike w:val="false"/>
                 <w:sz w:val="20"/>
                 <w:szCs w:val="20"/>
                 <w:color w:val="000000"/>
@@ -2584,6 +2762,7 @@
                 <w:i w:val="false"/>
                 <w:b w:val="true"/>
                 <w:u w:val="none"/>
+                <w:strike w:val="false"/>
                 <w:sz w:val="20"/>
                 <w:szCs w:val="20"/>
                 <w:color w:val="000000"/>
@@ -2595,6 +2774,7 @@
                 <w:i w:val="false"/>
                 <w:b w:val="true"/>
                 <w:u w:val="none"/>
+                <w:strike w:val="false"/>
                 <w:sz w:val="20"/>
                 <w:szCs w:val="20"/>
                 <w:color w:val="000000"/>
@@ -2636,6 +2816,7 @@
                 <w:i w:val="false"/>
                 <w:b w:val="true"/>
                 <w:u w:val="none"/>
+                <w:strike w:val="false"/>
                 <w:sz w:val="20"/>
                 <w:szCs w:val="20"/>
                 <w:color w:val="000000"/>
@@ -2647,6 +2828,7 @@
                 <w:i w:val="false"/>
                 <w:b w:val="true"/>
                 <w:u w:val="none"/>
+                <w:strike w:val="false"/>
                 <w:sz w:val="20"/>
                 <w:szCs w:val="20"/>
                 <w:color w:val="000000"/>
@@ -2688,6 +2870,7 @@
                 <w:i w:val="false"/>
                 <w:b w:val="true"/>
                 <w:u w:val="none"/>
+                <w:strike w:val="false"/>
                 <w:sz w:val="20"/>
                 <w:szCs w:val="20"/>
                 <w:color w:val="000000"/>
@@ -2699,6 +2882,7 @@
                 <w:i w:val="false"/>
                 <w:b w:val="true"/>
                 <w:u w:val="none"/>
+                <w:strike w:val="false"/>
                 <w:sz w:val="20"/>
                 <w:szCs w:val="20"/>
                 <w:color w:val="000000"/>
@@ -2740,6 +2924,7 @@
                 <w:i w:val="false"/>
                 <w:b w:val="true"/>
                 <w:u w:val="none"/>
+                <w:strike w:val="false"/>
                 <w:sz w:val="20"/>
                 <w:szCs w:val="20"/>
                 <w:color w:val="000000"/>
@@ -2751,6 +2936,7 @@
                 <w:i w:val="false"/>
                 <w:b w:val="true"/>
                 <w:u w:val="none"/>
+                <w:strike w:val="false"/>
                 <w:sz w:val="20"/>
                 <w:szCs w:val="20"/>
                 <w:color w:val="000000"/>
@@ -2798,6 +2984,7 @@
                 <w:i w:val="false"/>
                 <w:b w:val="false"/>
                 <w:u w:val="none"/>
+                <w:strike w:val="false"/>
                 <w:sz w:val="20"/>
                 <w:szCs w:val="20"/>
                 <w:color w:val="000000"/>
@@ -2809,6 +2996,7 @@
                 <w:i w:val="false"/>
                 <w:b w:val="false"/>
                 <w:u w:val="none"/>
+                <w:strike w:val="false"/>
                 <w:sz w:val="20"/>
                 <w:szCs w:val="20"/>
                 <w:color w:val="000000"/>
@@ -2850,6 +3038,7 @@
                 <w:i w:val="false"/>
                 <w:b w:val="false"/>
                 <w:u w:val="none"/>
+                <w:strike w:val="false"/>
                 <w:sz w:val="20"/>
                 <w:szCs w:val="20"/>
                 <w:color w:val="000000"/>
@@ -2861,6 +3050,7 @@
                 <w:i w:val="false"/>
                 <w:b w:val="false"/>
                 <w:u w:val="none"/>
+                <w:strike w:val="false"/>
                 <w:sz w:val="20"/>
                 <w:szCs w:val="20"/>
                 <w:color w:val="000000"/>
@@ -2902,6 +3092,7 @@
                 <w:i w:val="false"/>
                 <w:b w:val="false"/>
                 <w:u w:val="none"/>
+                <w:strike w:val="false"/>
                 <w:sz w:val="20"/>
                 <w:szCs w:val="20"/>
                 <w:color w:val="000000"/>
@@ -2913,6 +3104,7 @@
                 <w:i w:val="false"/>
                 <w:b w:val="false"/>
                 <w:u w:val="none"/>
+                <w:strike w:val="false"/>
                 <w:sz w:val="20"/>
                 <w:szCs w:val="20"/>
                 <w:color w:val="000000"/>
@@ -2954,6 +3146,7 @@
                 <w:i w:val="false"/>
                 <w:b w:val="false"/>
                 <w:u w:val="none"/>
+                <w:strike w:val="false"/>
                 <w:sz w:val="20"/>
                 <w:szCs w:val="20"/>
                 <w:color w:val="000000"/>
@@ -2965,6 +3158,7 @@
                 <w:i w:val="false"/>
                 <w:b w:val="false"/>
                 <w:u w:val="none"/>
+                <w:strike w:val="false"/>
                 <w:sz w:val="20"/>
                 <w:szCs w:val="20"/>
                 <w:color w:val="000000"/>
@@ -3006,6 +3200,7 @@
                 <w:i w:val="false"/>
                 <w:b w:val="false"/>
                 <w:u w:val="none"/>
+                <w:strike w:val="false"/>
                 <w:sz w:val="20"/>
                 <w:szCs w:val="20"/>
                 <w:color w:val="000000"/>
@@ -3017,6 +3212,7 @@
                 <w:i w:val="false"/>
                 <w:b w:val="false"/>
                 <w:u w:val="none"/>
+                <w:strike w:val="false"/>
                 <w:sz w:val="20"/>
                 <w:szCs w:val="20"/>
                 <w:color w:val="000000"/>
@@ -3058,6 +3254,7 @@
                 <w:i w:val="false"/>
                 <w:b w:val="false"/>
                 <w:u w:val="none"/>
+                <w:strike w:val="false"/>
                 <w:sz w:val="20"/>
                 <w:szCs w:val="20"/>
                 <w:color w:val="000000"/>
@@ -3069,6 +3266,7 @@
                 <w:i w:val="false"/>
                 <w:b w:val="false"/>
                 <w:u w:val="none"/>
+                <w:strike w:val="false"/>
                 <w:sz w:val="20"/>
                 <w:szCs w:val="20"/>
                 <w:color w:val="000000"/>
@@ -3116,6 +3314,7 @@
                 <w:i w:val="false"/>
                 <w:b w:val="false"/>
                 <w:u w:val="none"/>
+                <w:strike w:val="false"/>
                 <w:sz w:val="20"/>
                 <w:szCs w:val="20"/>
                 <w:color w:val="000000"/>
@@ -3127,6 +3326,7 @@
                 <w:i w:val="false"/>
                 <w:b w:val="false"/>
                 <w:u w:val="none"/>
+                <w:strike w:val="false"/>
                 <w:sz w:val="20"/>
                 <w:szCs w:val="20"/>
                 <w:color w:val="000000"/>
@@ -3168,6 +3368,7 @@
                 <w:i w:val="false"/>
                 <w:b w:val="false"/>
                 <w:u w:val="none"/>
+                <w:strike w:val="false"/>
                 <w:sz w:val="20"/>
                 <w:szCs w:val="20"/>
                 <w:color w:val="000000"/>
@@ -3179,6 +3380,7 @@
                 <w:i w:val="false"/>
                 <w:b w:val="false"/>
                 <w:u w:val="none"/>
+                <w:strike w:val="false"/>
                 <w:sz w:val="20"/>
                 <w:szCs w:val="20"/>
                 <w:color w:val="000000"/>
@@ -3220,6 +3422,7 @@
                 <w:i w:val="false"/>
                 <w:b w:val="false"/>
                 <w:u w:val="none"/>
+                <w:strike w:val="false"/>
                 <w:sz w:val="20"/>
                 <w:szCs w:val="20"/>
                 <w:color w:val="000000"/>
@@ -3231,6 +3434,7 @@
                 <w:i w:val="false"/>
                 <w:b w:val="false"/>
                 <w:u w:val="none"/>
+                <w:strike w:val="false"/>
                 <w:sz w:val="20"/>
                 <w:szCs w:val="20"/>
                 <w:color w:val="000000"/>
@@ -3272,6 +3476,7 @@
                 <w:i w:val="false"/>
                 <w:b w:val="false"/>
                 <w:u w:val="none"/>
+                <w:strike w:val="false"/>
                 <w:sz w:val="20"/>
                 <w:szCs w:val="20"/>
                 <w:color w:val="000000"/>
@@ -3283,6 +3488,7 @@
                 <w:i w:val="false"/>
                 <w:b w:val="false"/>
                 <w:u w:val="none"/>
+                <w:strike w:val="false"/>
                 <w:sz w:val="20"/>
                 <w:szCs w:val="20"/>
                 <w:color w:val="000000"/>
@@ -3324,6 +3530,7 @@
                 <w:i w:val="false"/>
                 <w:b w:val="false"/>
                 <w:u w:val="none"/>
+                <w:strike w:val="false"/>
                 <w:sz w:val="20"/>
                 <w:szCs w:val="20"/>
                 <w:color w:val="000000"/>
@@ -3335,6 +3542,7 @@
                 <w:i w:val="false"/>
                 <w:b w:val="false"/>
                 <w:u w:val="none"/>
+                <w:strike w:val="false"/>
                 <w:sz w:val="20"/>
                 <w:szCs w:val="20"/>
                 <w:color w:val="000000"/>
@@ -3376,6 +3584,7 @@
                 <w:i w:val="false"/>
                 <w:b w:val="false"/>
                 <w:u w:val="none"/>
+                <w:strike w:val="false"/>
                 <w:sz w:val="20"/>
                 <w:szCs w:val="20"/>
                 <w:color w:val="000000"/>
@@ -3387,6 +3596,7 @@
                 <w:i w:val="false"/>
                 <w:b w:val="false"/>
                 <w:u w:val="none"/>
+                <w:strike w:val="false"/>
                 <w:sz w:val="20"/>
                 <w:szCs w:val="20"/>
                 <w:color w:val="000000"/>
@@ -3434,6 +3644,7 @@
                 <w:i w:val="false"/>
                 <w:b w:val="false"/>
                 <w:u w:val="none"/>
+                <w:strike w:val="false"/>
                 <w:sz w:val="20"/>
                 <w:szCs w:val="20"/>
                 <w:color w:val="000000"/>
@@ -3445,6 +3656,7 @@
                 <w:i w:val="false"/>
                 <w:b w:val="false"/>
                 <w:u w:val="none"/>
+                <w:strike w:val="false"/>
                 <w:sz w:val="20"/>
                 <w:szCs w:val="20"/>
                 <w:color w:val="000000"/>
@@ -3486,6 +3698,7 @@
                 <w:i w:val="false"/>
                 <w:b w:val="false"/>
                 <w:u w:val="none"/>
+                <w:strike w:val="false"/>
                 <w:sz w:val="20"/>
                 <w:szCs w:val="20"/>
                 <w:color w:val="000000"/>
@@ -3497,6 +3710,7 @@
                 <w:i w:val="false"/>
                 <w:b w:val="false"/>
                 <w:u w:val="none"/>
+                <w:strike w:val="false"/>
                 <w:sz w:val="20"/>
                 <w:szCs w:val="20"/>
                 <w:color w:val="000000"/>
@@ -3538,6 +3752,7 @@
                 <w:i w:val="false"/>
                 <w:b w:val="false"/>
                 <w:u w:val="none"/>
+                <w:strike w:val="false"/>
                 <w:sz w:val="20"/>
                 <w:szCs w:val="20"/>
                 <w:color w:val="000000"/>
@@ -3549,6 +3764,7 @@
                 <w:i w:val="false"/>
                 <w:b w:val="false"/>
                 <w:u w:val="none"/>
+                <w:strike w:val="false"/>
                 <w:sz w:val="20"/>
                 <w:szCs w:val="20"/>
                 <w:color w:val="000000"/>
@@ -3590,6 +3806,7 @@
                 <w:i w:val="false"/>
                 <w:b w:val="false"/>
                 <w:u w:val="none"/>
+                <w:strike w:val="false"/>
                 <w:sz w:val="20"/>
                 <w:szCs w:val="20"/>
                 <w:color w:val="000000"/>
@@ -3601,6 +3818,7 @@
                 <w:i w:val="false"/>
                 <w:b w:val="false"/>
                 <w:u w:val="none"/>
+                <w:strike w:val="false"/>
                 <w:sz w:val="20"/>
                 <w:szCs w:val="20"/>
                 <w:color w:val="000000"/>
@@ -3642,6 +3860,7 @@
                 <w:i w:val="false"/>
                 <w:b w:val="false"/>
                 <w:u w:val="none"/>
+                <w:strike w:val="false"/>
                 <w:sz w:val="20"/>
                 <w:szCs w:val="20"/>
                 <w:color w:val="000000"/>
@@ -3653,6 +3872,7 @@
                 <w:i w:val="false"/>
                 <w:b w:val="false"/>
                 <w:u w:val="none"/>
+                <w:strike w:val="false"/>
                 <w:sz w:val="20"/>
                 <w:szCs w:val="20"/>
                 <w:color w:val="000000"/>
@@ -3694,6 +3914,7 @@
                 <w:i w:val="false"/>
                 <w:b w:val="false"/>
                 <w:u w:val="none"/>
+                <w:strike w:val="false"/>
                 <w:sz w:val="20"/>
                 <w:szCs w:val="20"/>
                 <w:color w:val="000000"/>
@@ -3705,6 +3926,7 @@
                 <w:i w:val="false"/>
                 <w:b w:val="false"/>
                 <w:u w:val="none"/>
+                <w:strike w:val="false"/>
                 <w:sz w:val="20"/>
                 <w:szCs w:val="20"/>
                 <w:color w:val="000000"/>
@@ -3752,6 +3974,7 @@
                 <w:i w:val="false"/>
                 <w:b w:val="false"/>
                 <w:u w:val="none"/>
+                <w:strike w:val="false"/>
                 <w:sz w:val="20"/>
                 <w:szCs w:val="20"/>
                 <w:color w:val="000000"/>
@@ -3763,6 +3986,7 @@
                 <w:i w:val="false"/>
                 <w:b w:val="false"/>
                 <w:u w:val="none"/>
+                <w:strike w:val="false"/>
                 <w:sz w:val="20"/>
                 <w:szCs w:val="20"/>
                 <w:color w:val="000000"/>
@@ -3804,6 +4028,7 @@
                 <w:i w:val="false"/>
                 <w:b w:val="false"/>
                 <w:u w:val="none"/>
+                <w:strike w:val="false"/>
                 <w:sz w:val="20"/>
                 <w:szCs w:val="20"/>
                 <w:color w:val="000000"/>
@@ -3815,6 +4040,7 @@
                 <w:i w:val="false"/>
                 <w:b w:val="false"/>
                 <w:u w:val="none"/>
+                <w:strike w:val="false"/>
                 <w:sz w:val="20"/>
                 <w:szCs w:val="20"/>
                 <w:color w:val="000000"/>
@@ -3856,6 +4082,7 @@
                 <w:i w:val="false"/>
                 <w:b w:val="false"/>
                 <w:u w:val="none"/>
+                <w:strike w:val="false"/>
                 <w:sz w:val="20"/>
                 <w:szCs w:val="20"/>
                 <w:color w:val="000000"/>
@@ -3867,6 +4094,7 @@
                 <w:i w:val="false"/>
                 <w:b w:val="false"/>
                 <w:u w:val="none"/>
+                <w:strike w:val="false"/>
                 <w:sz w:val="20"/>
                 <w:szCs w:val="20"/>
                 <w:color w:val="000000"/>
@@ -3908,6 +4136,7 @@
                 <w:i w:val="false"/>
                 <w:b w:val="false"/>
                 <w:u w:val="none"/>
+                <w:strike w:val="false"/>
                 <w:sz w:val="20"/>
                 <w:szCs w:val="20"/>
                 <w:color w:val="000000"/>
@@ -3919,6 +4148,7 @@
                 <w:i w:val="false"/>
                 <w:b w:val="false"/>
                 <w:u w:val="none"/>
+                <w:strike w:val="false"/>
                 <w:sz w:val="20"/>
                 <w:szCs w:val="20"/>
                 <w:color w:val="000000"/>
@@ -3960,6 +4190,7 @@
                 <w:i w:val="false"/>
                 <w:b w:val="false"/>
                 <w:u w:val="none"/>
+                <w:strike w:val="false"/>
                 <w:sz w:val="20"/>
                 <w:szCs w:val="20"/>
                 <w:color w:val="000000"/>
@@ -3971,6 +4202,7 @@
                 <w:i w:val="false"/>
                 <w:b w:val="false"/>
                 <w:u w:val="none"/>
+                <w:strike w:val="false"/>
                 <w:sz w:val="20"/>
                 <w:szCs w:val="20"/>
                 <w:color w:val="000000"/>
@@ -4012,6 +4244,7 @@
                 <w:i w:val="false"/>
                 <w:b w:val="false"/>
                 <w:u w:val="none"/>
+                <w:strike w:val="false"/>
                 <w:sz w:val="20"/>
                 <w:szCs w:val="20"/>
                 <w:color w:val="000000"/>
@@ -4023,6 +4256,7 @@
                 <w:i w:val="false"/>
                 <w:b w:val="false"/>
                 <w:u w:val="none"/>
+                <w:strike w:val="false"/>
                 <w:sz w:val="20"/>
                 <w:szCs w:val="20"/>
                 <w:color w:val="000000"/>
@@ -4424,7 +4658,13 @@
         <w:pStyle w:val="FirstParagraph"/>
       </w:pPr>
       <w:r>
-        <w:t xml:space="preserve">ANCOVA assumes the regression slopes are the same for all groups (parallel regression lines)</w:t>
+        <w:t xml:space="preserve">ANCOVA assumes the regression slopes are the same for all groups</w:t>
+      </w:r>
+      <w:r>
+        <w:t xml:space="preserve"> </w:t>
+      </w:r>
+      <w:r>
+        <w:t xml:space="preserve">(parallel regression lines)</w:t>
       </w:r>
     </w:p>
     <w:p>
@@ -4880,7 +5120,19 @@
         <w:pStyle w:val="FirstParagraph"/>
       </w:pPr>
       <w:r>
-        <w:t xml:space="preserve">The p-value for the interaction is 0.984. Since p &gt; 0.05, we can proceed with standard ANCOVA (assuming homogeneous slopes).</w:t>
+        <w:t xml:space="preserve">The p-value for the interaction is 0.984.</w:t>
+      </w:r>
+      <w:r>
+        <w:t xml:space="preserve"> </w:t>
+      </w:r>
+      <w:r>
+        <w:t xml:space="preserve">Since p &gt; 0.05, we can proceed with standard ANCOVA (assuming</w:t>
+      </w:r>
+      <w:r>
+        <w:t xml:space="preserve"> </w:t>
+      </w:r>
+      <w:r>
+        <w:t xml:space="preserve">homogeneous slopes).</w:t>
       </w:r>
     </w:p>
     <w:bookmarkEnd w:id="58"/>
@@ -4974,7 +5226,13 @@
         <w:pStyle w:val="FirstParagraph"/>
       </w:pPr>
       <w:r>
-        <w:t xml:space="preserve">If the interaction term is significant (p &lt; 0.05), the slope-group relationship is not the same across groups.</w:t>
+        <w:t xml:space="preserve">If the interaction term is significant (p &lt; 0.05), the slope-group</w:t>
+      </w:r>
+      <w:r>
+        <w:t xml:space="preserve"> </w:t>
+      </w:r>
+      <w:r>
+        <w:t xml:space="preserve">relationship is not the same across groups.</w:t>
       </w:r>
     </w:p>
     <w:p>
@@ -5003,7 +5261,13 @@
         <w:t xml:space="preserve"> </w:t>
       </w:r>
       <w:r>
-        <w:t xml:space="preserve">- this is a biologically interesting result!</w:t>
+        <w:t xml:space="preserve">- this is a biologically interesting</w:t>
+      </w:r>
+      <w:r>
+        <w:t xml:space="preserve"> </w:t>
+      </w:r>
+      <w:r>
+        <w:t xml:space="preserve">result!</w:t>
       </w:r>
     </w:p>
     <w:p>
@@ -5045,7 +5309,13 @@
         <w:t xml:space="preserve"> </w:t>
       </w:r>
       <w:r>
-        <w:t xml:space="preserve">- identifies regions of the covariate where groups differ significantly</w:t>
+        <w:t xml:space="preserve">- identifies regions of the covariate</w:t>
+      </w:r>
+      <w:r>
+        <w:t xml:space="preserve"> </w:t>
+      </w:r>
+      <w:r>
+        <w:t xml:space="preserve">where groups differ significantly</w:t>
       </w:r>
     </w:p>
     <w:p>
@@ -5066,7 +5336,13 @@
         <w:t xml:space="preserve"> </w:t>
       </w:r>
       <w:r>
-        <w:t xml:space="preserve">- consider transformation, polynomial terms, or more complex models</w:t>
+        <w:t xml:space="preserve">- consider transformation, polynomial terms,</w:t>
+      </w:r>
+      <w:r>
+        <w:t xml:space="preserve"> </w:t>
+      </w:r>
+      <w:r>
+        <w:t xml:space="preserve">or more complex models</w:t>
       </w:r>
     </w:p>
     <w:bookmarkEnd w:id="64"/>
@@ -5077,7 +5353,7 @@
       <w:r>
         <w:drawing>
           <wp:inline>
-            <wp:extent cx="6578600" cy="6578600"/>
+            <wp:extent cx="4572000" cy="4572000"/>
             <wp:effectExtent b="0" l="0" r="0" t="0"/>
             <wp:docPr descr="" title="" id="66" name="Picture"/>
             <a:graphic>
@@ -5098,7 +5374,7 @@
                   <pic:spPr bwMode="auto">
                     <a:xfrm>
                       <a:off x="0" y="0"/>
-                      <a:ext cx="6578600" cy="6578600"/>
+                      <a:ext cx="4572000" cy="4572000"/>
                     </a:xfrm>
                     <a:prstGeom prst="rect">
                       <a:avLst/>
@@ -5817,7 +6093,7 @@
       <w:r>
         <w:drawing>
           <wp:inline>
-            <wp:extent cx="6578600" cy="4186381"/>
+            <wp:extent cx="2743200" cy="2743200"/>
             <wp:effectExtent b="0" l="0" r="0" t="0"/>
             <wp:docPr descr="" title="" id="70" name="Picture"/>
             <a:graphic>
@@ -5838,7 +6114,7 @@
                   <pic:spPr bwMode="auto">
                     <a:xfrm>
                       <a:off x="0" y="0"/>
-                      <a:ext cx="6578600" cy="4186381"/>
+                      <a:ext cx="2743200" cy="2743200"/>
                     </a:xfrm>
                     <a:prstGeom prst="rect">
                       <a:avLst/>
@@ -6131,7 +6407,19 @@
         <w:pStyle w:val="FirstParagraph"/>
       </w:pPr>
       <w:r>
-        <w:t xml:space="preserve">The p-value for the interaction term (treatment × THORAX) is 0.984. Since this value is &gt; 0.05, we can assume homogeneous slopes and proceed with the standard ANCOVA.</w:t>
+        <w:t xml:space="preserve">The p-value for the interaction term (treatment × THORAX) is</w:t>
+      </w:r>
+      <w:r>
+        <w:t xml:space="preserve"> </w:t>
+      </w:r>
+      <w:r>
+        <w:t xml:space="preserve">0.984. Since this value is &gt; 0.05, we can assume</w:t>
+      </w:r>
+      <w:r>
+        <w:t xml:space="preserve"> </w:t>
+      </w:r>
+      <w:r>
+        <w:t xml:space="preserve">homogeneous slopes and proceed with the standard ANCOVA.</w:t>
       </w:r>
     </w:p>
     <w:bookmarkEnd w:id="74"/>
@@ -7215,7 +7503,7 @@
       <w:r>
         <w:drawing>
           <wp:inline>
-            <wp:extent cx="6578600" cy="4186381"/>
+            <wp:extent cx="2743200" cy="2743200"/>
             <wp:effectExtent b="0" l="0" r="0" t="0"/>
             <wp:docPr descr="" title="" id="78" name="Picture"/>
             <a:graphic>
@@ -7236,7 +7524,7 @@
                   <pic:spPr bwMode="auto">
                     <a:xfrm>
                       <a:off x="0" y="0"/>
-                      <a:ext cx="6578600" cy="4186381"/>
+                      <a:ext cx="2743200" cy="2743200"/>
                     </a:xfrm>
                     <a:prstGeom prst="rect">
                       <a:avLst/>
@@ -7347,7 +7635,19 @@
         <w:pStyle w:val="FirstParagraph"/>
       </w:pPr>
       <w:r>
-        <w:t xml:space="preserve">Constable (1993) studied shrinking in sea urchin test: - Compared suture widths between treatments - Three groups: high food, low food, initial sample - Covariate: body volume (cube root transformed)</w:t>
+        <w:t xml:space="preserve">Constable (1993) studied shrinking in sea urchin test: - Compared suture</w:t>
+      </w:r>
+      <w:r>
+        <w:t xml:space="preserve"> </w:t>
+      </w:r>
+      <w:r>
+        <w:t xml:space="preserve">widths between treatments - Three groups: high food, low food, initial</w:t>
+      </w:r>
+      <w:r>
+        <w:t xml:space="preserve"> </w:t>
+      </w:r>
+      <w:r>
+        <w:t xml:space="preserve">sample - Covariate: body volume (cube root transformed)</w:t>
       </w:r>
     </w:p>
     <w:p>
@@ -7355,7 +7655,13 @@
         <w:pStyle w:val="BodyText"/>
       </w:pPr>
       <w:r>
-        <w:t xml:space="preserve">The analysis showed: - Significant interaction between treatment and covariate -</w:t>
+        <w:t xml:space="preserve">The analysis showed: - Significant interaction between treatment and</w:t>
+      </w:r>
+      <w:r>
+        <w:t xml:space="preserve"> </w:t>
+      </w:r>
+      <w:r>
+        <w:t xml:space="preserve">covariate -</w:t>
       </w:r>
       <w:r>
         <w:t xml:space="preserve"> </w:t>
@@ -7371,7 +7677,13 @@
         <w:t xml:space="preserve"> </w:t>
       </w:r>
       <w:r>
-        <w:t xml:space="preserve">across treatments - Can’t use standard ANCOVA</w:t>
+        <w:t xml:space="preserve">across treatments - Can’t use</w:t>
+      </w:r>
+      <w:r>
+        <w:t xml:space="preserve"> </w:t>
+      </w:r>
+      <w:r>
+        <w:t xml:space="preserve">standard ANCOVA</w:t>
       </w:r>
     </w:p>
     <w:bookmarkEnd w:id="87"/>
@@ -7382,7 +7694,7 @@
       <w:r>
         <w:drawing>
           <wp:inline>
-            <wp:extent cx="6578600" cy="5847644"/>
+            <wp:extent cx="4114800" cy="3657600"/>
             <wp:effectExtent b="0" l="0" r="0" t="0"/>
             <wp:docPr descr="" title="" id="89" name="Picture"/>
             <a:graphic>
@@ -7403,7 +7715,7 @@
                   <pic:spPr bwMode="auto">
                     <a:xfrm>
                       <a:off x="0" y="0"/>
-                      <a:ext cx="6578600" cy="5847644"/>
+                      <a:ext cx="4114800" cy="3657600"/>
                     </a:xfrm>
                     <a:prstGeom prst="rect">
                       <a:avLst/>
@@ -7590,7 +7902,13 @@
         <w:pStyle w:val="FirstParagraph"/>
       </w:pPr>
       <w:r>
-        <w:t xml:space="preserve">When you have heterogeneous slopes, the Johnson-Neyman procedure identifies regions of the covariate where groups differ:</w:t>
+        <w:t xml:space="preserve">When you have heterogeneous slopes, the Johnson-Neyman procedure</w:t>
+      </w:r>
+      <w:r>
+        <w:t xml:space="preserve"> </w:t>
+      </w:r>
+      <w:r>
+        <w:t xml:space="preserve">identifies regions of the covariate where groups differ:</w:t>
       </w:r>
     </w:p>
     <w:p>
@@ -7624,7 +7942,13 @@
         </w:numPr>
       </w:pPr>
       <w:r>
-        <w:t xml:space="preserve">For large urchins, the initial sample has wider sutures than low food urchins</w:t>
+        <w:t xml:space="preserve">For large urchins, the initial sample has wider sutures than low</w:t>
+      </w:r>
+      <w:r>
+        <w:t xml:space="preserve"> </w:t>
+      </w:r>
+      <w:r>
+        <w:t xml:space="preserve">food urchins</w:t>
       </w:r>
     </w:p>
     <w:p>
@@ -7658,7 +7982,13 @@
         </w:numPr>
       </w:pPr>
       <w:r>
-        <w:t xml:space="preserve">For most urchins, high food treatment results in wider sutures than initial samples</w:t>
+        <w:t xml:space="preserve">For most urchins, high food treatment results in wider sutures</w:t>
+      </w:r>
+      <w:r>
+        <w:t xml:space="preserve"> </w:t>
+      </w:r>
+      <w:r>
+        <w:t xml:space="preserve">than initial samples</w:t>
       </w:r>
     </w:p>
     <w:p>
@@ -7692,7 +8022,13 @@
         </w:numPr>
       </w:pPr>
       <w:r>
-        <w:t xml:space="preserve">For most medium to large urchins, high food results in wider sutures than low food</w:t>
+        <w:t xml:space="preserve">For most medium to large urchins, high food results in wider</w:t>
+      </w:r>
+      <w:r>
+        <w:t xml:space="preserve"> </w:t>
+      </w:r>
+      <w:r>
+        <w:t xml:space="preserve">sutures than low food</w:t>
       </w:r>
     </w:p>
     <w:p>
@@ -7710,10 +8046,30 @@
           <w:b/>
           <w:bCs/>
         </w:rPr>
-        <w:t xml:space="preserve">food regime affects suture width differently depending on urchin size</w:t>
-      </w:r>
-      <w:r>
-        <w:t xml:space="preserve">. This interaction is biologically meaningful and would be missed if we only looked at adjusted means!</w:t>
+        <w:t xml:space="preserve">food regime affects suture width</w:t>
+      </w:r>
+      <w:r>
+        <w:rPr>
+          <w:b/>
+          <w:bCs/>
+        </w:rPr>
+        <w:t xml:space="preserve"> </w:t>
+      </w:r>
+      <w:r>
+        <w:rPr>
+          <w:b/>
+          <w:bCs/>
+        </w:rPr>
+        <w:t xml:space="preserve">differently depending on urchin size</w:t>
+      </w:r>
+      <w:r>
+        <w:t xml:space="preserve">. This interaction is biologically</w:t>
+      </w:r>
+      <w:r>
+        <w:t xml:space="preserve"> </w:t>
+      </w:r>
+      <w:r>
+        <w:t xml:space="preserve">meaningful and would be missed if we only looked at adjusted means!</w:t>
       </w:r>
     </w:p>
     <w:bookmarkEnd w:id="97"/>
@@ -9016,7 +9372,19 @@
         <w:pStyle w:val="FirstParagraph"/>
       </w:pPr>
       <w:r>
-        <w:t xml:space="preserve">Note: The permutation test is commented out as it requires the lmPerm package, which may not be installed. The rank-based approach is shown as a simple alternative.</w:t>
+        <w:t xml:space="preserve">Note: The permutation test is commented out as it requires the lmPerm</w:t>
+      </w:r>
+      <w:r>
+        <w:t xml:space="preserve"> </w:t>
+      </w:r>
+      <w:r>
+        <w:t xml:space="preserve">package, which may not be installed. The rank-based approach is shown as</w:t>
+      </w:r>
+      <w:r>
+        <w:t xml:space="preserve"> </w:t>
+      </w:r>
+      <w:r>
+        <w:t xml:space="preserve">a simple alternative.</w:t>
       </w:r>
     </w:p>
     <w:bookmarkEnd w:id="106"/>
@@ -9051,7 +9419,43 @@
         <w:pStyle w:val="BlockText"/>
       </w:pPr>
       <w:r>
-        <w:t xml:space="preserve">“We analyzed the effects of mating strategy on male fruitfly longevity using analysis of covariance (ANCOVA), with thorax length as a covariate. Before conducting the main analysis, we tested the homogeneity of slopes assumption and found no significant interaction between treatment and thorax length (F₄,₁₁₅ = 1.56, P = 0.19), indicating that the effect of body size on longevity was consistent across treatments.</w:t>
+        <w:t xml:space="preserve">“We analyzed the effects of mating strategy on male fruitfly longevity</w:t>
+      </w:r>
+      <w:r>
+        <w:t xml:space="preserve"> </w:t>
+      </w:r>
+      <w:r>
+        <w:t xml:space="preserve">using analysis of covariance (ANCOVA), with thorax length as a</w:t>
+      </w:r>
+      <w:r>
+        <w:t xml:space="preserve"> </w:t>
+      </w:r>
+      <w:r>
+        <w:t xml:space="preserve">covariate. Before conducting the main analysis, we tested the</w:t>
+      </w:r>
+      <w:r>
+        <w:t xml:space="preserve"> </w:t>
+      </w:r>
+      <w:r>
+        <w:t xml:space="preserve">homogeneity of slopes assumption and found no significant interaction</w:t>
+      </w:r>
+      <w:r>
+        <w:t xml:space="preserve"> </w:t>
+      </w:r>
+      <w:r>
+        <w:t xml:space="preserve">between treatment and thorax length (F₄,₁₁₅ = 1.56, P = 0.19),</w:t>
+      </w:r>
+      <w:r>
+        <w:t xml:space="preserve"> </w:t>
+      </w:r>
+      <w:r>
+        <w:t xml:space="preserve">indicating that the effect of body size on longevity was consistent</w:t>
+      </w:r>
+      <w:r>
+        <w:t xml:space="preserve"> </w:t>
+      </w:r>
+      <w:r>
+        <w:t xml:space="preserve">across treatments.</w:t>
       </w:r>
     </w:p>
     <w:p>
@@ -9059,7 +9463,85 @@
         <w:pStyle w:val="BlockText"/>
       </w:pPr>
       <w:r>
-        <w:t xml:space="preserve">The ANCOVA revealed significant effects of both treatment (F₄,₁₁₉ = 27.97, P &lt; 0.001) and thorax length (F₁,₁₁₉ = 145.44, P &lt; 0.001) on longevity. Thorax length was positively associated with longevity (b = 1.19), with larger males living longer. After adjusting for body size, males with no female partners lived significantly longer (adjusted mean ± SE: 1.81 ± 0.02 log₁₀ days) than males in any other treatment group. Males provided with a single virgin female daily (1.77 ± 0.02) or a single inseminated female daily (1.79 ± 0.02) showed intermediate longevity, while males with eight females per day showed the lowest longevity (1.72 ± 0.02 for inseminated females; 1.59 ± 0.02 for virgin females). Pairwise comparisons using Tukey’s HSD test indicated significant differences between all treatment groups (P &lt; 0.05) except between the two treatments with a single female per day (P = 0.42).”</w:t>
+        <w:t xml:space="preserve">The ANCOVA revealed significant effects of both treatment (F₄,₁₁₉ =</w:t>
+      </w:r>
+      <w:r>
+        <w:t xml:space="preserve"> </w:t>
+      </w:r>
+      <w:r>
+        <w:t xml:space="preserve">27.97, P &lt; 0.001) and thorax length (F₁,₁₁₉ = 145.44, P &lt; 0.001) on</w:t>
+      </w:r>
+      <w:r>
+        <w:t xml:space="preserve"> </w:t>
+      </w:r>
+      <w:r>
+        <w:t xml:space="preserve">longevity. Thorax length was positively associated with longevity (b =</w:t>
+      </w:r>
+      <w:r>
+        <w:t xml:space="preserve"> </w:t>
+      </w:r>
+      <w:r>
+        <w:t xml:space="preserve">1.19), with larger males living longer. After adjusting for body size,</w:t>
+      </w:r>
+      <w:r>
+        <w:t xml:space="preserve"> </w:t>
+      </w:r>
+      <w:r>
+        <w:t xml:space="preserve">males with no female partners lived significantly longer (adjusted</w:t>
+      </w:r>
+      <w:r>
+        <w:t xml:space="preserve"> </w:t>
+      </w:r>
+      <w:r>
+        <w:t xml:space="preserve">mean ± SE: 1.81 ± 0.02 log₁₀ days) than males in any other treatment</w:t>
+      </w:r>
+      <w:r>
+        <w:t xml:space="preserve"> </w:t>
+      </w:r>
+      <w:r>
+        <w:t xml:space="preserve">group. Males provided with a single virgin female daily (1.77 ± 0.02)</w:t>
+      </w:r>
+      <w:r>
+        <w:t xml:space="preserve"> </w:t>
+      </w:r>
+      <w:r>
+        <w:t xml:space="preserve">or a single inseminated female daily (1.79 ± 0.02) showed intermediate</w:t>
+      </w:r>
+      <w:r>
+        <w:t xml:space="preserve"> </w:t>
+      </w:r>
+      <w:r>
+        <w:t xml:space="preserve">longevity, while males with eight females per day showed the lowest</w:t>
+      </w:r>
+      <w:r>
+        <w:t xml:space="preserve"> </w:t>
+      </w:r>
+      <w:r>
+        <w:t xml:space="preserve">longevity (1.72 ± 0.02 for inseminated females; 1.59 ± 0.02 for virgin</w:t>
+      </w:r>
+      <w:r>
+        <w:t xml:space="preserve"> </w:t>
+      </w:r>
+      <w:r>
+        <w:t xml:space="preserve">females). Pairwise comparisons using Tukey’s HSD test indicated</w:t>
+      </w:r>
+      <w:r>
+        <w:t xml:space="preserve"> </w:t>
+      </w:r>
+      <w:r>
+        <w:t xml:space="preserve">significant differences between all treatment groups (P &lt; 0.05)</w:t>
+      </w:r>
+      <w:r>
+        <w:t xml:space="preserve"> </w:t>
+      </w:r>
+      <w:r>
+        <w:t xml:space="preserve">except between the two treatments with a single female per day (P =</w:t>
+      </w:r>
+      <w:r>
+        <w:t xml:space="preserve"> </w:t>
+      </w:r>
+      <w:r>
+        <w:t xml:space="preserve">0.42).”</w:t>
       </w:r>
     </w:p>
     <w:bookmarkEnd w:id="107"/>
@@ -9243,7 +9725,13 @@
         </w:numPr>
       </w:pPr>
       <w:r>
-        <w:t xml:space="preserve">If slopes are heterogeneous, use alternatives (Johnson-Neyman procedure)</w:t>
+        <w:t xml:space="preserve">If slopes are heterogeneous, use alternatives (Johnson-Neyman</w:t>
+      </w:r>
+      <w:r>
+        <w:t xml:space="preserve"> </w:t>
+      </w:r>
+      <w:r>
+        <w:t xml:space="preserve">procedure)</w:t>
       </w:r>
     </w:p>
     <w:p>

--- a/docs/ecostats_lectures/lecture_15/15_01_lecture_powerpoint.docx
+++ b/docs/ecostats_lectures/lecture_15/15_01_lecture_powerpoint.docx
@@ -38,14 +38,6 @@
     </w:p>
     <w:p>
       <w:pPr>
-        <w:pStyle w:val="FirstParagraph"/>
-      </w:pPr>
-      <w:r>
-        <w:t xml:space="preserve">General Linearized Models (GLM)</w:t>
-      </w:r>
-    </w:p>
-    <w:p>
-      <w:pPr>
         <w:pStyle w:val="Compact"/>
         <w:numPr>
           <w:ilvl w:val="0"/>
@@ -53,6 +45,18 @@
         </w:numPr>
       </w:pPr>
       <w:r>
+        <w:t xml:space="preserve">General Linear Models (GLM)</w:t>
+      </w:r>
+    </w:p>
+    <w:p>
+      <w:pPr>
+        <w:pStyle w:val="Compact"/>
+        <w:numPr>
+          <w:ilvl w:val="1"/>
+          <w:numId w:val="1002"/>
+        </w:numPr>
+      </w:pPr>
+      <w:r>
         <w:t xml:space="preserve">Gaussian GLMs (normal distribution)</w:t>
       </w:r>
     </w:p>
@@ -60,8 +64,8 @@
       <w:pPr>
         <w:pStyle w:val="Compact"/>
         <w:numPr>
-          <w:ilvl w:val="0"/>
-          <w:numId w:val="1001"/>
+          <w:ilvl w:val="1"/>
+          <w:numId w:val="1002"/>
         </w:numPr>
       </w:pPr>
       <w:r>
@@ -72,8 +76,8 @@
       <w:pPr>
         <w:pStyle w:val="Compact"/>
         <w:numPr>
-          <w:ilvl w:val="0"/>
-          <w:numId w:val="1001"/>
+          <w:ilvl w:val="1"/>
+          <w:numId w:val="1002"/>
         </w:numPr>
       </w:pPr>
       <w:r>
@@ -84,8 +88,8 @@
       <w:pPr>
         <w:pStyle w:val="Compact"/>
         <w:numPr>
-          <w:ilvl w:val="0"/>
-          <w:numId w:val="1001"/>
+          <w:ilvl w:val="1"/>
+          <w:numId w:val="1002"/>
         </w:numPr>
       </w:pPr>
       <w:r>
@@ -96,8 +100,8 @@
       <w:pPr>
         <w:pStyle w:val="Compact"/>
         <w:numPr>
-          <w:ilvl w:val="0"/>
-          <w:numId w:val="1001"/>
+          <w:ilvl w:val="1"/>
+          <w:numId w:val="1002"/>
         </w:numPr>
       </w:pPr>
       <w:r>
@@ -126,7 +130,11 @@
     </w:p>
     <w:p>
       <w:pPr>
-        <w:pStyle w:val="FirstParagraph"/>
+        <w:pStyle w:val="Compact"/>
+        <w:numPr>
+          <w:ilvl w:val="0"/>
+          <w:numId w:val="1003"/>
+        </w:numPr>
       </w:pPr>
       <w:r>
         <w:t xml:space="preserve">Analysis of covariance (ANCOVA):</w:t>
@@ -136,8 +144,8 @@
       <w:pPr>
         <w:pStyle w:val="Compact"/>
         <w:numPr>
-          <w:ilvl w:val="0"/>
-          <w:numId w:val="1002"/>
+          <w:ilvl w:val="1"/>
+          <w:numId w:val="1004"/>
         </w:numPr>
       </w:pPr>
       <w:r>
@@ -148,8 +156,8 @@
       <w:pPr>
         <w:pStyle w:val="Compact"/>
         <w:numPr>
-          <w:ilvl w:val="0"/>
-          <w:numId w:val="1002"/>
+          <w:ilvl w:val="1"/>
+          <w:numId w:val="1004"/>
         </w:numPr>
       </w:pPr>
       <w:r>
@@ -160,8 +168,8 @@
       <w:pPr>
         <w:pStyle w:val="Compact"/>
         <w:numPr>
-          <w:ilvl w:val="0"/>
-          <w:numId w:val="1002"/>
+          <w:ilvl w:val="1"/>
+          <w:numId w:val="1004"/>
         </w:numPr>
       </w:pPr>
       <w:r>
@@ -172,8 +180,8 @@
       <w:pPr>
         <w:pStyle w:val="Compact"/>
         <w:numPr>
-          <w:ilvl w:val="0"/>
-          <w:numId w:val="1002"/>
+          <w:ilvl w:val="1"/>
+          <w:numId w:val="1004"/>
         </w:numPr>
       </w:pPr>
       <w:r>
@@ -184,8 +192,8 @@
       <w:pPr>
         <w:pStyle w:val="Compact"/>
         <w:numPr>
-          <w:ilvl w:val="0"/>
-          <w:numId w:val="1002"/>
+          <w:ilvl w:val="1"/>
+          <w:numId w:val="1004"/>
         </w:numPr>
       </w:pPr>
       <w:r>
@@ -196,56 +204,56 @@
       <w:pPr>
         <w:pStyle w:val="Compact"/>
         <w:numPr>
+          <w:ilvl w:val="2"/>
+          <w:numId w:val="1005"/>
+        </w:numPr>
+      </w:pPr>
+      <w:r>
+        <w:t xml:space="preserve">Homogeneous slopes</w:t>
+      </w:r>
+    </w:p>
+    <w:p>
+      <w:pPr>
+        <w:pStyle w:val="Compact"/>
+        <w:numPr>
           <w:ilvl w:val="1"/>
-          <w:numId w:val="1003"/>
-        </w:numPr>
-      </w:pPr>
-      <w:r>
-        <w:t xml:space="preserve">Homogeneous slopes</w:t>
+          <w:numId w:val="1004"/>
+        </w:numPr>
+      </w:pPr>
+      <w:r>
+        <w:t xml:space="preserve">Robust ANCOVA approaches</w:t>
       </w:r>
     </w:p>
     <w:p>
       <w:pPr>
         <w:pStyle w:val="Compact"/>
         <w:numPr>
-          <w:ilvl w:val="0"/>
-          <w:numId w:val="1002"/>
-        </w:numPr>
-      </w:pPr>
-      <w:r>
-        <w:t xml:space="preserve">Robust ANCOVA approaches</w:t>
+          <w:ilvl w:val="1"/>
+          <w:numId w:val="1004"/>
+        </w:numPr>
+      </w:pPr>
+      <w:r>
+        <w:t xml:space="preserve">Specific comparisons of means</w:t>
       </w:r>
     </w:p>
     <w:p>
       <w:pPr>
         <w:pStyle w:val="Compact"/>
         <w:numPr>
-          <w:ilvl w:val="0"/>
-          <w:numId w:val="1002"/>
-        </w:numPr>
-      </w:pPr>
-      <w:r>
-        <w:t xml:space="preserve">Specific comparisons of means</w:t>
+          <w:ilvl w:val="1"/>
+          <w:numId w:val="1004"/>
+        </w:numPr>
+      </w:pPr>
+      <w:r>
+        <w:t xml:space="preserve">Examples and interpretation</w:t>
       </w:r>
     </w:p>
     <w:p>
       <w:pPr>
         <w:pStyle w:val="Compact"/>
         <w:numPr>
-          <w:ilvl w:val="0"/>
-          <w:numId w:val="1002"/>
-        </w:numPr>
-      </w:pPr>
-      <w:r>
-        <w:t xml:space="preserve">Examples and interpretation</w:t>
-      </w:r>
-    </w:p>
-    <w:p>
-      <w:pPr>
-        <w:pStyle w:val="Compact"/>
-        <w:numPr>
-          <w:ilvl w:val="0"/>
-          <w:numId w:val="1002"/>
+          <w:ilvl w:val="1"/>
+          <w:numId w:val="1004"/>
         </w:numPr>
       </w:pPr>
       <w:r>
@@ -277,7 +285,7 @@
         <w:pStyle w:val="Compact"/>
         <w:numPr>
           <w:ilvl w:val="0"/>
-          <w:numId w:val="1004"/>
+          <w:numId w:val="1006"/>
         </w:numPr>
       </w:pPr>
       <w:r>
@@ -289,7 +297,7 @@
         <w:pStyle w:val="Compact"/>
         <w:numPr>
           <w:ilvl w:val="0"/>
-          <w:numId w:val="1004"/>
+          <w:numId w:val="1006"/>
         </w:numPr>
       </w:pPr>
       <w:r>
@@ -301,7 +309,7 @@
         <w:pStyle w:val="Compact"/>
         <w:numPr>
           <w:ilvl w:val="0"/>
-          <w:numId w:val="1004"/>
+          <w:numId w:val="1006"/>
         </w:numPr>
       </w:pPr>
       <w:r>
@@ -319,35 +327,59 @@
         <w:pStyle w:val="Compact"/>
         <w:numPr>
           <w:ilvl w:val="0"/>
-          <w:numId w:val="1004"/>
-        </w:numPr>
-      </w:pPr>
-      <w:r>
-        <w:t xml:space="preserve">Common use: compare means of factor levels (groups), adjusting for</w:t>
-      </w:r>
-      <w:r>
-        <w:t xml:space="preserve"> </w:t>
-      </w:r>
-      <w:r>
-        <w:t xml:space="preserve">variance from continuous covariate</w:t>
+          <w:numId w:val="1006"/>
+        </w:numPr>
+      </w:pPr>
+      <w:r>
+        <w:t xml:space="preserve">Common use:</w:t>
       </w:r>
     </w:p>
     <w:p>
       <w:pPr>
         <w:pStyle w:val="Compact"/>
         <w:numPr>
+          <w:ilvl w:val="1"/>
+          <w:numId w:val="1007"/>
+        </w:numPr>
+      </w:pPr>
+      <w:r>
+        <w:t xml:space="preserve">compare means of factor levels (groups), adjusting for variance</w:t>
+      </w:r>
+      <w:r>
+        <w:t xml:space="preserve"> </w:t>
+      </w:r>
+      <w:r>
+        <w:t xml:space="preserve">from continuous covariate</w:t>
+      </w:r>
+    </w:p>
+    <w:p>
+      <w:pPr>
+        <w:pStyle w:val="Compact"/>
+        <w:numPr>
           <w:ilvl w:val="0"/>
-          <w:numId w:val="1004"/>
-        </w:numPr>
-      </w:pPr>
-      <w:r>
-        <w:t xml:space="preserve">Another use: determine whether two or more regression lines differ</w:t>
-      </w:r>
-      <w:r>
-        <w:t xml:space="preserve"> </w:t>
-      </w:r>
-      <w:r>
-        <w:t xml:space="preserve">in slopes and intercepts</w:t>
+          <w:numId w:val="1006"/>
+        </w:numPr>
+      </w:pPr>
+      <w:r>
+        <w:t xml:space="preserve">Another use:</w:t>
+      </w:r>
+    </w:p>
+    <w:p>
+      <w:pPr>
+        <w:pStyle w:val="Compact"/>
+        <w:numPr>
+          <w:ilvl w:val="1"/>
+          <w:numId w:val="1008"/>
+        </w:numPr>
+      </w:pPr>
+      <w:r>
+        <w:t xml:space="preserve">determine whether two or more regression lines differ in slopes</w:t>
+      </w:r>
+      <w:r>
+        <w:t xml:space="preserve"> </w:t>
+      </w:r>
+      <w:r>
+        <w:t xml:space="preserve">and intercepts</w:t>
       </w:r>
     </w:p>
     <w:bookmarkEnd w:id="24"/>
@@ -422,7 +454,7 @@
         <w:pStyle w:val="Compact"/>
         <w:numPr>
           <w:ilvl w:val="0"/>
-          <w:numId w:val="1005"/>
+          <w:numId w:val="1009"/>
         </w:numPr>
       </w:pPr>
       <w:r>
@@ -438,7 +470,7 @@
         <w:pStyle w:val="Compact"/>
         <w:numPr>
           <w:ilvl w:val="1"/>
-          <w:numId w:val="1006"/>
+          <w:numId w:val="1010"/>
         </w:numPr>
       </w:pPr>
       <w:r>
@@ -456,7 +488,7 @@
         <w:pStyle w:val="Compact"/>
         <w:numPr>
           <w:ilvl w:val="1"/>
-          <w:numId w:val="1006"/>
+          <w:numId w:val="1010"/>
         </w:numPr>
       </w:pPr>
       <w:r>
@@ -468,7 +500,7 @@
         <w:pStyle w:val="Compact"/>
         <w:numPr>
           <w:ilvl w:val="0"/>
-          <w:numId w:val="1005"/>
+          <w:numId w:val="1009"/>
         </w:numPr>
       </w:pPr>
       <w:r>
@@ -484,7 +516,7 @@
         <w:pStyle w:val="Compact"/>
         <w:numPr>
           <w:ilvl w:val="1"/>
-          <w:numId w:val="1007"/>
+          <w:numId w:val="1011"/>
         </w:numPr>
       </w:pPr>
       <w:r>
@@ -496,7 +528,7 @@
         <w:pStyle w:val="Compact"/>
         <w:numPr>
           <w:ilvl w:val="1"/>
-          <w:numId w:val="1007"/>
+          <w:numId w:val="1011"/>
         </w:numPr>
       </w:pPr>
       <w:r>
@@ -508,7 +540,7 @@
         <w:pStyle w:val="Compact"/>
         <w:numPr>
           <w:ilvl w:val="0"/>
-          <w:numId w:val="1005"/>
+          <w:numId w:val="1009"/>
         </w:numPr>
       </w:pPr>
       <w:r>
@@ -524,7 +556,7 @@
         <w:pStyle w:val="Compact"/>
         <w:numPr>
           <w:ilvl w:val="1"/>
-          <w:numId w:val="1008"/>
+          <w:numId w:val="1012"/>
         </w:numPr>
       </w:pPr>
       <w:r>
@@ -542,7 +574,7 @@
         <w:pStyle w:val="Compact"/>
         <w:numPr>
           <w:ilvl w:val="1"/>
-          <w:numId w:val="1008"/>
+          <w:numId w:val="1012"/>
         </w:numPr>
       </w:pPr>
       <w:r>
@@ -571,7 +603,11 @@
     </w:p>
     <w:p>
       <w:pPr>
-        <w:pStyle w:val="FirstParagraph"/>
+        <w:pStyle w:val="Compact"/>
+        <w:numPr>
+          <w:ilvl w:val="0"/>
+          <w:numId w:val="1013"/>
+        </w:numPr>
       </w:pPr>
       <w:r>
         <w:t xml:space="preserve">Want to compare chirping rate of two cricket species:</w:t>
@@ -581,8 +617,8 @@
       <w:pPr>
         <w:pStyle w:val="Compact"/>
         <w:numPr>
-          <w:ilvl w:val="0"/>
-          <w:numId w:val="1009"/>
+          <w:ilvl w:val="1"/>
+          <w:numId w:val="1014"/>
         </w:numPr>
       </w:pPr>
       <w:r>
@@ -597,8 +633,8 @@
       <w:pPr>
         <w:pStyle w:val="Compact"/>
         <w:numPr>
-          <w:ilvl w:val="0"/>
-          <w:numId w:val="1009"/>
+          <w:ilvl w:val="1"/>
+          <w:numId w:val="1014"/>
         </w:numPr>
       </w:pPr>
       <w:r>
@@ -611,71 +647,79 @@
     </w:p>
     <w:p>
       <w:pPr>
+        <w:pStyle w:val="Compact"/>
+        <w:numPr>
+          <w:ilvl w:val="0"/>
+          <w:numId w:val="1013"/>
+        </w:numPr>
+      </w:pPr>
+      <w:r>
+        <w:t xml:space="preserve">But:</w:t>
+      </w:r>
+    </w:p>
+    <w:p>
+      <w:pPr>
+        <w:pStyle w:val="Compact"/>
+        <w:numPr>
+          <w:ilvl w:val="1"/>
+          <w:numId w:val="1015"/>
+        </w:numPr>
+      </w:pPr>
+      <w:r>
+        <w:t xml:space="preserve">Measured rates at different temperatures</w:t>
+      </w:r>
+    </w:p>
+    <w:p>
+      <w:pPr>
+        <w:pStyle w:val="Compact"/>
+        <w:numPr>
+          <w:ilvl w:val="1"/>
+          <w:numId w:val="1015"/>
+        </w:numPr>
+      </w:pPr>
+      <w:r>
+        <w:t xml:space="preserve">Range of temperatures differed between species</w:t>
+      </w:r>
+    </w:p>
+    <w:p>
+      <w:pPr>
+        <w:pStyle w:val="Compact"/>
+        <w:numPr>
+          <w:ilvl w:val="1"/>
+          <w:numId w:val="1015"/>
+        </w:numPr>
+      </w:pPr>
+      <w:r>
+        <w:t xml:space="preserve">Apparent relationship between pulse rate and temperature</w:t>
+      </w:r>
+    </w:p>
+    <w:p>
+      <w:pPr>
+        <w:pStyle w:val="Compact"/>
+        <w:numPr>
+          <w:ilvl w:val="0"/>
+          <w:numId w:val="1013"/>
+        </w:numPr>
+      </w:pPr>
+      <w:r>
+        <w:t xml:space="preserve">ANCOVA lets us adjust for temperature effect to get a more powerful</w:t>
+      </w:r>
+      <w:r>
+        <w:t xml:space="preserve"> </w:t>
+      </w:r>
+      <w:r>
+        <w:t xml:space="preserve">test!</w:t>
+      </w:r>
+    </w:p>
+    <w:bookmarkEnd w:id="31"/>
+    <w:p>
+      <w:pPr>
         <w:pStyle w:val="FirstParagraph"/>
-      </w:pPr>
-      <w:r>
-        <w:t xml:space="preserve">But:</w:t>
-      </w:r>
-    </w:p>
-    <w:p>
-      <w:pPr>
-        <w:pStyle w:val="Compact"/>
-        <w:numPr>
-          <w:ilvl w:val="0"/>
-          <w:numId w:val="1010"/>
-        </w:numPr>
-      </w:pPr>
-      <w:r>
-        <w:t xml:space="preserve">Measured rates at different temperatures</w:t>
-      </w:r>
-    </w:p>
-    <w:p>
-      <w:pPr>
-        <w:pStyle w:val="Compact"/>
-        <w:numPr>
-          <w:ilvl w:val="0"/>
-          <w:numId w:val="1010"/>
-        </w:numPr>
-      </w:pPr>
-      <w:r>
-        <w:t xml:space="preserve">Range of temperatures differed between species</w:t>
-      </w:r>
-    </w:p>
-    <w:p>
-      <w:pPr>
-        <w:pStyle w:val="Compact"/>
-        <w:numPr>
-          <w:ilvl w:val="0"/>
-          <w:numId w:val="1010"/>
-        </w:numPr>
-      </w:pPr>
-      <w:r>
-        <w:t xml:space="preserve">Apparent relationship between pulse rate and temperature</w:t>
-      </w:r>
-    </w:p>
-    <w:p>
-      <w:pPr>
-        <w:pStyle w:val="FirstParagraph"/>
-      </w:pPr>
-      <w:r>
-        <w:t xml:space="preserve">ANCOVA lets us adjust for temperature effect to get a more powerful</w:t>
-      </w:r>
-      <w:r>
-        <w:t xml:space="preserve"> </w:t>
-      </w:r>
-      <w:r>
-        <w:t xml:space="preserve">test!</w:t>
-      </w:r>
-    </w:p>
-    <w:bookmarkEnd w:id="31"/>
-    <w:p>
-      <w:pPr>
-        <w:pStyle w:val="BodyText"/>
       </w:pPr>
       <w:r>
         <w:drawing>
           <wp:inline>
-            <wp:extent cx="3657600" cy="3657600"/>
+            <wp:extent cx="2743200" cy="2743200"/>
             <wp:effectExtent b="0" l="0" r="0" t="0"/>
             <wp:docPr descr="" title="" id="33" name="Picture"/>
             <a:graphic>
@@ -696,7 +740,7 @@
                   <pic:spPr bwMode="auto">
                     <a:xfrm>
                       <a:off x="0" y="0"/>
-                      <a:ext cx="3657600" cy="3657600"/>
+                      <a:ext cx="2743200" cy="2743200"/>
                     </a:xfrm>
                     <a:prstGeom prst="rect">
                       <a:avLst/>
@@ -728,7 +772,7 @@
     <w:bookmarkStart w:id="36" w:name="the-ancova-model"/>
     <w:p>
       <w:pPr>
-        <w:pStyle w:val="Heading2"/>
+        <w:pStyle w:val="Heading3"/>
       </w:pPr>
       <w:r>
         <w:t xml:space="preserve">The ANCOVA Model</w:t>
@@ -736,7 +780,11 @@
     </w:p>
     <w:p>
       <w:pPr>
-        <w:pStyle w:val="FirstParagraph"/>
+        <w:pStyle w:val="Compact"/>
+        <w:numPr>
+          <w:ilvl w:val="0"/>
+          <w:numId w:val="1016"/>
+        </w:numPr>
       </w:pPr>
       <w:r>
         <w:t xml:space="preserve">Key concept in ANCOVA: the difference between</w:t>
@@ -751,13 +799,13 @@
         <w:t xml:space="preserve"> </w:t>
       </w:r>
       <w:r>
-        <w:t xml:space="preserve">group means</w:t>
-      </w:r>
-      <w:r>
-        <w:t xml:space="preserve"> </w:t>
-      </w:r>
-      <w:r>
-        <w:t xml:space="preserve">and</w:t>
+        <w:t xml:space="preserve">group</w:t>
+      </w:r>
+      <w:r>
+        <w:t xml:space="preserve"> </w:t>
+      </w:r>
+      <w:r>
+        <w:t xml:space="preserve">means and</w:t>
       </w:r>
       <w:r>
         <w:t xml:space="preserve"> </w:t>
@@ -774,7 +822,11 @@
     </w:p>
     <w:p>
       <w:pPr>
-        <w:pStyle w:val="BodyText"/>
+        <w:pStyle w:val="Compact"/>
+        <w:numPr>
+          <w:ilvl w:val="0"/>
+          <w:numId w:val="1016"/>
+        </w:numPr>
       </w:pPr>
       <w:r>
         <w:t xml:space="preserve">In this visualization:</w:t>
@@ -782,116 +834,98 @@
     </w:p>
     <w:p>
       <w:pPr>
+        <w:pStyle w:val="Compact"/>
+        <w:numPr>
+          <w:ilvl w:val="1"/>
+          <w:numId w:val="1017"/>
+        </w:numPr>
+      </w:pPr>
+      <w:r>
+        <w:t xml:space="preserve">Group Means (asterisks): unadjusted means for each group</w:t>
+      </w:r>
+    </w:p>
+    <w:p>
+      <w:pPr>
+        <w:pStyle w:val="Compact"/>
+        <w:numPr>
+          <w:ilvl w:val="2"/>
+          <w:numId w:val="1018"/>
+        </w:numPr>
+      </w:pPr>
+      <w:r>
+        <w:t xml:space="preserve">average X value and average Y value for all points in that group.</w:t>
+      </w:r>
+    </w:p>
+    <w:p>
+      <w:pPr>
+        <w:pStyle w:val="Compact"/>
+        <w:numPr>
+          <w:ilvl w:val="3"/>
+          <w:numId w:val="1019"/>
+        </w:numPr>
+      </w:pPr>
+      <w:r>
+        <w:t xml:space="preserve">Group A and Group B have different mean X values - different points along the X axis</w:t>
+      </w:r>
+    </w:p>
+    <w:p>
+      <w:pPr>
+        <w:pStyle w:val="Compact"/>
+        <w:numPr>
+          <w:ilvl w:val="1"/>
+          <w:numId w:val="1017"/>
+        </w:numPr>
+      </w:pPr>
+      <w:r>
+        <w:t xml:space="preserve">Adjusted Means (triangles): What ANCOVA actually compares</w:t>
+      </w:r>
+    </w:p>
+    <w:p>
+      <w:pPr>
+        <w:pStyle w:val="Compact"/>
+        <w:numPr>
+          <w:ilvl w:val="1"/>
+          <w:numId w:val="1017"/>
+        </w:numPr>
+      </w:pPr>
+      <w:r>
+        <w:t xml:space="preserve">adjusted means represent group’s mean if all groups had same value of covariate (overall mean X).</w:t>
+      </w:r>
+    </w:p>
+    <w:p>
+      <w:pPr>
+        <w:pStyle w:val="Compact"/>
         <w:numPr>
           <w:ilvl w:val="0"/>
-          <w:numId w:val="1011"/>
-        </w:numPr>
-      </w:pPr>
-      <w:r>
-        <w:t xml:space="preserve">Group Means (shown as asterisks): raw/unadjusted means for each</w:t>
-      </w:r>
-      <w:r>
-        <w:t xml:space="preserve"> </w:t>
-      </w:r>
-      <w:r>
-        <w:t xml:space="preserve">group - simply the average X value and average Y value for all</w:t>
-      </w:r>
-      <w:r>
-        <w:t xml:space="preserve"> </w:t>
-      </w:r>
-      <w:r>
-        <w:t xml:space="preserve">points in that group. Notice that Group A and Group B have different</w:t>
-      </w:r>
-      <w:r>
-        <w:t xml:space="preserve"> </w:t>
-      </w:r>
-      <w:r>
-        <w:t xml:space="preserve">mean X values (they’re positioned at different points along the X</w:t>
-      </w:r>
-      <w:r>
-        <w:t xml:space="preserve"> </w:t>
-      </w:r>
-      <w:r>
-        <w:t xml:space="preserve">axis).</w:t>
-      </w:r>
-    </w:p>
-    <w:p>
-      <w:pPr>
-        <w:numPr>
-          <w:ilvl w:val="0"/>
-          <w:numId w:val="1011"/>
-        </w:numPr>
-      </w:pPr>
-      <w:r>
-        <w:t xml:space="preserve">Adjusted Means (shown as triangles): These are what ANCOVA actually</w:t>
-      </w:r>
-      <w:r>
-        <w:t xml:space="preserve"> </w:t>
-      </w:r>
-      <w:r>
-        <w:t xml:space="preserve">compares. The adjusted means represent what each group’s mean would</w:t>
-      </w:r>
-      <w:r>
-        <w:t xml:space="preserve"> </w:t>
-      </w:r>
-      <w:r>
-        <w:t xml:space="preserve">be if all groups had the same value of the covariate (in this case,</w:t>
-      </w:r>
-      <w:r>
-        <w:t xml:space="preserve"> </w:t>
-      </w:r>
-      <w:r>
-        <w:t xml:space="preserve">the overall mean X).</w:t>
-      </w:r>
-    </w:p>
-    <w:p>
-      <w:pPr>
-        <w:pStyle w:val="FirstParagraph"/>
-      </w:pPr>
-      <w:r>
-        <w:t xml:space="preserve">The core purpose of ANCOVA is to make this adjustment. This is important</w:t>
-      </w:r>
-      <w:r>
-        <w:t xml:space="preserve"> </w:t>
-      </w:r>
-      <w:r>
-        <w:t xml:space="preserve">because:</w:t>
+          <w:numId w:val="1016"/>
+        </w:numPr>
+      </w:pPr>
+      <w:r>
+        <w:t xml:space="preserve">The core purpose of ANCOVA is to make this adjustment and important because:</w:t>
       </w:r>
     </w:p>
     <w:p>
       <w:pPr>
         <w:pStyle w:val="Compact"/>
         <w:numPr>
-          <w:ilvl w:val="0"/>
-          <w:numId w:val="1012"/>
-        </w:numPr>
-      </w:pPr>
-      <w:r>
-        <w:t xml:space="preserve">When groups differ in their covariate values (as they often do in</w:t>
-      </w:r>
-      <w:r>
-        <w:t xml:space="preserve"> </w:t>
-      </w:r>
-      <w:r>
-        <w:t xml:space="preserve">observational studies or even in experiments with random</w:t>
-      </w:r>
-      <w:r>
-        <w:t xml:space="preserve"> </w:t>
-      </w:r>
-      <w:r>
-        <w:t xml:space="preserve">assignment), comparing raw means can be misleading</w:t>
+          <w:ilvl w:val="1"/>
+          <w:numId w:val="1020"/>
+        </w:numPr>
+      </w:pPr>
+      <w:r>
+        <w:t xml:space="preserve">When groups differ in their covariate values (as they often do in observational studies or even in exps with random assignment), comparing raw means can be misleading</w:t>
       </w:r>
     </w:p>
     <w:p>
       <w:pPr>
         <w:pStyle w:val="Compact"/>
         <w:numPr>
-          <w:ilvl w:val="0"/>
-          <w:numId w:val="1012"/>
-        </w:numPr>
-      </w:pPr>
-      <w:r>
-        <w:t xml:space="preserve">The adjustment helps</w:t>
+          <w:ilvl w:val="1"/>
+          <w:numId w:val="1020"/>
+        </w:numPr>
+      </w:pPr>
+      <w:r>
+        <w:t xml:space="preserve">Adjustment helps</w:t>
       </w:r>
       <w:r>
         <w:t xml:space="preserve"> </w:t>
@@ -903,19 +937,13 @@
         <w:t xml:space="preserve"> </w:t>
       </w:r>
       <w:r>
-        <w:t xml:space="preserve">by estimating what</w:t>
-      </w:r>
-      <w:r>
-        <w:t xml:space="preserve"> </w:t>
-      </w:r>
-      <w:r>
-        <w:t xml:space="preserve">each group’s mean would be if they all had the same value of the</w:t>
-      </w:r>
-      <w:r>
-        <w:t xml:space="preserve"> </w:t>
-      </w:r>
-      <w:r>
-        <w:t xml:space="preserve">covariate</w:t>
+        <w:t xml:space="preserve">by estimating</w:t>
+      </w:r>
+      <w:r>
+        <w:t xml:space="preserve"> </w:t>
+      </w:r>
+      <w:r>
+        <w:t xml:space="preserve">what each group’s mean would be if all had same value of covariate</w:t>
       </w:r>
     </w:p>
     <w:bookmarkEnd w:id="36"/>
@@ -936,7 +964,7 @@
       <w:r>
         <w:drawing>
           <wp:inline>
-            <wp:extent cx="6578600" cy="4111625"/>
+            <wp:extent cx="2743200" cy="2743200"/>
             <wp:effectExtent b="0" l="0" r="0" t="0"/>
             <wp:docPr descr="" title="" id="39" name="Picture"/>
             <a:graphic>
@@ -957,7 +985,7 @@
                   <pic:spPr bwMode="auto">
                     <a:xfrm>
                       <a:off x="0" y="0"/>
-                      <a:ext cx="6578600" cy="4111625"/>
+                      <a:ext cx="2743200" cy="2743200"/>
                     </a:xfrm>
                     <a:prstGeom prst="rect">
                       <a:avLst/>
@@ -1320,7 +1348,7 @@
         <w:pStyle w:val="Compact"/>
         <w:numPr>
           <w:ilvl w:val="0"/>
-          <w:numId w:val="1013"/>
+          <w:numId w:val="1021"/>
         </w:numPr>
       </w:pPr>
       <m:oMath>
@@ -1340,7 +1368,7 @@
         <w:pStyle w:val="Compact"/>
         <w:numPr>
           <w:ilvl w:val="0"/>
-          <w:numId w:val="1013"/>
+          <w:numId w:val="1021"/>
         </w:numPr>
       </w:pPr>
       <m:oMath>
@@ -1375,7 +1403,7 @@
         <w:pStyle w:val="Compact"/>
         <w:numPr>
           <w:ilvl w:val="0"/>
-          <w:numId w:val="1013"/>
+          <w:numId w:val="1021"/>
         </w:numPr>
       </w:pPr>
       <m:oMath>
@@ -1395,7 +1423,7 @@
         <w:pStyle w:val="Compact"/>
         <w:numPr>
           <w:ilvl w:val="0"/>
-          <w:numId w:val="1013"/>
+          <w:numId w:val="1021"/>
         </w:numPr>
       </w:pPr>
       <m:oMath>
@@ -1427,7 +1455,7 @@
         <w:pStyle w:val="Compact"/>
         <w:numPr>
           <w:ilvl w:val="0"/>
-          <w:numId w:val="1013"/>
+          <w:numId w:val="1021"/>
         </w:numPr>
       </w:pPr>
       <m:oMath>
@@ -1454,7 +1482,7 @@
         <w:pStyle w:val="Compact"/>
         <w:numPr>
           <w:ilvl w:val="0"/>
-          <w:numId w:val="1013"/>
+          <w:numId w:val="1021"/>
         </w:numPr>
       </w:pPr>
       <m:oMath>
@@ -4281,7 +4309,7 @@
       <w:pPr>
         <w:numPr>
           <w:ilvl w:val="0"/>
-          <w:numId w:val="1014"/>
+          <w:numId w:val="1022"/>
         </w:numPr>
       </w:pPr>
       <w:r>
@@ -4401,7 +4429,7 @@
         <w:pStyle w:val="Compact"/>
         <w:numPr>
           <w:ilvl w:val="1"/>
-          <w:numId w:val="1015"/>
+          <w:numId w:val="1023"/>
         </w:numPr>
       </w:pPr>
       <w:r>
@@ -4413,7 +4441,7 @@
         <w:pStyle w:val="Compact"/>
         <w:numPr>
           <w:ilvl w:val="1"/>
-          <w:numId w:val="1015"/>
+          <w:numId w:val="1023"/>
         </w:numPr>
       </w:pPr>
       <w:r>
@@ -4424,7 +4452,7 @@
       <w:pPr>
         <w:numPr>
           <w:ilvl w:val="0"/>
-          <w:numId w:val="1014"/>
+          <w:numId w:val="1022"/>
         </w:numPr>
       </w:pPr>
       <w:r>
@@ -4475,7 +4503,7 @@
         <w:pStyle w:val="Compact"/>
         <w:numPr>
           <w:ilvl w:val="1"/>
-          <w:numId w:val="1016"/>
+          <w:numId w:val="1024"/>
         </w:numPr>
       </w:pPr>
       <w:r>
@@ -4487,7 +4515,7 @@
         <w:pStyle w:val="Compact"/>
         <w:numPr>
           <w:ilvl w:val="1"/>
-          <w:numId w:val="1016"/>
+          <w:numId w:val="1024"/>
         </w:numPr>
       </w:pPr>
       <w:r>
@@ -4498,7 +4526,7 @@
       <w:pPr>
         <w:numPr>
           <w:ilvl w:val="0"/>
-          <w:numId w:val="1014"/>
+          <w:numId w:val="1022"/>
         </w:numPr>
       </w:pPr>
       <w:r>
@@ -4615,7 +4643,7 @@
         <w:pStyle w:val="Compact"/>
         <w:numPr>
           <w:ilvl w:val="1"/>
-          <w:numId w:val="1017"/>
+          <w:numId w:val="1025"/>
         </w:numPr>
       </w:pPr>
       <w:r>
@@ -4627,7 +4655,7 @@
         <w:pStyle w:val="Compact"/>
         <w:numPr>
           <w:ilvl w:val="1"/>
-          <w:numId w:val="1017"/>
+          <w:numId w:val="1025"/>
         </w:numPr>
       </w:pPr>
       <w:r>
@@ -4680,7 +4708,7 @@
         <w:pStyle w:val="Compact"/>
         <w:numPr>
           <w:ilvl w:val="0"/>
-          <w:numId w:val="1018"/>
+          <w:numId w:val="1026"/>
         </w:numPr>
       </w:pPr>
       <w:r>
@@ -4763,7 +4791,7 @@
         <w:pStyle w:val="Compact"/>
         <w:numPr>
           <w:ilvl w:val="0"/>
-          <w:numId w:val="1019"/>
+          <w:numId w:val="1027"/>
         </w:numPr>
       </w:pPr>
       <w:r>
@@ -4792,7 +4820,7 @@
         <w:pStyle w:val="Compact"/>
         <w:numPr>
           <w:ilvl w:val="0"/>
-          <w:numId w:val="1020"/>
+          <w:numId w:val="1028"/>
         </w:numPr>
       </w:pPr>
       <w:r>
@@ -4804,7 +4832,7 @@
         <w:pStyle w:val="Compact"/>
         <w:numPr>
           <w:ilvl w:val="1"/>
-          <w:numId w:val="1021"/>
+          <w:numId w:val="1029"/>
         </w:numPr>
       </w:pPr>
       <w:r>
@@ -4816,7 +4844,7 @@
         <w:pStyle w:val="Compact"/>
         <w:numPr>
           <w:ilvl w:val="1"/>
-          <w:numId w:val="1021"/>
+          <w:numId w:val="1029"/>
         </w:numPr>
       </w:pPr>
       <w:r>
@@ -4828,7 +4856,7 @@
         <w:pStyle w:val="Compact"/>
         <w:numPr>
           <w:ilvl w:val="1"/>
-          <w:numId w:val="1021"/>
+          <w:numId w:val="1029"/>
         </w:numPr>
       </w:pPr>
       <w:r>
@@ -5247,7 +5275,7 @@
       <w:pPr>
         <w:numPr>
           <w:ilvl w:val="0"/>
-          <w:numId w:val="1022"/>
+          <w:numId w:val="1030"/>
         </w:numPr>
       </w:pPr>
       <w:r>
@@ -5274,7 +5302,7 @@
       <w:pPr>
         <w:numPr>
           <w:ilvl w:val="0"/>
-          <w:numId w:val="1022"/>
+          <w:numId w:val="1030"/>
         </w:numPr>
       </w:pPr>
       <w:r>
@@ -5295,7 +5323,7 @@
       <w:pPr>
         <w:numPr>
           <w:ilvl w:val="0"/>
-          <w:numId w:val="1022"/>
+          <w:numId w:val="1030"/>
         </w:numPr>
       </w:pPr>
       <w:r>
@@ -5322,7 +5350,7 @@
       <w:pPr>
         <w:numPr>
           <w:ilvl w:val="0"/>
-          <w:numId w:val="1022"/>
+          <w:numId w:val="1030"/>
         </w:numPr>
       </w:pPr>
       <w:r>
@@ -7916,7 +7944,7 @@
         <w:pStyle w:val="Compact"/>
         <w:numPr>
           <w:ilvl w:val="0"/>
-          <w:numId w:val="1023"/>
+          <w:numId w:val="1031"/>
         </w:numPr>
       </w:pPr>
       <w:r>
@@ -7938,7 +7966,7 @@
         <w:pStyle w:val="Compact"/>
         <w:numPr>
           <w:ilvl w:val="1"/>
-          <w:numId w:val="1024"/>
+          <w:numId w:val="1032"/>
         </w:numPr>
       </w:pPr>
       <w:r>
@@ -7956,7 +7984,7 @@
         <w:pStyle w:val="Compact"/>
         <w:numPr>
           <w:ilvl w:val="0"/>
-          <w:numId w:val="1023"/>
+          <w:numId w:val="1031"/>
         </w:numPr>
       </w:pPr>
       <w:r>
@@ -7978,7 +8006,7 @@
         <w:pStyle w:val="Compact"/>
         <w:numPr>
           <w:ilvl w:val="1"/>
-          <w:numId w:val="1025"/>
+          <w:numId w:val="1033"/>
         </w:numPr>
       </w:pPr>
       <w:r>
@@ -7996,7 +8024,7 @@
         <w:pStyle w:val="Compact"/>
         <w:numPr>
           <w:ilvl w:val="0"/>
-          <w:numId w:val="1023"/>
+          <w:numId w:val="1031"/>
         </w:numPr>
       </w:pPr>
       <w:r>
@@ -8018,7 +8046,7 @@
         <w:pStyle w:val="Compact"/>
         <w:numPr>
           <w:ilvl w:val="1"/>
-          <w:numId w:val="1026"/>
+          <w:numId w:val="1034"/>
         </w:numPr>
       </w:pPr>
       <w:r>
@@ -8096,7 +8124,7 @@
         <w:pStyle w:val="Compact"/>
         <w:numPr>
           <w:ilvl w:val="0"/>
-          <w:numId w:val="1027"/>
+          <w:numId w:val="1035"/>
         </w:numPr>
       </w:pPr>
       <w:r>
@@ -8112,7 +8140,7 @@
         <w:pStyle w:val="Compact"/>
         <w:numPr>
           <w:ilvl w:val="1"/>
-          <w:numId w:val="1028"/>
+          <w:numId w:val="1036"/>
         </w:numPr>
       </w:pPr>
       <w:r>
@@ -8124,7 +8152,7 @@
         <w:pStyle w:val="Compact"/>
         <w:numPr>
           <w:ilvl w:val="1"/>
-          <w:numId w:val="1028"/>
+          <w:numId w:val="1036"/>
         </w:numPr>
       </w:pPr>
       <w:r>
@@ -8136,7 +8164,7 @@
         <w:pStyle w:val="Compact"/>
         <w:numPr>
           <w:ilvl w:val="0"/>
-          <w:numId w:val="1027"/>
+          <w:numId w:val="1035"/>
         </w:numPr>
       </w:pPr>
       <w:r>
@@ -8152,7 +8180,7 @@
         <w:pStyle w:val="Compact"/>
         <w:numPr>
           <w:ilvl w:val="1"/>
-          <w:numId w:val="1029"/>
+          <w:numId w:val="1037"/>
         </w:numPr>
       </w:pPr>
       <w:r>
@@ -8164,7 +8192,7 @@
         <w:pStyle w:val="Compact"/>
         <w:numPr>
           <w:ilvl w:val="1"/>
-          <w:numId w:val="1029"/>
+          <w:numId w:val="1037"/>
         </w:numPr>
       </w:pPr>
       <w:r>
@@ -8176,7 +8204,7 @@
         <w:pStyle w:val="Compact"/>
         <w:numPr>
           <w:ilvl w:val="0"/>
-          <w:numId w:val="1027"/>
+          <w:numId w:val="1035"/>
         </w:numPr>
       </w:pPr>
       <w:r>
@@ -8192,7 +8220,7 @@
         <w:pStyle w:val="Compact"/>
         <w:numPr>
           <w:ilvl w:val="1"/>
-          <w:numId w:val="1030"/>
+          <w:numId w:val="1038"/>
         </w:numPr>
       </w:pPr>
       <w:r>
@@ -8204,7 +8232,7 @@
         <w:pStyle w:val="Compact"/>
         <w:numPr>
           <w:ilvl w:val="1"/>
-          <w:numId w:val="1030"/>
+          <w:numId w:val="1038"/>
         </w:numPr>
       </w:pPr>
       <w:r>
@@ -8216,7 +8244,7 @@
         <w:pStyle w:val="Compact"/>
         <w:numPr>
           <w:ilvl w:val="0"/>
-          <w:numId w:val="1027"/>
+          <w:numId w:val="1035"/>
         </w:numPr>
       </w:pPr>
       <w:r>
@@ -8232,7 +8260,7 @@
         <w:pStyle w:val="Compact"/>
         <w:numPr>
           <w:ilvl w:val="1"/>
-          <w:numId w:val="1031"/>
+          <w:numId w:val="1039"/>
         </w:numPr>
       </w:pPr>
       <w:r>
@@ -8244,7 +8272,7 @@
         <w:pStyle w:val="Compact"/>
         <w:numPr>
           <w:ilvl w:val="1"/>
-          <w:numId w:val="1031"/>
+          <w:numId w:val="1039"/>
         </w:numPr>
       </w:pPr>
       <w:r>
@@ -8256,7 +8284,7 @@
         <w:pStyle w:val="Compact"/>
         <w:numPr>
           <w:ilvl w:val="0"/>
-          <w:numId w:val="1027"/>
+          <w:numId w:val="1035"/>
         </w:numPr>
       </w:pPr>
       <w:r>
@@ -8278,7 +8306,7 @@
         <w:pStyle w:val="Compact"/>
         <w:numPr>
           <w:ilvl w:val="1"/>
-          <w:numId w:val="1032"/>
+          <w:numId w:val="1040"/>
         </w:numPr>
       </w:pPr>
       <w:r>
@@ -8290,7 +8318,7 @@
         <w:pStyle w:val="Compact"/>
         <w:numPr>
           <w:ilvl w:val="1"/>
-          <w:numId w:val="1032"/>
+          <w:numId w:val="1040"/>
         </w:numPr>
       </w:pPr>
       <w:r>
@@ -8567,7 +8595,7 @@
         <w:pStyle w:val="Compact"/>
         <w:numPr>
           <w:ilvl w:val="0"/>
-          <w:numId w:val="1033"/>
+          <w:numId w:val="1041"/>
         </w:numPr>
       </w:pPr>
       <w:r>
@@ -8583,7 +8611,7 @@
         <w:pStyle w:val="Compact"/>
         <w:numPr>
           <w:ilvl w:val="1"/>
-          <w:numId w:val="1034"/>
+          <w:numId w:val="1042"/>
         </w:numPr>
       </w:pPr>
       <w:r>
@@ -8595,7 +8623,7 @@
         <w:pStyle w:val="Compact"/>
         <w:numPr>
           <w:ilvl w:val="1"/>
-          <w:numId w:val="1034"/>
+          <w:numId w:val="1042"/>
         </w:numPr>
       </w:pPr>
       <w:r>
@@ -8607,7 +8635,7 @@
         <w:pStyle w:val="Compact"/>
         <w:numPr>
           <w:ilvl w:val="1"/>
-          <w:numId w:val="1034"/>
+          <w:numId w:val="1042"/>
         </w:numPr>
       </w:pPr>
       <w:r>
@@ -8619,7 +8647,7 @@
         <w:pStyle w:val="Compact"/>
         <w:numPr>
           <w:ilvl w:val="0"/>
-          <w:numId w:val="1033"/>
+          <w:numId w:val="1041"/>
         </w:numPr>
       </w:pPr>
       <w:r>
@@ -8635,7 +8663,7 @@
         <w:pStyle w:val="Compact"/>
         <w:numPr>
           <w:ilvl w:val="1"/>
-          <w:numId w:val="1035"/>
+          <w:numId w:val="1043"/>
         </w:numPr>
       </w:pPr>
       <w:r>
@@ -8647,7 +8675,7 @@
         <w:pStyle w:val="Compact"/>
         <w:numPr>
           <w:ilvl w:val="1"/>
-          <w:numId w:val="1035"/>
+          <w:numId w:val="1043"/>
         </w:numPr>
       </w:pPr>
       <w:r>
@@ -8659,7 +8687,7 @@
         <w:pStyle w:val="Compact"/>
         <w:numPr>
           <w:ilvl w:val="0"/>
-          <w:numId w:val="1033"/>
+          <w:numId w:val="1041"/>
         </w:numPr>
       </w:pPr>
       <w:r>
@@ -8675,7 +8703,7 @@
         <w:pStyle w:val="Compact"/>
         <w:numPr>
           <w:ilvl w:val="1"/>
-          <w:numId w:val="1036"/>
+          <w:numId w:val="1044"/>
         </w:numPr>
       </w:pPr>
       <w:r>
@@ -8687,7 +8715,7 @@
         <w:pStyle w:val="Compact"/>
         <w:numPr>
           <w:ilvl w:val="1"/>
-          <w:numId w:val="1036"/>
+          <w:numId w:val="1044"/>
         </w:numPr>
       </w:pPr>
       <w:r>
@@ -8699,7 +8727,7 @@
         <w:pStyle w:val="Compact"/>
         <w:numPr>
           <w:ilvl w:val="0"/>
-          <w:numId w:val="1033"/>
+          <w:numId w:val="1041"/>
         </w:numPr>
       </w:pPr>
       <w:r>
@@ -8715,7 +8743,7 @@
         <w:pStyle w:val="Compact"/>
         <w:numPr>
           <w:ilvl w:val="1"/>
-          <w:numId w:val="1037"/>
+          <w:numId w:val="1045"/>
         </w:numPr>
       </w:pPr>
       <w:r>
@@ -8727,7 +8755,7 @@
         <w:pStyle w:val="Compact"/>
         <w:numPr>
           <w:ilvl w:val="1"/>
-          <w:numId w:val="1037"/>
+          <w:numId w:val="1045"/>
         </w:numPr>
       </w:pPr>
       <w:r>
@@ -9626,7 +9654,7 @@
         <w:pStyle w:val="Compact"/>
         <w:numPr>
           <w:ilvl w:val="0"/>
-          <w:numId w:val="1038"/>
+          <w:numId w:val="1046"/>
         </w:numPr>
       </w:pPr>
       <w:r>
@@ -9645,7 +9673,7 @@
         <w:pStyle w:val="Compact"/>
         <w:numPr>
           <w:ilvl w:val="1"/>
-          <w:numId w:val="1039"/>
+          <w:numId w:val="1047"/>
         </w:numPr>
       </w:pPr>
       <w:r>
@@ -9657,7 +9685,7 @@
         <w:pStyle w:val="Compact"/>
         <w:numPr>
           <w:ilvl w:val="1"/>
-          <w:numId w:val="1039"/>
+          <w:numId w:val="1047"/>
         </w:numPr>
       </w:pPr>
       <w:r>
@@ -9669,7 +9697,7 @@
         <w:pStyle w:val="Compact"/>
         <w:numPr>
           <w:ilvl w:val="1"/>
-          <w:numId w:val="1039"/>
+          <w:numId w:val="1047"/>
         </w:numPr>
       </w:pPr>
       <w:r>
@@ -9681,7 +9709,7 @@
         <w:pStyle w:val="Compact"/>
         <w:numPr>
           <w:ilvl w:val="0"/>
-          <w:numId w:val="1038"/>
+          <w:numId w:val="1046"/>
         </w:numPr>
       </w:pPr>
       <w:r>
@@ -9697,7 +9725,7 @@
         <w:pStyle w:val="Compact"/>
         <w:numPr>
           <w:ilvl w:val="1"/>
-          <w:numId w:val="1040"/>
+          <w:numId w:val="1048"/>
         </w:numPr>
       </w:pPr>
       <w:r>
@@ -9709,7 +9737,7 @@
         <w:pStyle w:val="Compact"/>
         <w:numPr>
           <w:ilvl w:val="1"/>
-          <w:numId w:val="1040"/>
+          <w:numId w:val="1048"/>
         </w:numPr>
       </w:pPr>
       <w:r>
@@ -9721,7 +9749,7 @@
         <w:pStyle w:val="Compact"/>
         <w:numPr>
           <w:ilvl w:val="1"/>
-          <w:numId w:val="1040"/>
+          <w:numId w:val="1048"/>
         </w:numPr>
       </w:pPr>
       <w:r>
@@ -9739,7 +9767,7 @@
         <w:pStyle w:val="Compact"/>
         <w:numPr>
           <w:ilvl w:val="0"/>
-          <w:numId w:val="1038"/>
+          <w:numId w:val="1046"/>
         </w:numPr>
       </w:pPr>
       <w:r>
@@ -9755,7 +9783,7 @@
         <w:pStyle w:val="Compact"/>
         <w:numPr>
           <w:ilvl w:val="1"/>
-          <w:numId w:val="1041"/>
+          <w:numId w:val="1049"/>
         </w:numPr>
       </w:pPr>
       <w:r>
@@ -9767,7 +9795,7 @@
         <w:pStyle w:val="Compact"/>
         <w:numPr>
           <w:ilvl w:val="1"/>
-          <w:numId w:val="1041"/>
+          <w:numId w:val="1049"/>
         </w:numPr>
       </w:pPr>
       <w:r>
@@ -9779,7 +9807,7 @@
         <w:pStyle w:val="Compact"/>
         <w:numPr>
           <w:ilvl w:val="1"/>
-          <w:numId w:val="1041"/>
+          <w:numId w:val="1049"/>
         </w:numPr>
       </w:pPr>
       <w:r>
@@ -9801,7 +9829,7 @@
         <w:pStyle w:val="Compact"/>
         <w:numPr>
           <w:ilvl w:val="0"/>
-          <w:numId w:val="1042"/>
+          <w:numId w:val="1050"/>
         </w:numPr>
       </w:pPr>
       <w:r>
@@ -9813,7 +9841,7 @@
         <w:pStyle w:val="Compact"/>
         <w:numPr>
           <w:ilvl w:val="0"/>
-          <w:numId w:val="1042"/>
+          <w:numId w:val="1050"/>
         </w:numPr>
       </w:pPr>
       <w:r>
@@ -9825,7 +9853,7 @@
         <w:pStyle w:val="Compact"/>
         <w:numPr>
           <w:ilvl w:val="0"/>
-          <w:numId w:val="1042"/>
+          <w:numId w:val="1050"/>
         </w:numPr>
       </w:pPr>
       <w:r>
@@ -9837,7 +9865,7 @@
         <w:pStyle w:val="Compact"/>
         <w:numPr>
           <w:ilvl w:val="0"/>
-          <w:numId w:val="1042"/>
+          <w:numId w:val="1050"/>
         </w:numPr>
       </w:pPr>
       <w:r>
@@ -9849,7 +9877,7 @@
         <w:pStyle w:val="Compact"/>
         <w:numPr>
           <w:ilvl w:val="0"/>
-          <w:numId w:val="1042"/>
+          <w:numId w:val="1050"/>
         </w:numPr>
       </w:pPr>
       <w:r>
@@ -10370,34 +10398,7 @@
     <w:abstractNumId w:val="991"/>
   </w:num>
   <w:num w:numId="1014">
-    <w:abstractNumId w:val="99411"/>
-    <w:lvlOverride w:ilvl="0">
-      <w:startOverride w:val="1"/>
-    </w:lvlOverride>
-    <w:lvlOverride w:ilvl="1">
-      <w:startOverride w:val="1"/>
-    </w:lvlOverride>
-    <w:lvlOverride w:ilvl="2">
-      <w:startOverride w:val="1"/>
-    </w:lvlOverride>
-    <w:lvlOverride w:ilvl="3">
-      <w:startOverride w:val="1"/>
-    </w:lvlOverride>
-    <w:lvlOverride w:ilvl="4">
-      <w:startOverride w:val="1"/>
-    </w:lvlOverride>
-    <w:lvlOverride w:ilvl="5">
-      <w:startOverride w:val="1"/>
-    </w:lvlOverride>
-    <w:lvlOverride w:ilvl="6">
-      <w:startOverride w:val="1"/>
-    </w:lvlOverride>
-    <w:lvlOverride w:ilvl="7">
-      <w:startOverride w:val="1"/>
-    </w:lvlOverride>
-    <w:lvlOverride w:ilvl="8">
-      <w:startOverride w:val="1"/>
-    </w:lvlOverride>
+    <w:abstractNumId w:val="991"/>
   </w:num>
   <w:num w:numId="1015">
     <w:abstractNumId w:val="991"/>
@@ -10409,94 +10410,13 @@
     <w:abstractNumId w:val="991"/>
   </w:num>
   <w:num w:numId="1018">
-    <w:abstractNumId w:val="99411"/>
-    <w:lvlOverride w:ilvl="0">
-      <w:startOverride w:val="1"/>
-    </w:lvlOverride>
-    <w:lvlOverride w:ilvl="1">
-      <w:startOverride w:val="1"/>
-    </w:lvlOverride>
-    <w:lvlOverride w:ilvl="2">
-      <w:startOverride w:val="1"/>
-    </w:lvlOverride>
-    <w:lvlOverride w:ilvl="3">
-      <w:startOverride w:val="1"/>
-    </w:lvlOverride>
-    <w:lvlOverride w:ilvl="4">
-      <w:startOverride w:val="1"/>
-    </w:lvlOverride>
-    <w:lvlOverride w:ilvl="5">
-      <w:startOverride w:val="1"/>
-    </w:lvlOverride>
-    <w:lvlOverride w:ilvl="6">
-      <w:startOverride w:val="1"/>
-    </w:lvlOverride>
-    <w:lvlOverride w:ilvl="7">
-      <w:startOverride w:val="1"/>
-    </w:lvlOverride>
-    <w:lvlOverride w:ilvl="8">
-      <w:startOverride w:val="1"/>
-    </w:lvlOverride>
+    <w:abstractNumId w:val="991"/>
   </w:num>
   <w:num w:numId="1019">
-    <w:abstractNumId w:val="99412"/>
-    <w:lvlOverride w:ilvl="0">
-      <w:startOverride w:val="2"/>
-    </w:lvlOverride>
-    <w:lvlOverride w:ilvl="1">
-      <w:startOverride w:val="2"/>
-    </w:lvlOverride>
-    <w:lvlOverride w:ilvl="2">
-      <w:startOverride w:val="2"/>
-    </w:lvlOverride>
-    <w:lvlOverride w:ilvl="3">
-      <w:startOverride w:val="2"/>
-    </w:lvlOverride>
-    <w:lvlOverride w:ilvl="4">
-      <w:startOverride w:val="2"/>
-    </w:lvlOverride>
-    <w:lvlOverride w:ilvl="5">
-      <w:startOverride w:val="2"/>
-    </w:lvlOverride>
-    <w:lvlOverride w:ilvl="6">
-      <w:startOverride w:val="2"/>
-    </w:lvlOverride>
-    <w:lvlOverride w:ilvl="7">
-      <w:startOverride w:val="2"/>
-    </w:lvlOverride>
-    <w:lvlOverride w:ilvl="8">
-      <w:startOverride w:val="2"/>
-    </w:lvlOverride>
+    <w:abstractNumId w:val="991"/>
   </w:num>
   <w:num w:numId="1020">
-    <w:abstractNumId w:val="99413"/>
-    <w:lvlOverride w:ilvl="0">
-      <w:startOverride w:val="3"/>
-    </w:lvlOverride>
-    <w:lvlOverride w:ilvl="1">
-      <w:startOverride w:val="3"/>
-    </w:lvlOverride>
-    <w:lvlOverride w:ilvl="2">
-      <w:startOverride w:val="3"/>
-    </w:lvlOverride>
-    <w:lvlOverride w:ilvl="3">
-      <w:startOverride w:val="3"/>
-    </w:lvlOverride>
-    <w:lvlOverride w:ilvl="4">
-      <w:startOverride w:val="3"/>
-    </w:lvlOverride>
-    <w:lvlOverride w:ilvl="5">
-      <w:startOverride w:val="3"/>
-    </w:lvlOverride>
-    <w:lvlOverride w:ilvl="6">
-      <w:startOverride w:val="3"/>
-    </w:lvlOverride>
-    <w:lvlOverride w:ilvl="7">
-      <w:startOverride w:val="3"/>
-    </w:lvlOverride>
-    <w:lvlOverride w:ilvl="8">
-      <w:startOverride w:val="3"/>
-    </w:lvlOverride>
+    <w:abstractNumId w:val="991"/>
   </w:num>
   <w:num w:numId="1021">
     <w:abstractNumId w:val="991"/>
@@ -10532,6 +10452,15 @@
     </w:lvlOverride>
   </w:num>
   <w:num w:numId="1023">
+    <w:abstractNumId w:val="991"/>
+  </w:num>
+  <w:num w:numId="1024">
+    <w:abstractNumId w:val="991"/>
+  </w:num>
+  <w:num w:numId="1025">
+    <w:abstractNumId w:val="991"/>
+  </w:num>
+  <w:num w:numId="1026">
     <w:abstractNumId w:val="99411"/>
     <w:lvlOverride w:ilvl="0">
       <w:startOverride w:val="1"/>
@@ -10561,16 +10490,70 @@
       <w:startOverride w:val="1"/>
     </w:lvlOverride>
   </w:num>
-  <w:num w:numId="1024">
+  <w:num w:numId="1027">
+    <w:abstractNumId w:val="99412"/>
+    <w:lvlOverride w:ilvl="0">
+      <w:startOverride w:val="2"/>
+    </w:lvlOverride>
+    <w:lvlOverride w:ilvl="1">
+      <w:startOverride w:val="2"/>
+    </w:lvlOverride>
+    <w:lvlOverride w:ilvl="2">
+      <w:startOverride w:val="2"/>
+    </w:lvlOverride>
+    <w:lvlOverride w:ilvl="3">
+      <w:startOverride w:val="2"/>
+    </w:lvlOverride>
+    <w:lvlOverride w:ilvl="4">
+      <w:startOverride w:val="2"/>
+    </w:lvlOverride>
+    <w:lvlOverride w:ilvl="5">
+      <w:startOverride w:val="2"/>
+    </w:lvlOverride>
+    <w:lvlOverride w:ilvl="6">
+      <w:startOverride w:val="2"/>
+    </w:lvlOverride>
+    <w:lvlOverride w:ilvl="7">
+      <w:startOverride w:val="2"/>
+    </w:lvlOverride>
+    <w:lvlOverride w:ilvl="8">
+      <w:startOverride w:val="2"/>
+    </w:lvlOverride>
+  </w:num>
+  <w:num w:numId="1028">
+    <w:abstractNumId w:val="99413"/>
+    <w:lvlOverride w:ilvl="0">
+      <w:startOverride w:val="3"/>
+    </w:lvlOverride>
+    <w:lvlOverride w:ilvl="1">
+      <w:startOverride w:val="3"/>
+    </w:lvlOverride>
+    <w:lvlOverride w:ilvl="2">
+      <w:startOverride w:val="3"/>
+    </w:lvlOverride>
+    <w:lvlOverride w:ilvl="3">
+      <w:startOverride w:val="3"/>
+    </w:lvlOverride>
+    <w:lvlOverride w:ilvl="4">
+      <w:startOverride w:val="3"/>
+    </w:lvlOverride>
+    <w:lvlOverride w:ilvl="5">
+      <w:startOverride w:val="3"/>
+    </w:lvlOverride>
+    <w:lvlOverride w:ilvl="6">
+      <w:startOverride w:val="3"/>
+    </w:lvlOverride>
+    <w:lvlOverride w:ilvl="7">
+      <w:startOverride w:val="3"/>
+    </w:lvlOverride>
+    <w:lvlOverride w:ilvl="8">
+      <w:startOverride w:val="3"/>
+    </w:lvlOverride>
+  </w:num>
+  <w:num w:numId="1029">
     <w:abstractNumId w:val="991"/>
   </w:num>
-  <w:num w:numId="1025">
-    <w:abstractNumId w:val="991"/>
-  </w:num>
-  <w:num w:numId="1026">
-    <w:abstractNumId w:val="991"/>
-  </w:num>
-  <w:num w:numId="1027">
+  <w:num w:numId="1030">
     <w:abstractNumId w:val="99411"/>
     <w:lvlOverride w:ilvl="0">
       <w:startOverride w:val="1"/>
@@ -10600,22 +10583,7 @@
       <w:startOverride w:val="1"/>
     </w:lvlOverride>
   </w:num>
-  <w:num w:numId="1028">
-    <w:abstractNumId w:val="991"/>
-  </w:num>
-  <w:num w:numId="1029">
-    <w:abstractNumId w:val="991"/>
-  </w:num>
-  <w:num w:numId="1030">
-    <w:abstractNumId w:val="991"/>
-  </w:num>
   <w:num w:numId="1031">
-    <w:abstractNumId w:val="991"/>
-  </w:num>
-  <w:num w:numId="1032">
-    <w:abstractNumId w:val="991"/>
-  </w:num>
-  <w:num w:numId="1033">
     <w:abstractNumId w:val="99411"/>
     <w:lvlOverride w:ilvl="0">
       <w:startOverride w:val="1"/>
@@ -10645,19 +10613,16 @@
       <w:startOverride w:val="1"/>
     </w:lvlOverride>
   </w:num>
+  <w:num w:numId="1032">
+    <w:abstractNumId w:val="991"/>
+  </w:num>
+  <w:num w:numId="1033">
+    <w:abstractNumId w:val="991"/>
+  </w:num>
   <w:num w:numId="1034">
     <w:abstractNumId w:val="991"/>
   </w:num>
   <w:num w:numId="1035">
-    <w:abstractNumId w:val="991"/>
-  </w:num>
-  <w:num w:numId="1036">
-    <w:abstractNumId w:val="991"/>
-  </w:num>
-  <w:num w:numId="1037">
-    <w:abstractNumId w:val="991"/>
-  </w:num>
-  <w:num w:numId="1038">
     <w:abstractNumId w:val="99411"/>
     <w:lvlOverride w:ilvl="0">
       <w:startOverride w:val="1"/>
@@ -10687,6 +10652,15 @@
       <w:startOverride w:val="1"/>
     </w:lvlOverride>
   </w:num>
+  <w:num w:numId="1036">
+    <w:abstractNumId w:val="991"/>
+  </w:num>
+  <w:num w:numId="1037">
+    <w:abstractNumId w:val="991"/>
+  </w:num>
+  <w:num w:numId="1038">
+    <w:abstractNumId w:val="991"/>
+  </w:num>
   <w:num w:numId="1039">
     <w:abstractNumId w:val="991"/>
   </w:num>
@@ -10694,9 +10668,87 @@
     <w:abstractNumId w:val="991"/>
   </w:num>
   <w:num w:numId="1041">
+    <w:abstractNumId w:val="99411"/>
+    <w:lvlOverride w:ilvl="0">
+      <w:startOverride w:val="1"/>
+    </w:lvlOverride>
+    <w:lvlOverride w:ilvl="1">
+      <w:startOverride w:val="1"/>
+    </w:lvlOverride>
+    <w:lvlOverride w:ilvl="2">
+      <w:startOverride w:val="1"/>
+    </w:lvlOverride>
+    <w:lvlOverride w:ilvl="3">
+      <w:startOverride w:val="1"/>
+    </w:lvlOverride>
+    <w:lvlOverride w:ilvl="4">
+      <w:startOverride w:val="1"/>
+    </w:lvlOverride>
+    <w:lvlOverride w:ilvl="5">
+      <w:startOverride w:val="1"/>
+    </w:lvlOverride>
+    <w:lvlOverride w:ilvl="6">
+      <w:startOverride w:val="1"/>
+    </w:lvlOverride>
+    <w:lvlOverride w:ilvl="7">
+      <w:startOverride w:val="1"/>
+    </w:lvlOverride>
+    <w:lvlOverride w:ilvl="8">
+      <w:startOverride w:val="1"/>
+    </w:lvlOverride>
+  </w:num>
+  <w:num w:numId="1042">
     <w:abstractNumId w:val="991"/>
   </w:num>
-  <w:num w:numId="1042">
+  <w:num w:numId="1043">
+    <w:abstractNumId w:val="991"/>
+  </w:num>
+  <w:num w:numId="1044">
+    <w:abstractNumId w:val="991"/>
+  </w:num>
+  <w:num w:numId="1045">
+    <w:abstractNumId w:val="991"/>
+  </w:num>
+  <w:num w:numId="1046">
+    <w:abstractNumId w:val="99411"/>
+    <w:lvlOverride w:ilvl="0">
+      <w:startOverride w:val="1"/>
+    </w:lvlOverride>
+    <w:lvlOverride w:ilvl="1">
+      <w:startOverride w:val="1"/>
+    </w:lvlOverride>
+    <w:lvlOverride w:ilvl="2">
+      <w:startOverride w:val="1"/>
+    </w:lvlOverride>
+    <w:lvlOverride w:ilvl="3">
+      <w:startOverride w:val="1"/>
+    </w:lvlOverride>
+    <w:lvlOverride w:ilvl="4">
+      <w:startOverride w:val="1"/>
+    </w:lvlOverride>
+    <w:lvlOverride w:ilvl="5">
+      <w:startOverride w:val="1"/>
+    </w:lvlOverride>
+    <w:lvlOverride w:ilvl="6">
+      <w:startOverride w:val="1"/>
+    </w:lvlOverride>
+    <w:lvlOverride w:ilvl="7">
+      <w:startOverride w:val="1"/>
+    </w:lvlOverride>
+    <w:lvlOverride w:ilvl="8">
+      <w:startOverride w:val="1"/>
+    </w:lvlOverride>
+  </w:num>
+  <w:num w:numId="1047">
+    <w:abstractNumId w:val="991"/>
+  </w:num>
+  <w:num w:numId="1048">
+    <w:abstractNumId w:val="991"/>
+  </w:num>
+  <w:num w:numId="1049">
+    <w:abstractNumId w:val="991"/>
+  </w:num>
+  <w:num w:numId="1050">
     <w:abstractNumId w:val="99411"/>
     <w:lvlOverride w:ilvl="0">
       <w:startOverride w:val="1"/>

--- a/docs/ecostats_lectures/lecture_15/15_01_lecture_powerpoint.docx
+++ b/docs/ecostats_lectures/lecture_15/15_01_lecture_powerpoint.docx
@@ -7029,6 +7029,111 @@
         <w:t xml:space="preserve">powerful).</w:t>
       </w:r>
     </w:p>
+    <w:p>
+      <w:pPr>
+        <w:pStyle w:val="SourceCode"/>
+        <w:numPr>
+          <w:ilvl w:val="0"/>
+          <w:numId w:val="1000"/>
+        </w:numPr>
+      </w:pPr>
+      <w:r>
+        <w:rPr>
+          <w:rStyle w:val="VerbatimChar"/>
+        </w:rPr>
+        <w:t xml:space="preserve">## Anova Table (Type III tests)</w:t>
+      </w:r>
+      <w:r>
+        <w:br/>
+      </w:r>
+      <w:r>
+        <w:rPr>
+          <w:rStyle w:val="VerbatimChar"/>
+        </w:rPr>
+        <w:t xml:space="preserve">## </w:t>
+      </w:r>
+      <w:r>
+        <w:br/>
+      </w:r>
+      <w:r>
+        <w:rPr>
+          <w:rStyle w:val="VerbatimChar"/>
+        </w:rPr>
+        <w:t xml:space="preserve">## Response: suture_width</w:t>
+      </w:r>
+      <w:r>
+        <w:br/>
+      </w:r>
+      <w:r>
+        <w:rPr>
+          <w:rStyle w:val="VerbatimChar"/>
+        </w:rPr>
+        <w:t xml:space="preserve">##                     Sum Sq Df F value    Pr(&gt;F)    </w:t>
+      </w:r>
+      <w:r>
+        <w:br/>
+      </w:r>
+      <w:r>
+        <w:rPr>
+          <w:rStyle w:val="VerbatimChar"/>
+        </w:rPr>
+        <w:t xml:space="preserve">## (Intercept)      0.0005253  1    5.91   0.01778 *  </w:t>
+      </w:r>
+      <w:r>
+        <w:br/>
+      </w:r>
+      <w:r>
+        <w:rPr>
+          <w:rStyle w:val="VerbatimChar"/>
+        </w:rPr>
+        <w:t xml:space="preserve">## volume           0.0151663  1  170.64 &lt; 2.2e-16 ***</w:t>
+      </w:r>
+      <w:r>
+        <w:br/>
+      </w:r>
+      <w:r>
+        <w:rPr>
+          <w:rStyle w:val="VerbatimChar"/>
+        </w:rPr>
+        <w:t xml:space="preserve">## treatment        0.0020070  2   11.29 6.064e-05 ***</w:t>
+      </w:r>
+      <w:r>
+        <w:br/>
+      </w:r>
+      <w:r>
+        <w:rPr>
+          <w:rStyle w:val="VerbatimChar"/>
+        </w:rPr>
+        <w:t xml:space="preserve">## volume:treatment 0.0062129  2   34.95 4.453e-11 ***</w:t>
+      </w:r>
+      <w:r>
+        <w:br/>
+      </w:r>
+      <w:r>
+        <w:rPr>
+          <w:rStyle w:val="VerbatimChar"/>
+        </w:rPr>
+        <w:t xml:space="preserve">## Residuals        0.0058662 66                      </w:t>
+      </w:r>
+      <w:r>
+        <w:br/>
+      </w:r>
+      <w:r>
+        <w:rPr>
+          <w:rStyle w:val="VerbatimChar"/>
+        </w:rPr>
+        <w:t xml:space="preserve">## ---</w:t>
+      </w:r>
+      <w:r>
+        <w:br/>
+      </w:r>
+      <w:r>
+        <w:rPr>
+          <w:rStyle w:val="VerbatimChar"/>
+        </w:rPr>
+        <w:t xml:space="preserve">## Signif. codes:  0 '***' 0.001 '**' 0.01 '*' 0.05 '.' 0.1 ' ' 1</w:t>
+      </w:r>
+    </w:p>
     <w:bookmarkEnd w:id="76"/>
     <w:bookmarkStart w:id="77" w:name="interpretation-of-heterogeneous-slopes"/>
     <w:p>
@@ -8603,13 +8708,13 @@
         <w:t xml:space="preserve"> </w:t>
       </w:r>
       <w:r>
-        <w:t xml:space="preserve">between treatment and thorax length (F₄,₁₁₅ = xxx , indicating that the effect of body</w:t>
-      </w:r>
-      <w:r>
-        <w:t xml:space="preserve"> </w:t>
-      </w:r>
-      <w:r>
-        <w:t xml:space="preserve">size on longevity was consistent across treatments.</w:t>
+        <w:t xml:space="preserve">between treatment and thorax length (F₄,₁₁₅ = xxx , indicating that</w:t>
+      </w:r>
+      <w:r>
+        <w:t xml:space="preserve"> </w:t>
+      </w:r>
+      <w:r>
+        <w:t xml:space="preserve">the effect of body size on longevity was consistent across treatments.</w:t>
       </w:r>
     </w:p>
     <w:p>
@@ -8623,19 +8728,13 @@
         <w:t xml:space="preserve"> </w:t>
       </w:r>
       <w:r>
-        <w:t xml:space="preserve">xxxx and thorax length (F₁,₁₁₉ = xxxx,</w:t>
-      </w:r>
-      <w:r>
-        <w:t xml:space="preserve"> </w:t>
-      </w:r>
-      <w:r>
-        <w:t xml:space="preserve">P &lt; 0.001) on longevity. Thorax length was positively associated with</w:t>
-      </w:r>
-      <w:r>
-        <w:t xml:space="preserve"> </w:t>
-      </w:r>
-      <w:r>
-        <w:t xml:space="preserve">longevity…</w:t>
+        <w:t xml:space="preserve">xxxx and thorax length (F₁,₁₁₉ = xxxx, P &lt; 0.001) on longevity.</w:t>
+      </w:r>
+      <w:r>
+        <w:t xml:space="preserve"> </w:t>
+      </w:r>
+      <w:r>
+        <w:t xml:space="preserve">Thorax length was positively associated with longevity…</w:t>
       </w:r>
     </w:p>
     <w:p>
@@ -8649,25 +8748,25 @@
         <w:t xml:space="preserve"> </w:t>
       </w:r>
       <w:r>
-        <w:t xml:space="preserve">significantly longer (adjusted mean ± SE: xxxx` days) than males in any other</w:t>
-      </w:r>
-      <w:r>
-        <w:t xml:space="preserve"> </w:t>
-      </w:r>
-      <w:r>
-        <w:t xml:space="preserve">treatment group. Pairwise comparisons using Tukey’s HSD test indicated</w:t>
-      </w:r>
-      <w:r>
-        <w:t xml:space="preserve"> </w:t>
-      </w:r>
-      <w:r>
-        <w:t xml:space="preserve">significant differences between most treatment groups (P &lt; 0.05)</w:t>
-      </w:r>
-      <w:r>
-        <w:t xml:space="preserve"> </w:t>
-      </w:r>
-      <w:r>
-        <w:t xml:space="preserve">except between the</w:t>
+        <w:t xml:space="preserve">significantly longer (adjusted mean ± SE: xxxx` days) than males in</w:t>
+      </w:r>
+      <w:r>
+        <w:t xml:space="preserve"> </w:t>
+      </w:r>
+      <w:r>
+        <w:t xml:space="preserve">any other treatment group. Pairwise comparisons using Tukey’s HSD test</w:t>
+      </w:r>
+      <w:r>
+        <w:t xml:space="preserve"> </w:t>
+      </w:r>
+      <w:r>
+        <w:t xml:space="preserve">indicated significant differences between most treatment groups (P &lt;</w:t>
+      </w:r>
+      <w:r>
+        <w:t xml:space="preserve"> </w:t>
+      </w:r>
+      <w:r>
+        <w:t xml:space="preserve">0.05) except between the</w:t>
       </w:r>
       <w:r>
         <w:t xml:space="preserve"> </w:t>
@@ -8685,7 +8784,13 @@
         <w:t xml:space="preserve"> </w:t>
       </w:r>
       <w:r>
-        <w:t xml:space="preserve">‘One inseminated female’</w:t>
+        <w:t xml:space="preserve">‘One inseminated</w:t>
+      </w:r>
+      <w:r>
+        <w:t xml:space="preserve"> </w:t>
+      </w:r>
+      <w:r>
+        <w:t xml:space="preserve">female’</w:t>
       </w:r>
       <w:r>
         <w:t xml:space="preserve"> </w:t>

--- a/docs/ecostats_lectures/lecture_15/15_01_lecture_powerpoint.docx
+++ b/docs/ecostats_lectures/lecture_15/15_01_lecture_powerpoint.docx
@@ -1547,7 +1547,7 @@
       </w:r>
     </w:p>
     <w:bookmarkEnd w:id="36"/>
-    <w:bookmarkStart w:id="41" w:name="ancova-parameters-interpretation"/>
+    <w:bookmarkStart w:id="40" w:name="ancova-parameters-interpretation"/>
     <w:p>
       <w:pPr>
         <w:pStyle w:val="Heading1"/>
@@ -1827,10 +1827,11 @@
         </w:drawing>
       </w:r>
     </w:p>
-    <w:bookmarkStart w:id="40" w:name="building-the-ancova-model-in-r"/>
-    <w:p>
-      <w:pPr>
-        <w:pStyle w:val="Heading2"/>
+    <w:bookmarkEnd w:id="40"/>
+    <w:bookmarkStart w:id="41" w:name="building-the-ancova-model-in-r"/>
+    <w:p>
+      <w:pPr>
+        <w:pStyle w:val="Heading1"/>
       </w:pPr>
       <w:r>
         <w:t xml:space="preserve">Building the ANCOVA Model in R</w:t>
@@ -2031,12 +2032,22 @@
         <w:t xml:space="preserve">groups in A.</w:t>
       </w:r>
     </w:p>
+    <w:bookmarkEnd w:id="41"/>
+    <w:bookmarkStart w:id="42" w:name="building-the-ancova-model-in-r-1"/>
+    <w:p>
+      <w:pPr>
+        <w:pStyle w:val="Heading1"/>
+      </w:pPr>
+      <w:r>
+        <w:t xml:space="preserve">Building the ANCOVA Model in R</w:t>
+      </w:r>
+    </w:p>
     <w:p>
       <w:pPr>
         <w:pStyle w:val="Compact"/>
         <w:numPr>
           <w:ilvl w:val="0"/>
-          <w:numId w:val="1026"/>
+          <w:numId w:val="1034"/>
         </w:numPr>
       </w:pPr>
       <w:r>
@@ -2052,7 +2063,7 @@
         <w:pStyle w:val="Compact"/>
         <w:numPr>
           <w:ilvl w:val="1"/>
-          <w:numId w:val="1034"/>
+          <w:numId w:val="1035"/>
         </w:numPr>
       </w:pPr>
       <w:r>
@@ -2064,7 +2075,7 @@
         <w:pStyle w:val="Compact"/>
         <w:numPr>
           <w:ilvl w:val="1"/>
-          <w:numId w:val="1034"/>
+          <w:numId w:val="1035"/>
         </w:numPr>
       </w:pPr>
       <w:r>
@@ -2076,14 +2087,35 @@
         <w:pStyle w:val="Compact"/>
         <w:numPr>
           <w:ilvl w:val="2"/>
+          <w:numId w:val="1036"/>
+        </w:numPr>
+      </w:pPr>
+      <w:r>
+        <w:rPr>
+          <w:rStyle w:val="VerbatimChar"/>
+        </w:rPr>
+        <w:t xml:space="preserve">model_int &lt;- lm(y ~ A * x, data = mydata)</w:t>
+      </w:r>
+    </w:p>
+    <w:p>
+      <w:pPr>
+        <w:pStyle w:val="Compact"/>
+        <w:numPr>
+          <w:ilvl w:val="1"/>
           <w:numId w:val="1035"/>
         </w:numPr>
       </w:pPr>
       <w:r>
+        <w:t xml:space="preserve">Shorthand for:</w:t>
+      </w:r>
+      <w:r>
+        <w:t xml:space="preserve"> </w:t>
+      </w:r>
+      <w:r>
         <w:rPr>
           <w:rStyle w:val="VerbatimChar"/>
         </w:rPr>
-        <w:t xml:space="preserve">model_int &lt;- lm(y ~ A * x, data = mydata)</w:t>
+        <w:t xml:space="preserve">lm(y ~ A + x + A:x, data = mydata)</w:t>
       </w:r>
     </w:p>
     <w:p>
@@ -2091,11 +2123,11 @@
         <w:pStyle w:val="Compact"/>
         <w:numPr>
           <w:ilvl w:val="1"/>
-          <w:numId w:val="1034"/>
-        </w:numPr>
-      </w:pPr>
-      <w:r>
-        <w:t xml:space="preserve">Shorthand for:</w:t>
+          <w:numId w:val="1035"/>
+        </w:numPr>
+      </w:pPr>
+      <w:r>
+        <w:t xml:space="preserve">The</w:t>
       </w:r>
       <w:r>
         <w:t xml:space="preserve"> </w:t>
@@ -2104,27 +2136,6 @@
         <w:rPr>
           <w:rStyle w:val="VerbatimChar"/>
         </w:rPr>
-        <w:t xml:space="preserve">lm(y ~ A + x + A:x, data = mydata)</w:t>
-      </w:r>
-    </w:p>
-    <w:p>
-      <w:pPr>
-        <w:pStyle w:val="Compact"/>
-        <w:numPr>
-          <w:ilvl w:val="1"/>
-          <w:numId w:val="1034"/>
-        </w:numPr>
-      </w:pPr>
-      <w:r>
-        <w:t xml:space="preserve">The</w:t>
-      </w:r>
-      <w:r>
-        <w:t xml:space="preserve"> </w:t>
-      </w:r>
-      <w:r>
-        <w:rPr>
-          <w:rStyle w:val="VerbatimChar"/>
-        </w:rPr>
         <w:t xml:space="preserve">A:x</w:t>
       </w:r>
       <w:r>
@@ -2134,9 +2145,8 @@
         <w:t xml:space="preserve">term tests if the slopes are different.</w:t>
       </w:r>
     </w:p>
-    <w:bookmarkEnd w:id="40"/>
-    <w:bookmarkEnd w:id="41"/>
-    <w:bookmarkStart w:id="42" w:name="ancova-in-r-the-3-step-workflow"/>
+    <w:bookmarkEnd w:id="42"/>
+    <w:bookmarkStart w:id="43" w:name="ancova-in-r-the-3-step-workflow"/>
     <w:p>
       <w:pPr>
         <w:pStyle w:val="Heading1"/>
@@ -2149,7 +2159,7 @@
       <w:pPr>
         <w:numPr>
           <w:ilvl w:val="0"/>
-          <w:numId w:val="1036"/>
+          <w:numId w:val="1037"/>
         </w:numPr>
       </w:pPr>
       <w:r>
@@ -2165,7 +2175,7 @@
         <w:pStyle w:val="Compact"/>
         <w:numPr>
           <w:ilvl w:val="1"/>
-          <w:numId w:val="1037"/>
+          <w:numId w:val="1038"/>
         </w:numPr>
       </w:pPr>
       <w:r>
@@ -2266,7 +2276,7 @@
       <w:pPr>
         <w:numPr>
           <w:ilvl w:val="0"/>
-          <w:numId w:val="1036"/>
+          <w:numId w:val="1037"/>
         </w:numPr>
       </w:pPr>
       <w:r>
@@ -2282,7 +2292,7 @@
         <w:pStyle w:val="Compact"/>
         <w:numPr>
           <w:ilvl w:val="1"/>
-          <w:numId w:val="1038"/>
+          <w:numId w:val="1039"/>
         </w:numPr>
       </w:pPr>
       <w:r>
@@ -2375,7 +2385,7 @@
         <w:pStyle w:val="Compact"/>
         <w:numPr>
           <w:ilvl w:val="1"/>
-          <w:numId w:val="1039"/>
+          <w:numId w:val="1040"/>
         </w:numPr>
       </w:pPr>
       <w:r>
@@ -2413,7 +2423,7 @@
         <w:pStyle w:val="Compact"/>
         <w:numPr>
           <w:ilvl w:val="1"/>
-          <w:numId w:val="1039"/>
+          <w:numId w:val="1040"/>
         </w:numPr>
       </w:pPr>
       <w:r>
@@ -2451,7 +2461,7 @@
         <w:pStyle w:val="Compact"/>
         <w:numPr>
           <w:ilvl w:val="1"/>
-          <w:numId w:val="1039"/>
+          <w:numId w:val="1040"/>
         </w:numPr>
       </w:pPr>
       <w:r>
@@ -2465,35 +2475,6 @@
       </w:r>
       <w:r>
         <w:t xml:space="preserve">) inappropriate**</w:t>
-      </w:r>
-    </w:p>
-    <w:p>
-      <w:pPr>
-        <w:pStyle w:val="Compact"/>
-        <w:numPr>
-          <w:ilvl w:val="1"/>
-          <w:numId w:val="1039"/>
-        </w:numPr>
-      </w:pPr>
-      <w:r>
-        <w:t xml:space="preserve">Analysis stops here and interpret interaction (often most</w:t>
-      </w:r>
-      <w:r>
-        <w:t xml:space="preserve"> </w:t>
-      </w:r>
-      <w:r>
-        <w:t xml:space="preserve">interesting result!)</w:t>
-      </w:r>
-    </w:p>
-    <w:p>
-      <w:pPr>
-        <w:numPr>
-          <w:ilvl w:val="0"/>
-          <w:numId w:val="1036"/>
-        </w:numPr>
-      </w:pPr>
-      <w:r>
-        <w:t xml:space="preserve">Step 3: Run the ANCOVA (Additive Model)</w:t>
       </w:r>
     </w:p>
     <w:p>
@@ -2505,6 +2486,45 @@
         </w:numPr>
       </w:pPr>
       <w:r>
+        <w:t xml:space="preserve">Analysis stops here and interpret interaction (often most</w:t>
+      </w:r>
+      <w:r>
+        <w:t xml:space="preserve"> </w:t>
+      </w:r>
+      <w:r>
+        <w:t xml:space="preserve">interesting result!)</w:t>
+      </w:r>
+    </w:p>
+    <w:bookmarkEnd w:id="43"/>
+    <w:bookmarkStart w:id="44" w:name="ancova-in-r-the-3-step-workflow-1"/>
+    <w:p>
+      <w:pPr>
+        <w:pStyle w:val="Heading1"/>
+      </w:pPr>
+      <w:r>
+        <w:t xml:space="preserve">ANCOVA in R: The 3-Step Workflow</w:t>
+      </w:r>
+    </w:p>
+    <w:p>
+      <w:pPr>
+        <w:numPr>
+          <w:ilvl w:val="0"/>
+          <w:numId w:val="1041"/>
+        </w:numPr>
+      </w:pPr>
+      <w:r>
+        <w:t xml:space="preserve">Step 3: Run the ANCOVA (Additive Model)</w:t>
+      </w:r>
+    </w:p>
+    <w:p>
+      <w:pPr>
+        <w:pStyle w:val="Compact"/>
+        <w:numPr>
+          <w:ilvl w:val="1"/>
+          <w:numId w:val="1042"/>
+        </w:numPr>
+      </w:pPr>
+      <w:r>
         <w:t xml:space="preserve">If interaction not significant, run the simpler additive model</w:t>
       </w:r>
       <w:r>
@@ -2697,8 +2717,8 @@
         <w:t xml:space="preserve">)</w:t>
       </w:r>
     </w:p>
-    <w:bookmarkEnd w:id="42"/>
-    <w:bookmarkStart w:id="46" w:name="Xc9649d2262ef45d71c8c403efa2b36a18ff9445"/>
+    <w:bookmarkEnd w:id="44"/>
+    <w:bookmarkStart w:id="48" w:name="Xc9649d2262ef45d71c8c403efa2b36a18ff9445"/>
     <w:p>
       <w:pPr>
         <w:pStyle w:val="Heading1"/>
@@ -2716,18 +2736,18 @@
           <wp:inline>
             <wp:extent cx="4572000" cy="4572000"/>
             <wp:effectExtent b="0" l="0" r="0" t="0"/>
-            <wp:docPr descr="" title="" id="44" name="Picture"/>
+            <wp:docPr descr="" title="" id="46" name="Picture"/>
             <a:graphic>
               <a:graphicData uri="http://schemas.openxmlformats.org/drawingml/2006/picture">
                 <pic:pic>
                   <pic:nvPicPr>
-                    <pic:cNvPr descr="15_01_lecture_powerpoint_files/figure-docx/unnamed-chunk-6-1.png" id="45" name="Picture"/>
+                    <pic:cNvPr descr="15_01_lecture_powerpoint_files/figure-docx/unnamed-chunk-6-1.png" id="47" name="Picture"/>
                     <pic:cNvPicPr>
                       <a:picLocks noChangeArrowheads="1" noChangeAspect="1"/>
                     </pic:cNvPicPr>
                   </pic:nvPicPr>
                   <pic:blipFill>
-                    <a:blip r:embed="rId43"/>
+                    <a:blip r:embed="rId45"/>
                     <a:stretch>
                       <a:fillRect/>
                     </a:stretch>
@@ -2754,8 +2774,8 @@
         </w:drawing>
       </w:r>
     </w:p>
-    <w:bookmarkEnd w:id="46"/>
-    <w:bookmarkStart w:id="47" w:name="anova-table-for-ancova"/>
+    <w:bookmarkEnd w:id="48"/>
+    <w:bookmarkStart w:id="49" w:name="anova-table-for-ancova"/>
     <w:p>
       <w:pPr>
         <w:pStyle w:val="Heading1"/>
@@ -2771,6 +2791,18 @@
       <w:r>
         <w:t xml:space="preserve">The ANOVA table for a single-factor ANCOVA has these components:</w:t>
       </w:r>
+      <w:r>
+        <w:t xml:space="preserve"> </w:t>
+      </w:r>
+      <w:r>
+        <w:t xml:space="preserve">:::{.panel column=</w:t>
+      </w:r>
+      <w:r>
+        <w:t xml:space="preserve">“screen”</w:t>
+      </w:r>
+      <w:r>
+        <w:t xml:space="preserve">}</w:t>
+      </w:r>
     </w:p>
     <w:p>
       <w:pPr>
@@ -3500,8 +3532,16 @@
         <w:t xml:space="preserve">## 4 Total             n-1   SS_Total         ""            ""        ""</w:t>
       </w:r>
     </w:p>
-    <w:bookmarkEnd w:id="47"/>
-    <w:bookmarkStart w:id="51" w:name="null-hypotheses-in-ancova"/>
+    <w:p>
+      <w:pPr>
+        <w:pStyle w:val="FirstParagraph"/>
+      </w:pPr>
+      <w:r>
+        <w:t xml:space="preserve">:::</w:t>
+      </w:r>
+    </w:p>
+    <w:bookmarkEnd w:id="49"/>
+    <w:bookmarkStart w:id="53" w:name="null-hypotheses-in-ancova"/>
     <w:p>
       <w:pPr>
         <w:pStyle w:val="Heading1"/>
@@ -3510,7 +3550,7 @@
         <w:t xml:space="preserve">Null Hypotheses in ANCOVA</w:t>
       </w:r>
     </w:p>
-    <w:bookmarkStart w:id="48" w:name="homogeneity-of-slopes-test-this-first"/>
+    <w:bookmarkStart w:id="50" w:name="homogeneity-of-slopes-test-this-first"/>
     <w:p>
       <w:pPr>
         <w:pStyle w:val="Heading3"/>
@@ -3664,8 +3704,8 @@
         <w:t xml:space="preserve">.</w:t>
       </w:r>
     </w:p>
-    <w:bookmarkEnd w:id="48"/>
-    <w:bookmarkStart w:id="49" w:name="treatment-effect-adjusted-for-covariate"/>
+    <w:bookmarkEnd w:id="50"/>
+    <w:bookmarkStart w:id="51" w:name="treatment-effect-adjusted-for-covariate"/>
     <w:p>
       <w:pPr>
         <w:pStyle w:val="Heading3"/>
@@ -3825,8 +3865,8 @@
         <w:t xml:space="preserve">).</w:t>
       </w:r>
     </w:p>
-    <w:bookmarkEnd w:id="49"/>
-    <w:bookmarkStart w:id="50" w:name="covariate-effect"/>
+    <w:bookmarkEnd w:id="51"/>
+    <w:bookmarkStart w:id="52" w:name="covariate-effect"/>
     <w:p>
       <w:pPr>
         <w:pStyle w:val="Heading3"/>
@@ -3917,9 +3957,9 @@
         <w:t xml:space="preserve">).</w:t>
       </w:r>
     </w:p>
-    <w:bookmarkEnd w:id="50"/>
-    <w:bookmarkEnd w:id="51"/>
-    <w:bookmarkStart w:id="55" w:name="visualization-of-homogeneity-of-slopes"/>
+    <w:bookmarkEnd w:id="52"/>
+    <w:bookmarkEnd w:id="53"/>
+    <w:bookmarkStart w:id="57" w:name="visualization-of-homogeneity-of-slopes"/>
     <w:p>
       <w:pPr>
         <w:pStyle w:val="Heading1"/>
@@ -3949,18 +3989,18 @@
           <wp:inline>
             <wp:extent cx="2743200" cy="2743200"/>
             <wp:effectExtent b="0" l="0" r="0" t="0"/>
-            <wp:docPr descr="" title="" id="53" name="Picture"/>
+            <wp:docPr descr="" title="" id="55" name="Picture"/>
             <a:graphic>
               <a:graphicData uri="http://schemas.openxmlformats.org/drawingml/2006/picture">
                 <pic:pic>
                   <pic:nvPicPr>
-                    <pic:cNvPr descr="15_01_lecture_powerpoint_files/figure-docx/unnamed-chunk-8-1.png" id="54" name="Picture"/>
+                    <pic:cNvPr descr="15_01_lecture_powerpoint_files/figure-docx/unnamed-chunk-8-1.png" id="56" name="Picture"/>
                     <pic:cNvPicPr>
                       <a:picLocks noChangeArrowheads="1" noChangeAspect="1"/>
                     </pic:cNvPicPr>
                   </pic:nvPicPr>
                   <pic:blipFill>
-                    <a:blip r:embed="rId52"/>
+                    <a:blip r:embed="rId54"/>
                     <a:stretch>
                       <a:fillRect/>
                     </a:stretch>
@@ -3987,8 +4027,8 @@
         </w:drawing>
       </w:r>
     </w:p>
-    <w:bookmarkEnd w:id="55"/>
-    <w:bookmarkStart w:id="59" w:name="partridge-example-data-overview"/>
+    <w:bookmarkEnd w:id="57"/>
+    <w:bookmarkStart w:id="61" w:name="partridge-example-data-overview"/>
     <w:p>
       <w:pPr>
         <w:pStyle w:val="Heading1"/>
@@ -4011,747 +4051,25 @@
     </w:p>
     <w:p>
       <w:pPr>
-        <w:pStyle w:val="SourceCode"/>
-      </w:pPr>
-      <w:r>
-        <w:rPr>
-          <w:rStyle w:val="CommentTok"/>
-        </w:rPr>
-        <w:t xml:space="preserve"># We've already loaded this, but good practice</w:t>
-      </w:r>
-      <w:r>
-        <w:br/>
-      </w:r>
-      <w:r>
-        <w:rPr>
-          <w:rStyle w:val="NormalTok"/>
-        </w:rPr>
-        <w:t xml:space="preserve">partridge </w:t>
-      </w:r>
-      <w:r>
-        <w:rPr>
-          <w:rStyle w:val="OtherTok"/>
-        </w:rPr>
-        <w:t xml:space="preserve">&lt;-</w:t>
-      </w:r>
-      <w:r>
-        <w:rPr>
-          <w:rStyle w:val="NormalTok"/>
-        </w:rPr>
-        <w:t xml:space="preserve"> </w:t>
-      </w:r>
-      <w:r>
-        <w:rPr>
-          <w:rStyle w:val="FunctionTok"/>
-        </w:rPr>
-        <w:t xml:space="preserve">read.csv</w:t>
-      </w:r>
-      <w:r>
-        <w:rPr>
-          <w:rStyle w:val="NormalTok"/>
-        </w:rPr>
-        <w:t xml:space="preserve">(</w:t>
-      </w:r>
-      <w:r>
-        <w:rPr>
-          <w:rStyle w:val="StringTok"/>
-        </w:rPr>
-        <w:t xml:space="preserve">"data/partridge.csv"</w:t>
-      </w:r>
-      <w:r>
-        <w:rPr>
-          <w:rStyle w:val="NormalTok"/>
-        </w:rPr>
-        <w:t xml:space="preserve">)</w:t>
-      </w:r>
-      <w:r>
-        <w:br/>
-      </w:r>
-      <w:r>
-        <w:br/>
-      </w:r>
-      <w:r>
-        <w:rPr>
-          <w:rStyle w:val="CommentTok"/>
-        </w:rPr>
-        <w:t xml:space="preserve"># Create better names for treatments</w:t>
-      </w:r>
-      <w:r>
-        <w:br/>
-      </w:r>
-      <w:r>
-        <w:rPr>
-          <w:rStyle w:val="NormalTok"/>
-        </w:rPr>
-        <w:t xml:space="preserve">partridge</w:t>
-      </w:r>
-      <w:r>
-        <w:rPr>
-          <w:rStyle w:val="SpecialCharTok"/>
-        </w:rPr>
-        <w:t xml:space="preserve">$</w:t>
-      </w:r>
-      <w:r>
-        <w:rPr>
-          <w:rStyle w:val="NormalTok"/>
-        </w:rPr>
-        <w:t xml:space="preserve">treatment </w:t>
-      </w:r>
-      <w:r>
-        <w:rPr>
-          <w:rStyle w:val="OtherTok"/>
-        </w:rPr>
-        <w:t xml:space="preserve">&lt;-</w:t>
-      </w:r>
-      <w:r>
-        <w:rPr>
-          <w:rStyle w:val="NormalTok"/>
-        </w:rPr>
-        <w:t xml:space="preserve"> </w:t>
-      </w:r>
-      <w:r>
-        <w:rPr>
-          <w:rStyle w:val="FunctionTok"/>
-        </w:rPr>
-        <w:t xml:space="preserve">factor</w:t>
-      </w:r>
-      <w:r>
-        <w:rPr>
-          <w:rStyle w:val="NormalTok"/>
-        </w:rPr>
-        <w:t xml:space="preserve">(partridge</w:t>
-      </w:r>
-      <w:r>
-        <w:rPr>
-          <w:rStyle w:val="SpecialCharTok"/>
-        </w:rPr>
-        <w:t xml:space="preserve">$</w:t>
-      </w:r>
-      <w:r>
-        <w:rPr>
-          <w:rStyle w:val="NormalTok"/>
-        </w:rPr>
-        <w:t xml:space="preserve">TREATMEN,</w:t>
-      </w:r>
-      <w:r>
-        <w:br/>
-      </w:r>
-      <w:r>
-        <w:rPr>
-          <w:rStyle w:val="NormalTok"/>
-        </w:rPr>
-        <w:t xml:space="preserve">                            </w:t>
-      </w:r>
-      <w:r>
-        <w:rPr>
-          <w:rStyle w:val="AttributeTok"/>
-        </w:rPr>
-        <w:t xml:space="preserve">levels =</w:t>
-      </w:r>
-      <w:r>
-        <w:rPr>
-          <w:rStyle w:val="NormalTok"/>
-        </w:rPr>
-        <w:t xml:space="preserve"> </w:t>
-      </w:r>
-      <w:r>
-        <w:rPr>
-          <w:rStyle w:val="DecValTok"/>
-        </w:rPr>
-        <w:t xml:space="preserve">1</w:t>
-      </w:r>
-      <w:r>
-        <w:rPr>
-          <w:rStyle w:val="SpecialCharTok"/>
-        </w:rPr>
-        <w:t xml:space="preserve">:</w:t>
-      </w:r>
-      <w:r>
-        <w:rPr>
-          <w:rStyle w:val="DecValTok"/>
-        </w:rPr>
-        <w:t xml:space="preserve">5</w:t>
-      </w:r>
-      <w:r>
-        <w:rPr>
-          <w:rStyle w:val="NormalTok"/>
-        </w:rPr>
-        <w:t xml:space="preserve">,</w:t>
-      </w:r>
-      <w:r>
-        <w:br/>
-      </w:r>
-      <w:r>
-        <w:rPr>
-          <w:rStyle w:val="NormalTok"/>
-        </w:rPr>
-        <w:t xml:space="preserve">                            </w:t>
-      </w:r>
-      <w:r>
-        <w:rPr>
-          <w:rStyle w:val="AttributeTok"/>
-        </w:rPr>
-        <w:t xml:space="preserve">labels =</w:t>
-      </w:r>
-      <w:r>
-        <w:rPr>
-          <w:rStyle w:val="NormalTok"/>
-        </w:rPr>
-        <w:t xml:space="preserve"> </w:t>
-      </w:r>
-      <w:r>
-        <w:rPr>
-          <w:rStyle w:val="FunctionTok"/>
-        </w:rPr>
-        <w:t xml:space="preserve">c</w:t>
-      </w:r>
-      <w:r>
-        <w:rPr>
-          <w:rStyle w:val="NormalTok"/>
-        </w:rPr>
-        <w:t xml:space="preserve">(</w:t>
-      </w:r>
-      <w:r>
-        <w:rPr>
-          <w:rStyle w:val="StringTok"/>
-        </w:rPr>
-        <w:t xml:space="preserve">"No females"</w:t>
-      </w:r>
-      <w:r>
-        <w:rPr>
-          <w:rStyle w:val="NormalTok"/>
-        </w:rPr>
-        <w:t xml:space="preserve">, </w:t>
-      </w:r>
-      <w:r>
-        <w:br/>
-      </w:r>
-      <w:r>
-        <w:rPr>
-          <w:rStyle w:val="NormalTok"/>
-        </w:rPr>
-        <w:t xml:space="preserve">                                       </w:t>
-      </w:r>
-      <w:r>
-        <w:rPr>
-          <w:rStyle w:val="StringTok"/>
-        </w:rPr>
-        <w:t xml:space="preserve">"One virgin female daily"</w:t>
-      </w:r>
-      <w:r>
-        <w:rPr>
-          <w:rStyle w:val="NormalTok"/>
-        </w:rPr>
-        <w:t xml:space="preserve">,</w:t>
-      </w:r>
-      <w:r>
-        <w:br/>
-      </w:r>
-      <w:r>
-        <w:rPr>
-          <w:rStyle w:val="NormalTok"/>
-        </w:rPr>
-        <w:t xml:space="preserve">                                       </w:t>
-      </w:r>
-      <w:r>
-        <w:rPr>
-          <w:rStyle w:val="StringTok"/>
-        </w:rPr>
-        <w:t xml:space="preserve">"Eight virgin females daily"</w:t>
-      </w:r>
-      <w:r>
-        <w:rPr>
-          <w:rStyle w:val="NormalTok"/>
-        </w:rPr>
-        <w:t xml:space="preserve">,</w:t>
-      </w:r>
-      <w:r>
-        <w:br/>
-      </w:r>
-      <w:r>
-        <w:rPr>
-          <w:rStyle w:val="NormalTok"/>
-        </w:rPr>
-        <w:t xml:space="preserve">                                       </w:t>
-      </w:r>
-      <w:r>
-        <w:rPr>
-          <w:rStyle w:val="StringTok"/>
-        </w:rPr>
-        <w:t xml:space="preserve">"One inseminated female daily"</w:t>
-      </w:r>
-      <w:r>
-        <w:rPr>
-          <w:rStyle w:val="NormalTok"/>
-        </w:rPr>
-        <w:t xml:space="preserve">,</w:t>
-      </w:r>
-      <w:r>
-        <w:br/>
-      </w:r>
-      <w:r>
-        <w:rPr>
-          <w:rStyle w:val="NormalTok"/>
-        </w:rPr>
-        <w:t xml:space="preserve">                                       </w:t>
-      </w:r>
-      <w:r>
-        <w:rPr>
-          <w:rStyle w:val="StringTok"/>
-        </w:rPr>
-        <w:t xml:space="preserve">"Eight inseminated females daily"</w:t>
-      </w:r>
-      <w:r>
-        <w:rPr>
-          <w:rStyle w:val="NormalTok"/>
-        </w:rPr>
-        <w:t xml:space="preserve">))</w:t>
-      </w:r>
-      <w:r>
-        <w:br/>
-      </w:r>
-      <w:r>
-        <w:br/>
-      </w:r>
-      <w:r>
-        <w:rPr>
-          <w:rStyle w:val="CommentTok"/>
-        </w:rPr>
-        <w:t xml:space="preserve"># 2. Create a plot of the data showing relationship</w:t>
-      </w:r>
-      <w:r>
-        <w:br/>
-      </w:r>
-      <w:r>
-        <w:rPr>
-          <w:rStyle w:val="FunctionTok"/>
-        </w:rPr>
-        <w:t xml:space="preserve">ggplot</w:t>
-      </w:r>
-      <w:r>
-        <w:rPr>
-          <w:rStyle w:val="NormalTok"/>
-        </w:rPr>
-        <w:t xml:space="preserve">(partridge, </w:t>
-      </w:r>
-      <w:r>
-        <w:rPr>
-          <w:rStyle w:val="FunctionTok"/>
-        </w:rPr>
-        <w:t xml:space="preserve">aes</w:t>
-      </w:r>
-      <w:r>
-        <w:rPr>
-          <w:rStyle w:val="NormalTok"/>
-        </w:rPr>
-        <w:t xml:space="preserve">(</w:t>
-      </w:r>
-      <w:r>
-        <w:rPr>
-          <w:rStyle w:val="AttributeTok"/>
-        </w:rPr>
-        <w:t xml:space="preserve">x =</w:t>
-      </w:r>
-      <w:r>
-        <w:rPr>
-          <w:rStyle w:val="NormalTok"/>
-        </w:rPr>
-        <w:t xml:space="preserve"> THORAX, </w:t>
-      </w:r>
-      <w:r>
-        <w:rPr>
-          <w:rStyle w:val="AttributeTok"/>
-        </w:rPr>
-        <w:t xml:space="preserve">y =</w:t>
-      </w:r>
-      <w:r>
-        <w:rPr>
-          <w:rStyle w:val="NormalTok"/>
-        </w:rPr>
-        <w:t xml:space="preserve"> LONGEV, </w:t>
-      </w:r>
-      <w:r>
-        <w:rPr>
-          <w:rStyle w:val="AttributeTok"/>
-        </w:rPr>
-        <w:t xml:space="preserve">color =</w:t>
-      </w:r>
-      <w:r>
-        <w:rPr>
-          <w:rStyle w:val="NormalTok"/>
-        </w:rPr>
-        <w:t xml:space="preserve"> treatment)) </w:t>
-      </w:r>
-      <w:r>
-        <w:rPr>
-          <w:rStyle w:val="SpecialCharTok"/>
-        </w:rPr>
-        <w:t xml:space="preserve">+</w:t>
-      </w:r>
-      <w:r>
-        <w:rPr>
-          <w:rStyle w:val="NormalTok"/>
-        </w:rPr>
-        <w:t xml:space="preserve"> </w:t>
-      </w:r>
-      <w:r>
-        <w:br/>
-      </w:r>
-      <w:r>
-        <w:rPr>
-          <w:rStyle w:val="NormalTok"/>
-        </w:rPr>
-        <w:t xml:space="preserve">  </w:t>
-      </w:r>
-      <w:r>
-        <w:rPr>
-          <w:rStyle w:val="FunctionTok"/>
-        </w:rPr>
-        <w:t xml:space="preserve">geom_point</w:t>
-      </w:r>
-      <w:r>
-        <w:rPr>
-          <w:rStyle w:val="NormalTok"/>
-        </w:rPr>
-        <w:t xml:space="preserve">() </w:t>
-      </w:r>
-      <w:r>
-        <w:rPr>
-          <w:rStyle w:val="SpecialCharTok"/>
-        </w:rPr>
-        <w:t xml:space="preserve">+</w:t>
-      </w:r>
-      <w:r>
-        <w:br/>
-      </w:r>
-      <w:r>
-        <w:rPr>
-          <w:rStyle w:val="NormalTok"/>
-        </w:rPr>
-        <w:t xml:space="preserve">  </w:t>
-      </w:r>
-      <w:r>
-        <w:rPr>
-          <w:rStyle w:val="FunctionTok"/>
-        </w:rPr>
-        <w:t xml:space="preserve">geom_smooth</w:t>
-      </w:r>
-      <w:r>
-        <w:rPr>
-          <w:rStyle w:val="NormalTok"/>
-        </w:rPr>
-        <w:t xml:space="preserve">(</w:t>
-      </w:r>
-      <w:r>
-        <w:rPr>
-          <w:rStyle w:val="AttributeTok"/>
-        </w:rPr>
-        <w:t xml:space="preserve">method =</w:t>
-      </w:r>
-      <w:r>
-        <w:rPr>
-          <w:rStyle w:val="NormalTok"/>
-        </w:rPr>
-        <w:t xml:space="preserve"> </w:t>
-      </w:r>
-      <w:r>
-        <w:rPr>
-          <w:rStyle w:val="StringTok"/>
-        </w:rPr>
-        <w:t xml:space="preserve">"lm"</w:t>
-      </w:r>
-      <w:r>
-        <w:rPr>
-          <w:rStyle w:val="NormalTok"/>
-        </w:rPr>
-        <w:t xml:space="preserve">, </w:t>
-      </w:r>
-      <w:r>
-        <w:rPr>
-          <w:rStyle w:val="AttributeTok"/>
-        </w:rPr>
-        <w:t xml:space="preserve">se =</w:t>
-      </w:r>
-      <w:r>
-        <w:rPr>
-          <w:rStyle w:val="NormalTok"/>
-        </w:rPr>
-        <w:t xml:space="preserve"> </w:t>
-      </w:r>
-      <w:r>
-        <w:rPr>
-          <w:rStyle w:val="ConstantTok"/>
-        </w:rPr>
-        <w:t xml:space="preserve">FALSE</w:t>
-      </w:r>
-      <w:r>
-        <w:rPr>
-          <w:rStyle w:val="NormalTok"/>
-        </w:rPr>
-        <w:t xml:space="preserve">) </w:t>
-      </w:r>
-      <w:r>
-        <w:rPr>
-          <w:rStyle w:val="SpecialCharTok"/>
-        </w:rPr>
-        <w:t xml:space="preserve">+</w:t>
-      </w:r>
-      <w:r>
-        <w:rPr>
-          <w:rStyle w:val="NormalTok"/>
-        </w:rPr>
-        <w:t xml:space="preserve"> </w:t>
-      </w:r>
-      <w:r>
-        <w:rPr>
-          <w:rStyle w:val="CommentTok"/>
-        </w:rPr>
-        <w:t xml:space="preserve"># se=FALSE to see lines clearly</w:t>
-      </w:r>
-      <w:r>
-        <w:br/>
-      </w:r>
-      <w:r>
-        <w:rPr>
-          <w:rStyle w:val="NormalTok"/>
-        </w:rPr>
-        <w:t xml:space="preserve">  </w:t>
-      </w:r>
-      <w:r>
-        <w:rPr>
-          <w:rStyle w:val="FunctionTok"/>
-        </w:rPr>
-        <w:t xml:space="preserve">labs</w:t>
-      </w:r>
-      <w:r>
-        <w:rPr>
-          <w:rStyle w:val="NormalTok"/>
-        </w:rPr>
-        <w:t xml:space="preserve">(</w:t>
-      </w:r>
-      <w:r>
-        <w:rPr>
-          <w:rStyle w:val="AttributeTok"/>
-        </w:rPr>
-        <w:t xml:space="preserve">title =</w:t>
-      </w:r>
-      <w:r>
-        <w:rPr>
-          <w:rStyle w:val="NormalTok"/>
-        </w:rPr>
-        <w:t xml:space="preserve"> </w:t>
-      </w:r>
-      <w:r>
-        <w:rPr>
-          <w:rStyle w:val="StringTok"/>
-        </w:rPr>
-        <w:t xml:space="preserve">"Relationship between Thorax Length and Longevity"</w:t>
-      </w:r>
-      <w:r>
-        <w:rPr>
-          <w:rStyle w:val="NormalTok"/>
-        </w:rPr>
-        <w:t xml:space="preserve">,</w:t>
-      </w:r>
-      <w:r>
-        <w:br/>
-      </w:r>
-      <w:r>
-        <w:rPr>
-          <w:rStyle w:val="NormalTok"/>
-        </w:rPr>
-        <w:t xml:space="preserve">       </w:t>
-      </w:r>
-      <w:r>
-        <w:rPr>
-          <w:rStyle w:val="AttributeTok"/>
-        </w:rPr>
-        <w:t xml:space="preserve">x =</w:t>
-      </w:r>
-      <w:r>
-        <w:rPr>
-          <w:rStyle w:val="NormalTok"/>
-        </w:rPr>
-        <w:t xml:space="preserve"> </w:t>
-      </w:r>
-      <w:r>
-        <w:rPr>
-          <w:rStyle w:val="StringTok"/>
-        </w:rPr>
-        <w:t xml:space="preserve">"Thorax Length (mm)"</w:t>
-      </w:r>
-      <w:r>
-        <w:rPr>
-          <w:rStyle w:val="NormalTok"/>
-        </w:rPr>
-        <w:t xml:space="preserve">,</w:t>
-      </w:r>
-      <w:r>
-        <w:br/>
-      </w:r>
-      <w:r>
-        <w:rPr>
-          <w:rStyle w:val="NormalTok"/>
-        </w:rPr>
-        <w:t xml:space="preserve">       </w:t>
-      </w:r>
-      <w:r>
-        <w:rPr>
-          <w:rStyle w:val="AttributeTok"/>
-        </w:rPr>
-        <w:t xml:space="preserve">y =</w:t>
-      </w:r>
-      <w:r>
-        <w:rPr>
-          <w:rStyle w:val="NormalTok"/>
-        </w:rPr>
-        <w:t xml:space="preserve"> </w:t>
-      </w:r>
-      <w:r>
-        <w:rPr>
-          <w:rStyle w:val="StringTok"/>
-        </w:rPr>
-        <w:t xml:space="preserve">"Longevity (days)"</w:t>
-      </w:r>
-      <w:r>
-        <w:rPr>
-          <w:rStyle w:val="NormalTok"/>
-        </w:rPr>
-        <w:t xml:space="preserve">,</w:t>
-      </w:r>
-      <w:r>
-        <w:br/>
-      </w:r>
-      <w:r>
-        <w:rPr>
-          <w:rStyle w:val="NormalTok"/>
-        </w:rPr>
-        <w:t xml:space="preserve">       </w:t>
-      </w:r>
-      <w:r>
-        <w:rPr>
-          <w:rStyle w:val="AttributeTok"/>
-        </w:rPr>
-        <w:t xml:space="preserve">color =</w:t>
-      </w:r>
-      <w:r>
-        <w:rPr>
-          <w:rStyle w:val="NormalTok"/>
-        </w:rPr>
-        <w:t xml:space="preserve"> </w:t>
-      </w:r>
-      <w:r>
-        <w:rPr>
-          <w:rStyle w:val="StringTok"/>
-        </w:rPr>
-        <w:t xml:space="preserve">"Treatment"</w:t>
-      </w:r>
-      <w:r>
-        <w:rPr>
-          <w:rStyle w:val="NormalTok"/>
-        </w:rPr>
-        <w:t xml:space="preserve">) </w:t>
-      </w:r>
-      <w:r>
-        <w:rPr>
-          <w:rStyle w:val="SpecialCharTok"/>
-        </w:rPr>
-        <w:t xml:space="preserve">+</w:t>
-      </w:r>
-      <w:r>
-        <w:br/>
-      </w:r>
-      <w:r>
-        <w:rPr>
-          <w:rStyle w:val="NormalTok"/>
-        </w:rPr>
-        <w:t xml:space="preserve">  </w:t>
-      </w:r>
-      <w:r>
-        <w:rPr>
-          <w:rStyle w:val="FunctionTok"/>
-        </w:rPr>
-        <w:t xml:space="preserve">theme_minimal</w:t>
-      </w:r>
-      <w:r>
-        <w:rPr>
-          <w:rStyle w:val="NormalTok"/>
-        </w:rPr>
-        <w:t xml:space="preserve">() </w:t>
-      </w:r>
-      <w:r>
-        <w:rPr>
-          <w:rStyle w:val="SpecialCharTok"/>
-        </w:rPr>
-        <w:t xml:space="preserve">+</w:t>
-      </w:r>
-      <w:r>
-        <w:br/>
-      </w:r>
-      <w:r>
-        <w:rPr>
-          <w:rStyle w:val="NormalTok"/>
-        </w:rPr>
-        <w:t xml:space="preserve">  </w:t>
-      </w:r>
-      <w:r>
-        <w:rPr>
-          <w:rStyle w:val="FunctionTok"/>
-        </w:rPr>
-        <w:t xml:space="preserve">theme</w:t>
-      </w:r>
-      <w:r>
-        <w:rPr>
-          <w:rStyle w:val="NormalTok"/>
-        </w:rPr>
-        <w:t xml:space="preserve">(</w:t>
-      </w:r>
-      <w:r>
-        <w:rPr>
-          <w:rStyle w:val="AttributeTok"/>
-        </w:rPr>
-        <w:t xml:space="preserve">legend.position =</w:t>
-      </w:r>
-      <w:r>
-        <w:rPr>
-          <w:rStyle w:val="NormalTok"/>
-        </w:rPr>
-        <w:t xml:space="preserve"> </w:t>
-      </w:r>
-      <w:r>
-        <w:rPr>
-          <w:rStyle w:val="StringTok"/>
-        </w:rPr>
-        <w:t xml:space="preserve">"bottom"</w:t>
-      </w:r>
-      <w:r>
-        <w:rPr>
-          <w:rStyle w:val="NormalTok"/>
-        </w:rPr>
-        <w:t xml:space="preserve">)</w:t>
-      </w:r>
-    </w:p>
-    <w:p>
-      <w:pPr>
-        <w:pStyle w:val="FirstParagraph"/>
+        <w:pStyle w:val="BodyText"/>
       </w:pPr>
       <w:r>
         <w:drawing>
           <wp:inline>
             <wp:extent cx="2743200" cy="2743200"/>
             <wp:effectExtent b="0" l="0" r="0" t="0"/>
-            <wp:docPr descr="" title="" id="57" name="Picture"/>
+            <wp:docPr descr="" title="" id="59" name="Picture"/>
             <a:graphic>
               <a:graphicData uri="http://schemas.openxmlformats.org/drawingml/2006/picture">
                 <pic:pic>
                   <pic:nvPicPr>
-                    <pic:cNvPr descr="15_01_lecture_powerpoint_files/figure-docx/unnamed-chunk-9-1.png" id="58" name="Picture"/>
+                    <pic:cNvPr descr="15_01_lecture_powerpoint_files/figure-docx/unnamed-chunk-9-1.png" id="60" name="Picture"/>
                     <pic:cNvPicPr>
                       <a:picLocks noChangeArrowheads="1" noChangeAspect="1"/>
                     </pic:cNvPicPr>
                   </pic:nvPicPr>
                   <pic:blipFill>
-                    <a:blip r:embed="rId56"/>
+                    <a:blip r:embed="rId58"/>
                     <a:stretch>
                       <a:fillRect/>
                     </a:stretch>
@@ -4778,8 +4096,8 @@
         </w:drawing>
       </w:r>
     </w:p>
-    <w:bookmarkEnd w:id="59"/>
-    <w:bookmarkStart w:id="60" w:name="X56cba9001b46857a8f317f9badb2b7704f6809c"/>
+    <w:bookmarkEnd w:id="61"/>
+    <w:bookmarkStart w:id="62" w:name="X56cba9001b46857a8f317f9badb2b7704f6809c"/>
     <w:p>
       <w:pPr>
         <w:pStyle w:val="Heading1"/>
@@ -4793,7 +4111,7 @@
         <w:pStyle w:val="Compact"/>
         <w:numPr>
           <w:ilvl w:val="0"/>
-          <w:numId w:val="1041"/>
+          <w:numId w:val="1043"/>
         </w:numPr>
       </w:pPr>
       <w:r>
@@ -4806,9 +4124,10 @@
     </w:p>
     <w:p>
       <w:pPr>
+        <w:pStyle w:val="Compact"/>
         <w:numPr>
           <w:ilvl w:val="1"/>
-          <w:numId w:val="1042"/>
+          <w:numId w:val="1044"/>
         </w:numPr>
       </w:pPr>
       <w:r>
@@ -4817,20 +4136,22 @@
     </w:p>
     <w:p>
       <w:pPr>
+        <w:pStyle w:val="Compact"/>
         <w:numPr>
           <w:ilvl w:val="1"/>
-          <w:numId w:val="1042"/>
-        </w:numPr>
-      </w:pPr>
-      <w:r>
-        <w:t xml:space="preserve">The p-value for the interaction term (THORAX:treatment) is</w:t>
-      </w:r>
-    </w:p>
-    <w:p>
-      <w:pPr>
+          <w:numId w:val="1044"/>
+        </w:numPr>
+      </w:pPr>
+      <w:r>
+        <w:t xml:space="preserve">The p-value for the interaction term (THORAX:treatment) is xl.</w:t>
+      </w:r>
+    </w:p>
+    <w:p>
+      <w:pPr>
+        <w:pStyle w:val="Compact"/>
         <w:numPr>
           <w:ilvl w:val="1"/>
-          <w:numId w:val="1042"/>
+          <w:numId w:val="1044"/>
         </w:numPr>
       </w:pPr>
       <w:r>
@@ -4845,9 +4166,10 @@
     </w:p>
     <w:p>
       <w:pPr>
+        <w:pStyle w:val="Compact"/>
         <w:numPr>
           <w:ilvl w:val="1"/>
-          <w:numId w:val="1042"/>
+          <w:numId w:val="1044"/>
         </w:numPr>
       </w:pPr>
       <w:r>
@@ -5171,8 +4493,8 @@
         <w:t xml:space="preserve">]</w:t>
       </w:r>
     </w:p>
-    <w:bookmarkEnd w:id="60"/>
-    <w:bookmarkStart w:id="61" w:name="partridge-example-step-3-ancova-analysis"/>
+    <w:bookmarkEnd w:id="62"/>
+    <w:bookmarkStart w:id="63" w:name="partridge-example-step-3-ancova-analysis"/>
     <w:p>
       <w:pPr>
         <w:pStyle w:val="Heading1"/>
@@ -5186,7 +4508,7 @@
         <w:pStyle w:val="Compact"/>
         <w:numPr>
           <w:ilvl w:val="0"/>
-          <w:numId w:val="1044"/>
+          <w:numId w:val="1045"/>
         </w:numPr>
       </w:pPr>
       <w:r>
@@ -5204,7 +4526,7 @@
         <w:pStyle w:val="Compact"/>
         <w:numPr>
           <w:ilvl w:val="1"/>
-          <w:numId w:val="1045"/>
+          <w:numId w:val="1046"/>
         </w:numPr>
       </w:pPr>
       <w:r>
@@ -5220,7 +4542,7 @@
         <w:pStyle w:val="Compact"/>
         <w:numPr>
           <w:ilvl w:val="2"/>
-          <w:numId w:val="1046"/>
+          <w:numId w:val="1047"/>
         </w:numPr>
       </w:pPr>
       <w:r>
@@ -5242,7 +4564,7 @@
         <w:pStyle w:val="Compact"/>
         <w:numPr>
           <w:ilvl w:val="2"/>
-          <w:numId w:val="1046"/>
+          <w:numId w:val="1047"/>
         </w:numPr>
       </w:pPr>
       <w:r>
@@ -5260,7 +4582,7 @@
         <w:pStyle w:val="Compact"/>
         <w:numPr>
           <w:ilvl w:val="2"/>
-          <w:numId w:val="1046"/>
+          <w:numId w:val="1047"/>
         </w:numPr>
       </w:pPr>
       <w:r>
@@ -5501,8 +4823,8 @@
         <w:t xml:space="preserve">## Signif. codes:  0 '***' 0.001 '**' 0.01 '*' 0.05 '.' 0.1 ' ' 1</w:t>
       </w:r>
     </w:p>
-    <w:bookmarkEnd w:id="61"/>
-    <w:bookmarkStart w:id="62" w:name="partridge-example-getting-adjusted-means"/>
+    <w:bookmarkEnd w:id="63"/>
+    <w:bookmarkStart w:id="64" w:name="partridge-example-getting-adjusted-means"/>
     <w:p>
       <w:pPr>
         <w:pStyle w:val="Heading1"/>
@@ -5516,7 +4838,7 @@
         <w:pStyle w:val="Compact"/>
         <w:numPr>
           <w:ilvl w:val="0"/>
-          <w:numId w:val="1047"/>
+          <w:numId w:val="1048"/>
         </w:numPr>
       </w:pPr>
       <w:r>
@@ -5545,7 +4867,7 @@
       <w:pPr>
         <w:numPr>
           <w:ilvl w:val="1"/>
-          <w:numId w:val="1048"/>
+          <w:numId w:val="1049"/>
         </w:numPr>
       </w:pPr>
       <w:r>
@@ -5577,7 +4899,7 @@
       <w:pPr>
         <w:numPr>
           <w:ilvl w:val="1"/>
-          <w:numId w:val="1048"/>
+          <w:numId w:val="1049"/>
         </w:numPr>
       </w:pPr>
       <w:r>
@@ -5600,7 +4922,7 @@
       <w:pPr>
         <w:numPr>
           <w:ilvl w:val="1"/>
-          <w:numId w:val="1048"/>
+          <w:numId w:val="1049"/>
         </w:numPr>
       </w:pPr>
       <w:r>
@@ -5617,7 +4939,7 @@
       <w:pPr>
         <w:numPr>
           <w:ilvl w:val="1"/>
-          <w:numId w:val="1048"/>
+          <w:numId w:val="1049"/>
         </w:numPr>
       </w:pPr>
       <w:r>
@@ -5788,8 +5110,8 @@
         <w:t xml:space="preserve">## Confidence level used: 0.95</w:t>
       </w:r>
     </w:p>
-    <w:bookmarkEnd w:id="62"/>
-    <w:bookmarkStart w:id="63" w:name="partridge-example-pairwise-comparisons"/>
+    <w:bookmarkEnd w:id="64"/>
+    <w:bookmarkStart w:id="65" w:name="partridge-example-pairwise-comparisons"/>
     <w:p>
       <w:pPr>
         <w:pStyle w:val="Heading1"/>
@@ -5803,7 +5125,7 @@
         <w:pStyle w:val="Compact"/>
         <w:numPr>
           <w:ilvl w:val="0"/>
-          <w:numId w:val="1049"/>
+          <w:numId w:val="1050"/>
         </w:numPr>
       </w:pPr>
       <w:r>
@@ -5832,7 +5154,7 @@
       <w:pPr>
         <w:numPr>
           <w:ilvl w:val="1"/>
-          <w:numId w:val="1050"/>
+          <w:numId w:val="1051"/>
         </w:numPr>
       </w:pPr>
       <w:r>
@@ -5847,7 +5169,7 @@
       <w:pPr>
         <w:numPr>
           <w:ilvl w:val="2"/>
-          <w:numId w:val="1051"/>
+          <w:numId w:val="1052"/>
         </w:numPr>
       </w:pPr>
       <w:r>
@@ -5873,7 +5195,7 @@
       <w:pPr>
         <w:numPr>
           <w:ilvl w:val="2"/>
-          <w:numId w:val="1051"/>
+          <w:numId w:val="1052"/>
         </w:numPr>
       </w:pPr>
       <w:r>
@@ -5890,7 +5212,7 @@
       <w:pPr>
         <w:numPr>
           <w:ilvl w:val="2"/>
-          <w:numId w:val="1051"/>
+          <w:numId w:val="1052"/>
         </w:numPr>
       </w:pPr>
       <w:r>
@@ -6199,8 +5521,8 @@
         <w:t xml:space="preserve">## P value adjustment: tukey method for comparing a family of 5 estimates</w:t>
       </w:r>
     </w:p>
-    <w:bookmarkEnd w:id="63"/>
-    <w:bookmarkStart w:id="67" w:name="partridge-example-pairwise-comparisons-1"/>
+    <w:bookmarkEnd w:id="65"/>
+    <w:bookmarkStart w:id="69" w:name="partridge-example-pairwise-comparisons-1"/>
     <w:p>
       <w:pPr>
         <w:pStyle w:val="Heading1"/>
@@ -6214,7 +5536,7 @@
         <w:pStyle w:val="Compact"/>
         <w:numPr>
           <w:ilvl w:val="0"/>
-          <w:numId w:val="1052"/>
+          <w:numId w:val="1053"/>
         </w:numPr>
       </w:pPr>
       <w:r>
@@ -6243,7 +5565,7 @@
       <w:pPr>
         <w:numPr>
           <w:ilvl w:val="1"/>
-          <w:numId w:val="1053"/>
+          <w:numId w:val="1054"/>
         </w:numPr>
       </w:pPr>
       <w:r>
@@ -6258,7 +5580,7 @@
       <w:pPr>
         <w:numPr>
           <w:ilvl w:val="2"/>
-          <w:numId w:val="1054"/>
+          <w:numId w:val="1055"/>
         </w:numPr>
       </w:pPr>
       <w:r>
@@ -6284,7 +5606,7 @@
       <w:pPr>
         <w:numPr>
           <w:ilvl w:val="2"/>
-          <w:numId w:val="1054"/>
+          <w:numId w:val="1055"/>
         </w:numPr>
       </w:pPr>
       <w:r>
@@ -6301,7 +5623,7 @@
       <w:pPr>
         <w:numPr>
           <w:ilvl w:val="2"/>
-          <w:numId w:val="1054"/>
+          <w:numId w:val="1055"/>
         </w:numPr>
       </w:pPr>
       <w:r>
@@ -6553,18 +5875,18 @@
           <wp:inline>
             <wp:extent cx="2743200" cy="2743200"/>
             <wp:effectExtent b="0" l="0" r="0" t="0"/>
-            <wp:docPr descr="" title="" id="65" name="Picture"/>
+            <wp:docPr descr="" title="" id="67" name="Picture"/>
             <a:graphic>
               <a:graphicData uri="http://schemas.openxmlformats.org/drawingml/2006/picture">
                 <pic:pic>
                   <pic:nvPicPr>
-                    <pic:cNvPr descr="15_01_lecture_powerpoint_files/figure-docx/unnamed-chunk-14-1.png" id="66" name="Picture"/>
+                    <pic:cNvPr descr="15_01_lecture_powerpoint_files/figure-docx/unnamed-chunk-14-1.png" id="68" name="Picture"/>
                     <pic:cNvPicPr>
                       <a:picLocks noChangeArrowheads="1" noChangeAspect="1"/>
                     </pic:cNvPicPr>
                   </pic:nvPicPr>
                   <pic:blipFill>
-                    <a:blip r:embed="rId64"/>
+                    <a:blip r:embed="rId66"/>
                     <a:stretch>
                       <a:fillRect/>
                     </a:stretch>
@@ -6591,8 +5913,8 @@
         </w:drawing>
       </w:r>
     </w:p>
-    <w:bookmarkEnd w:id="67"/>
-    <w:bookmarkStart w:id="71" w:name="visualizing-ancova-results"/>
+    <w:bookmarkEnd w:id="69"/>
+    <w:bookmarkStart w:id="73" w:name="visualizing-ancova-results"/>
     <w:p>
       <w:pPr>
         <w:pStyle w:val="Heading1"/>
@@ -6622,18 +5944,18 @@
           <wp:inline>
             <wp:extent cx="6400800" cy="6400800"/>
             <wp:effectExtent b="0" l="0" r="0" t="0"/>
-            <wp:docPr descr="" title="" id="69" name="Picture"/>
+            <wp:docPr descr="" title="" id="71" name="Picture"/>
             <a:graphic>
               <a:graphicData uri="http://schemas.openxmlformats.org/drawingml/2006/picture">
                 <pic:pic>
                   <pic:nvPicPr>
-                    <pic:cNvPr descr="15_01_lecture_powerpoint_files/figure-docx/unnamed-chunk-15-1.png" id="70" name="Picture"/>
+                    <pic:cNvPr descr="15_01_lecture_powerpoint_files/figure-docx/unnamed-chunk-15-1.png" id="72" name="Picture"/>
                     <pic:cNvPicPr>
                       <a:picLocks noChangeArrowheads="1" noChangeAspect="1"/>
                     </pic:cNvPicPr>
                   </pic:nvPicPr>
                   <pic:blipFill>
-                    <a:blip r:embed="rId68"/>
+                    <a:blip r:embed="rId70"/>
                     <a:stretch>
                       <a:fillRect/>
                     </a:stretch>
@@ -6660,8 +5982,8 @@
         </w:drawing>
       </w:r>
     </w:p>
-    <w:bookmarkEnd w:id="71"/>
-    <w:bookmarkStart w:id="75" w:name="what-if-slopes-are-heterogeneous-p-0.05"/>
+    <w:bookmarkEnd w:id="73"/>
+    <w:bookmarkStart w:id="77" w:name="what-if-slopes-are-heterogeneous-p-0.05"/>
     <w:p>
       <w:pPr>
         <w:pStyle w:val="Heading1"/>
@@ -6675,7 +5997,7 @@
         <w:pStyle w:val="Compact"/>
         <w:numPr>
           <w:ilvl w:val="0"/>
-          <w:numId w:val="1055"/>
+          <w:numId w:val="1056"/>
         </w:numPr>
       </w:pPr>
       <w:r>
@@ -6691,56 +6013,11 @@
         <w:pStyle w:val="Compact"/>
         <w:numPr>
           <w:ilvl w:val="0"/>
-          <w:numId w:val="1055"/>
+          <w:numId w:val="1056"/>
         </w:numPr>
       </w:pPr>
       <w:r>
         <w:t xml:space="preserve">Constable (1993) studied sea urchin test shrinking:</w:t>
-      </w:r>
-    </w:p>
-    <w:p>
-      <w:pPr>
-        <w:numPr>
-          <w:ilvl w:val="1"/>
-          <w:numId w:val="1056"/>
-        </w:numPr>
-      </w:pPr>
-      <w:r>
-        <w:t xml:space="preserve">Compared suture widths between treatments</w:t>
-      </w:r>
-    </w:p>
-    <w:p>
-      <w:pPr>
-        <w:numPr>
-          <w:ilvl w:val="1"/>
-          <w:numId w:val="1056"/>
-        </w:numPr>
-      </w:pPr>
-      <w:r>
-        <w:t xml:space="preserve">Three groups: high food, low food, initial sample</w:t>
-      </w:r>
-    </w:p>
-    <w:p>
-      <w:pPr>
-        <w:numPr>
-          <w:ilvl w:val="1"/>
-          <w:numId w:val="1056"/>
-        </w:numPr>
-      </w:pPr>
-      <w:r>
-        <w:t xml:space="preserve">Covariate: body volume (cube root transformed)</w:t>
-      </w:r>
-    </w:p>
-    <w:p>
-      <w:pPr>
-        <w:pStyle w:val="Compact"/>
-        <w:numPr>
-          <w:ilvl w:val="0"/>
-          <w:numId w:val="1055"/>
-        </w:numPr>
-      </w:pPr>
-      <w:r>
-        <w:t xml:space="preserve">The analysis showed:</w:t>
       </w:r>
     </w:p>
     <w:p>
@@ -6751,7 +6028,7 @@
         </w:numPr>
       </w:pPr>
       <w:r>
-        <w:t xml:space="preserve">Significant interaction between treatment and covariate</w:t>
+        <w:t xml:space="preserve">Compared suture widths between treatments</w:t>
       </w:r>
     </w:p>
     <w:p>
@@ -6762,6 +6039,51 @@
         </w:numPr>
       </w:pPr>
       <w:r>
+        <w:t xml:space="preserve">Three groups: high food, low food, initial sample</w:t>
+      </w:r>
+    </w:p>
+    <w:p>
+      <w:pPr>
+        <w:numPr>
+          <w:ilvl w:val="1"/>
+          <w:numId w:val="1057"/>
+        </w:numPr>
+      </w:pPr>
+      <w:r>
+        <w:t xml:space="preserve">Covariate: body volume (cube root transformed)</w:t>
+      </w:r>
+    </w:p>
+    <w:p>
+      <w:pPr>
+        <w:pStyle w:val="Compact"/>
+        <w:numPr>
+          <w:ilvl w:val="0"/>
+          <w:numId w:val="1056"/>
+        </w:numPr>
+      </w:pPr>
+      <w:r>
+        <w:t xml:space="preserve">The analysis showed:</w:t>
+      </w:r>
+    </w:p>
+    <w:p>
+      <w:pPr>
+        <w:numPr>
+          <w:ilvl w:val="1"/>
+          <w:numId w:val="1058"/>
+        </w:numPr>
+      </w:pPr>
+      <w:r>
+        <w:t xml:space="preserve">Significant interaction between treatment and covariate</w:t>
+      </w:r>
+    </w:p>
+    <w:p>
+      <w:pPr>
+        <w:numPr>
+          <w:ilvl w:val="1"/>
+          <w:numId w:val="1058"/>
+        </w:numPr>
+      </w:pPr>
+      <w:r>
         <w:t xml:space="preserve">Heterogeneous slopes across treatments</w:t>
       </w:r>
     </w:p>
@@ -6770,7 +6092,7 @@
         <w:pStyle w:val="Compact"/>
         <w:numPr>
           <w:ilvl w:val="0"/>
-          <w:numId w:val="1055"/>
+          <w:numId w:val="1056"/>
         </w:numPr>
       </w:pPr>
       <w:r>
@@ -6788,7 +6110,7 @@
         <w:pStyle w:val="Compact"/>
         <w:numPr>
           <w:ilvl w:val="0"/>
-          <w:numId w:val="1055"/>
+          <w:numId w:val="1056"/>
         </w:numPr>
       </w:pPr>
       <w:r>
@@ -6808,18 +6130,18 @@
           <wp:inline>
             <wp:extent cx="2743200" cy="2743200"/>
             <wp:effectExtent b="0" l="0" r="0" t="0"/>
-            <wp:docPr descr="" title="" id="73" name="Picture"/>
+            <wp:docPr descr="" title="" id="75" name="Picture"/>
             <a:graphic>
               <a:graphicData uri="http://schemas.openxmlformats.org/drawingml/2006/picture">
                 <pic:pic>
                   <pic:nvPicPr>
-                    <pic:cNvPr descr="15_01_lecture_powerpoint_files/figure-docx/unnamed-chunk-16-1.png" id="74" name="Picture"/>
+                    <pic:cNvPr descr="15_01_lecture_powerpoint_files/figure-docx/unnamed-chunk-16-1.png" id="76" name="Picture"/>
                     <pic:cNvPicPr>
                       <a:picLocks noChangeArrowheads="1" noChangeAspect="1"/>
                     </pic:cNvPicPr>
                   </pic:nvPicPr>
                   <pic:blipFill>
-                    <a:blip r:embed="rId72"/>
+                    <a:blip r:embed="rId74"/>
                     <a:stretch>
                       <a:fillRect/>
                     </a:stretch>
@@ -6846,8 +6168,8 @@
         </w:drawing>
       </w:r>
     </w:p>
-    <w:bookmarkEnd w:id="75"/>
-    <w:bookmarkStart w:id="76" w:name="handling-heterogeneous-slopes"/>
+    <w:bookmarkEnd w:id="77"/>
+    <w:bookmarkStart w:id="78" w:name="handling-heterogeneous-slopes"/>
     <w:p>
       <w:pPr>
         <w:pStyle w:val="Heading1"/>
@@ -6868,7 +6190,7 @@
       <w:pPr>
         <w:numPr>
           <w:ilvl w:val="0"/>
-          <w:numId w:val="1058"/>
+          <w:numId w:val="1059"/>
         </w:numPr>
       </w:pPr>
       <w:r>
@@ -6895,7 +6217,7 @@
       <w:pPr>
         <w:numPr>
           <w:ilvl w:val="0"/>
-          <w:numId w:val="1058"/>
+          <w:numId w:val="1059"/>
         </w:numPr>
       </w:pPr>
       <w:r>
@@ -6973,7 +6295,7 @@
       <w:pPr>
         <w:numPr>
           <w:ilvl w:val="0"/>
-          <w:numId w:val="1058"/>
+          <w:numId w:val="1059"/>
         </w:numPr>
       </w:pPr>
       <w:r>
@@ -7006,7 +6328,7 @@
       <w:pPr>
         <w:numPr>
           <w:ilvl w:val="0"/>
-          <w:numId w:val="1058"/>
+          <w:numId w:val="1059"/>
         </w:numPr>
       </w:pPr>
       <w:r>
@@ -7032,123 +6354,264 @@
     <w:p>
       <w:pPr>
         <w:pStyle w:val="SourceCode"/>
+      </w:pPr>
+      <w:r>
+        <w:rPr>
+          <w:rStyle w:val="NormalTok"/>
+        </w:rPr>
+        <w:t xml:space="preserve">    </w:t>
+      </w:r>
+      <w:r>
+        <w:rPr>
+          <w:rStyle w:val="CommentTok"/>
+        </w:rPr>
+        <w:t xml:space="preserve">#| echo: false</w:t>
+      </w:r>
+      <w:r>
+        <w:br/>
+      </w:r>
+      <w:r>
+        <w:rPr>
+          <w:rStyle w:val="NormalTok"/>
+        </w:rPr>
+        <w:t xml:space="preserve">    </w:t>
+      </w:r>
+      <w:r>
+        <w:rPr>
+          <w:rStyle w:val="CommentTok"/>
+        </w:rPr>
+        <w:t xml:space="preserve"># Fit model with interaction</w:t>
+      </w:r>
+      <w:r>
+        <w:br/>
+      </w:r>
+      <w:r>
+        <w:rPr>
+          <w:rStyle w:val="NormalTok"/>
+        </w:rPr>
+        <w:t xml:space="preserve">    urchin_model </w:t>
+      </w:r>
+      <w:r>
+        <w:rPr>
+          <w:rStyle w:val="OtherTok"/>
+        </w:rPr>
+        <w:t xml:space="preserve">&lt;-</w:t>
+      </w:r>
+      <w:r>
+        <w:rPr>
+          <w:rStyle w:val="NormalTok"/>
+        </w:rPr>
+        <w:t xml:space="preserve"> </w:t>
+      </w:r>
+      <w:r>
+        <w:rPr>
+          <w:rStyle w:val="FunctionTok"/>
+        </w:rPr>
+        <w:t xml:space="preserve">lm</w:t>
+      </w:r>
+      <w:r>
+        <w:rPr>
+          <w:rStyle w:val="NormalTok"/>
+        </w:rPr>
+        <w:t xml:space="preserve">(suture_width </w:t>
+      </w:r>
+      <w:r>
+        <w:rPr>
+          <w:rStyle w:val="SpecialCharTok"/>
+        </w:rPr>
+        <w:t xml:space="preserve">~</w:t>
+      </w:r>
+      <w:r>
+        <w:rPr>
+          <w:rStyle w:val="NormalTok"/>
+        </w:rPr>
+        <w:t xml:space="preserve"> volume </w:t>
+      </w:r>
+      <w:r>
+        <w:rPr>
+          <w:rStyle w:val="SpecialCharTok"/>
+        </w:rPr>
+        <w:t xml:space="preserve">*</w:t>
+      </w:r>
+      <w:r>
+        <w:rPr>
+          <w:rStyle w:val="NormalTok"/>
+        </w:rPr>
+        <w:t xml:space="preserve"> treatment, </w:t>
+      </w:r>
+      <w:r>
+        <w:rPr>
+          <w:rStyle w:val="AttributeTok"/>
+        </w:rPr>
+        <w:t xml:space="preserve">data =</w:t>
+      </w:r>
+      <w:r>
+        <w:rPr>
+          <w:rStyle w:val="NormalTok"/>
+        </w:rPr>
+        <w:t xml:space="preserve"> urchin_data)</w:t>
+      </w:r>
+      <w:r>
+        <w:br/>
+      </w:r>
+      <w:r>
+        <w:rPr>
+          <w:rStyle w:val="NormalTok"/>
+        </w:rPr>
+        <w:t xml:space="preserve">    </w:t>
+      </w:r>
+      <w:r>
+        <w:rPr>
+          <w:rStyle w:val="FunctionTok"/>
+        </w:rPr>
+        <w:t xml:space="preserve">Anova</w:t>
+      </w:r>
+      <w:r>
+        <w:rPr>
+          <w:rStyle w:val="NormalTok"/>
+        </w:rPr>
+        <w:t xml:space="preserve">(urchin_model, </w:t>
+      </w:r>
+      <w:r>
+        <w:rPr>
+          <w:rStyle w:val="AttributeTok"/>
+        </w:rPr>
+        <w:t xml:space="preserve">type =</w:t>
+      </w:r>
+      <w:r>
+        <w:rPr>
+          <w:rStyle w:val="NormalTok"/>
+        </w:rPr>
+        <w:t xml:space="preserve"> </w:t>
+      </w:r>
+      <w:r>
+        <w:rPr>
+          <w:rStyle w:val="DecValTok"/>
+        </w:rPr>
+        <w:t xml:space="preserve">3</w:t>
+      </w:r>
+      <w:r>
+        <w:rPr>
+          <w:rStyle w:val="NormalTok"/>
+        </w:rPr>
+        <w:t xml:space="preserve">)</w:t>
+      </w:r>
+      <w:r>
+        <w:br/>
+      </w:r>
+      <w:r>
+        <w:rPr>
+          <w:rStyle w:val="DocumentationTok"/>
+        </w:rPr>
+        <w:t xml:space="preserve">## Anova Table (Type III tests)</w:t>
+      </w:r>
+      <w:r>
+        <w:br/>
+      </w:r>
+      <w:r>
+        <w:rPr>
+          <w:rStyle w:val="DocumentationTok"/>
+        </w:rPr>
+        <w:t xml:space="preserve">## </w:t>
+      </w:r>
+      <w:r>
+        <w:br/>
+      </w:r>
+      <w:r>
+        <w:rPr>
+          <w:rStyle w:val="DocumentationTok"/>
+        </w:rPr>
+        <w:t xml:space="preserve">## Response: suture_width</w:t>
+      </w:r>
+      <w:r>
+        <w:br/>
+      </w:r>
+      <w:r>
+        <w:rPr>
+          <w:rStyle w:val="DocumentationTok"/>
+        </w:rPr>
+        <w:t xml:space="preserve">##                     Sum Sq Df F value    Pr(&gt;F)    </w:t>
+      </w:r>
+      <w:r>
+        <w:br/>
+      </w:r>
+      <w:r>
+        <w:rPr>
+          <w:rStyle w:val="DocumentationTok"/>
+        </w:rPr>
+        <w:t xml:space="preserve">## (Intercept)      0.0005253  1    5.91   0.01778 *  </w:t>
+      </w:r>
+      <w:r>
+        <w:br/>
+      </w:r>
+      <w:r>
+        <w:rPr>
+          <w:rStyle w:val="DocumentationTok"/>
+        </w:rPr>
+        <w:t xml:space="preserve">## volume           0.0151663  1  170.64 &lt; 2.2e-16 ***</w:t>
+      </w:r>
+      <w:r>
+        <w:br/>
+      </w:r>
+      <w:r>
+        <w:rPr>
+          <w:rStyle w:val="DocumentationTok"/>
+        </w:rPr>
+        <w:t xml:space="preserve">## treatment        0.0020070  2   11.29 6.064e-05 ***</w:t>
+      </w:r>
+      <w:r>
+        <w:br/>
+      </w:r>
+      <w:r>
+        <w:rPr>
+          <w:rStyle w:val="DocumentationTok"/>
+        </w:rPr>
+        <w:t xml:space="preserve">## volume:treatment 0.0062129  2   34.95 4.453e-11 ***</w:t>
+      </w:r>
+      <w:r>
+        <w:br/>
+      </w:r>
+      <w:r>
+        <w:rPr>
+          <w:rStyle w:val="DocumentationTok"/>
+        </w:rPr>
+        <w:t xml:space="preserve">## Residuals        0.0058662 66                      </w:t>
+      </w:r>
+      <w:r>
+        <w:br/>
+      </w:r>
+      <w:r>
+        <w:rPr>
+          <w:rStyle w:val="DocumentationTok"/>
+        </w:rPr>
+        <w:t xml:space="preserve">## ---</w:t>
+      </w:r>
+      <w:r>
+        <w:br/>
+      </w:r>
+      <w:r>
+        <w:rPr>
+          <w:rStyle w:val="DocumentationTok"/>
+        </w:rPr>
+        <w:t xml:space="preserve">## Signif. codes:  0 '***' 0.001 '**' 0.01 '*' 0.05 '.' 0.1 ' ' 1</w:t>
+      </w:r>
+    </w:p>
+    <w:bookmarkEnd w:id="78"/>
+    <w:bookmarkStart w:id="79" w:name="interpretation-of-heterogeneous-slopes"/>
+    <w:p>
+      <w:pPr>
+        <w:pStyle w:val="Heading1"/>
+      </w:pPr>
+      <w:r>
+        <w:t xml:space="preserve">Interpretation of Heterogeneous Slopes</w:t>
+      </w:r>
+    </w:p>
+    <w:p>
+      <w:pPr>
+        <w:pStyle w:val="Compact"/>
         <w:numPr>
           <w:ilvl w:val="0"/>
-          <w:numId w:val="1000"/>
-        </w:numPr>
-      </w:pPr>
-      <w:r>
-        <w:rPr>
-          <w:rStyle w:val="VerbatimChar"/>
-        </w:rPr>
-        <w:t xml:space="preserve">## Anova Table (Type III tests)</w:t>
-      </w:r>
-      <w:r>
-        <w:br/>
-      </w:r>
-      <w:r>
-        <w:rPr>
-          <w:rStyle w:val="VerbatimChar"/>
-        </w:rPr>
-        <w:t xml:space="preserve">## </w:t>
-      </w:r>
-      <w:r>
-        <w:br/>
-      </w:r>
-      <w:r>
-        <w:rPr>
-          <w:rStyle w:val="VerbatimChar"/>
-        </w:rPr>
-        <w:t xml:space="preserve">## Response: suture_width</w:t>
-      </w:r>
-      <w:r>
-        <w:br/>
-      </w:r>
-      <w:r>
-        <w:rPr>
-          <w:rStyle w:val="VerbatimChar"/>
-        </w:rPr>
-        <w:t xml:space="preserve">##                     Sum Sq Df F value    Pr(&gt;F)    </w:t>
-      </w:r>
-      <w:r>
-        <w:br/>
-      </w:r>
-      <w:r>
-        <w:rPr>
-          <w:rStyle w:val="VerbatimChar"/>
-        </w:rPr>
-        <w:t xml:space="preserve">## (Intercept)      0.0005253  1    5.91   0.01778 *  </w:t>
-      </w:r>
-      <w:r>
-        <w:br/>
-      </w:r>
-      <w:r>
-        <w:rPr>
-          <w:rStyle w:val="VerbatimChar"/>
-        </w:rPr>
-        <w:t xml:space="preserve">## volume           0.0151663  1  170.64 &lt; 2.2e-16 ***</w:t>
-      </w:r>
-      <w:r>
-        <w:br/>
-      </w:r>
-      <w:r>
-        <w:rPr>
-          <w:rStyle w:val="VerbatimChar"/>
-        </w:rPr>
-        <w:t xml:space="preserve">## treatment        0.0020070  2   11.29 6.064e-05 ***</w:t>
-      </w:r>
-      <w:r>
-        <w:br/>
-      </w:r>
-      <w:r>
-        <w:rPr>
-          <w:rStyle w:val="VerbatimChar"/>
-        </w:rPr>
-        <w:t xml:space="preserve">## volume:treatment 0.0062129  2   34.95 4.453e-11 ***</w:t>
-      </w:r>
-      <w:r>
-        <w:br/>
-      </w:r>
-      <w:r>
-        <w:rPr>
-          <w:rStyle w:val="VerbatimChar"/>
-        </w:rPr>
-        <w:t xml:space="preserve">## Residuals        0.0058662 66                      </w:t>
-      </w:r>
-      <w:r>
-        <w:br/>
-      </w:r>
-      <w:r>
-        <w:rPr>
-          <w:rStyle w:val="VerbatimChar"/>
-        </w:rPr>
-        <w:t xml:space="preserve">## ---</w:t>
-      </w:r>
-      <w:r>
-        <w:br/>
-      </w:r>
-      <w:r>
-        <w:rPr>
-          <w:rStyle w:val="VerbatimChar"/>
-        </w:rPr>
-        <w:t xml:space="preserve">## Signif. codes:  0 '***' 0.001 '**' 0.01 '*' 0.05 '.' 0.1 ' ' 1</w:t>
-      </w:r>
-    </w:p>
-    <w:bookmarkEnd w:id="76"/>
-    <w:bookmarkStart w:id="77" w:name="interpretation-of-heterogeneous-slopes"/>
-    <w:p>
-      <w:pPr>
-        <w:pStyle w:val="Heading1"/>
-      </w:pPr>
-      <w:r>
-        <w:t xml:space="preserve">Interpretation of Heterogeneous Slopes</w:t>
-      </w:r>
-    </w:p>
-    <w:p>
-      <w:pPr>
-        <w:numPr>
-          <w:ilvl w:val="0"/>
-          <w:numId w:val="1059"/>
+          <w:numId w:val="1060"/>
         </w:numPr>
       </w:pPr>
       <w:r>
@@ -7184,9 +6647,10 @@
     </w:p>
     <w:p>
       <w:pPr>
+        <w:pStyle w:val="Compact"/>
         <w:numPr>
           <w:ilvl w:val="1"/>
-          <w:numId w:val="1060"/>
+          <w:numId w:val="1061"/>
         </w:numPr>
       </w:pPr>
       <w:r>
@@ -7217,9 +6681,10 @@
     </w:p>
     <w:p>
       <w:pPr>
+        <w:pStyle w:val="Compact"/>
         <w:numPr>
           <w:ilvl w:val="1"/>
-          <w:numId w:val="1060"/>
+          <w:numId w:val="1061"/>
         </w:numPr>
       </w:pPr>
       <w:r>
@@ -7250,9 +6715,10 @@
     </w:p>
     <w:p>
       <w:pPr>
+        <w:pStyle w:val="Compact"/>
         <w:numPr>
           <w:ilvl w:val="1"/>
-          <w:numId w:val="1060"/>
+          <w:numId w:val="1061"/>
         </w:numPr>
       </w:pPr>
       <w:r>
@@ -7283,9 +6749,10 @@
     </w:p>
     <w:p>
       <w:pPr>
+        <w:pStyle w:val="Compact"/>
         <w:numPr>
           <w:ilvl w:val="0"/>
-          <w:numId w:val="1059"/>
+          <w:numId w:val="1060"/>
         </w:numPr>
       </w:pPr>
       <w:r>
@@ -7298,8 +6765,8 @@
         <w:t xml:space="preserve">differently depending on urchin size</w:t>
       </w:r>
     </w:p>
-    <w:bookmarkEnd w:id="77"/>
-    <w:bookmarkStart w:id="78" w:name="assumptions-of-ancova"/>
+    <w:bookmarkEnd w:id="79"/>
+    <w:bookmarkStart w:id="80" w:name="assumptions-of-ancova"/>
     <w:p>
       <w:pPr>
         <w:pStyle w:val="Heading1"/>
@@ -7312,7 +6779,7 @@
       <w:pPr>
         <w:numPr>
           <w:ilvl w:val="0"/>
-          <w:numId w:val="1061"/>
+          <w:numId w:val="1062"/>
         </w:numPr>
       </w:pPr>
       <w:r>
@@ -7325,9 +6792,10 @@
     </w:p>
     <w:p>
       <w:pPr>
+        <w:pStyle w:val="Compact"/>
         <w:numPr>
           <w:ilvl w:val="1"/>
-          <w:numId w:val="1062"/>
+          <w:numId w:val="1063"/>
         </w:numPr>
       </w:pPr>
       <w:r>
@@ -7346,9 +6814,10 @@
     </w:p>
     <w:p>
       <w:pPr>
+        <w:pStyle w:val="Compact"/>
         <w:numPr>
           <w:ilvl w:val="1"/>
-          <w:numId w:val="1062"/>
+          <w:numId w:val="1063"/>
         </w:numPr>
       </w:pPr>
       <w:r>
@@ -7367,9 +6836,10 @@
     </w:p>
     <w:p>
       <w:pPr>
+        <w:pStyle w:val="Compact"/>
         <w:numPr>
           <w:ilvl w:val="1"/>
-          <w:numId w:val="1062"/>
+          <w:numId w:val="1063"/>
         </w:numPr>
       </w:pPr>
       <w:r>
@@ -7394,9 +6864,10 @@
     </w:p>
     <w:p>
       <w:pPr>
+        <w:pStyle w:val="Compact"/>
         <w:numPr>
           <w:ilvl w:val="1"/>
-          <w:numId w:val="1062"/>
+          <w:numId w:val="1063"/>
         </w:numPr>
       </w:pPr>
       <w:r>
@@ -7421,9 +6892,10 @@
     </w:p>
     <w:p>
       <w:pPr>
+        <w:pStyle w:val="Compact"/>
         <w:numPr>
           <w:ilvl w:val="1"/>
-          <w:numId w:val="1062"/>
+          <w:numId w:val="1063"/>
         </w:numPr>
       </w:pPr>
       <w:r>
@@ -7446,8 +6918,8 @@
         <w:t xml:space="preserve">We tested this first! (the A:x interaction).</w:t>
       </w:r>
     </w:p>
-    <w:bookmarkEnd w:id="78"/>
-    <w:bookmarkStart w:id="82" w:name="checking-assumptions-in-r"/>
+    <w:bookmarkEnd w:id="80"/>
+    <w:bookmarkStart w:id="84" w:name="checking-assumptions-in-r"/>
     <w:p>
       <w:pPr>
         <w:pStyle w:val="Heading1"/>
@@ -7461,7 +6933,7 @@
         <w:pStyle w:val="Compact"/>
         <w:numPr>
           <w:ilvl w:val="0"/>
-          <w:numId w:val="1063"/>
+          <w:numId w:val="1064"/>
         </w:numPr>
       </w:pPr>
       <w:r>
@@ -7479,7 +6951,7 @@
         <w:pStyle w:val="Compact"/>
         <w:numPr>
           <w:ilvl w:val="0"/>
-          <w:numId w:val="1063"/>
+          <w:numId w:val="1064"/>
         </w:numPr>
       </w:pPr>
       <w:r>
@@ -7495,7 +6967,7 @@
         <w:pStyle w:val="Compact"/>
         <w:numPr>
           <w:ilvl w:val="1"/>
-          <w:numId w:val="1064"/>
+          <w:numId w:val="1065"/>
         </w:numPr>
       </w:pPr>
       <w:r>
@@ -7523,7 +6995,7 @@
         <w:pStyle w:val="Compact"/>
         <w:numPr>
           <w:ilvl w:val="1"/>
-          <w:numId w:val="1064"/>
+          <w:numId w:val="1065"/>
         </w:numPr>
       </w:pPr>
       <w:r>
@@ -7551,7 +7023,7 @@
         <w:pStyle w:val="Compact"/>
         <w:numPr>
           <w:ilvl w:val="1"/>
-          <w:numId w:val="1064"/>
+          <w:numId w:val="1065"/>
         </w:numPr>
       </w:pPr>
       <w:r>
@@ -7579,7 +7051,7 @@
         <w:pStyle w:val="Compact"/>
         <w:numPr>
           <w:ilvl w:val="1"/>
-          <w:numId w:val="1064"/>
+          <w:numId w:val="1065"/>
         </w:numPr>
       </w:pPr>
       <w:r>
@@ -7607,7 +7079,7 @@
         <w:pStyle w:val="Compact"/>
         <w:numPr>
           <w:ilvl w:val="0"/>
-          <w:numId w:val="1063"/>
+          <w:numId w:val="1064"/>
         </w:numPr>
       </w:pPr>
       <w:r>
@@ -7622,176 +7094,6 @@
       </w:r>
       <w:r>
         <w:t xml:space="preserve">The assumptions are met.</w:t>
-      </w:r>
-    </w:p>
-    <w:p>
-      <w:pPr>
-        <w:pStyle w:val="SourceCode"/>
-      </w:pPr>
-      <w:r>
-        <w:rPr>
-          <w:rStyle w:val="CommentTok"/>
-        </w:rPr>
-        <w:t xml:space="preserve"># Fit ANCOVA model for partridge data</w:t>
-      </w:r>
-      <w:r>
-        <w:br/>
-      </w:r>
-      <w:r>
-        <w:rPr>
-          <w:rStyle w:val="NormalTok"/>
-        </w:rPr>
-        <w:t xml:space="preserve">ancova_model </w:t>
-      </w:r>
-      <w:r>
-        <w:rPr>
-          <w:rStyle w:val="OtherTok"/>
-        </w:rPr>
-        <w:t xml:space="preserve">&lt;-</w:t>
-      </w:r>
-      <w:r>
-        <w:rPr>
-          <w:rStyle w:val="NormalTok"/>
-        </w:rPr>
-        <w:t xml:space="preserve"> </w:t>
-      </w:r>
-      <w:r>
-        <w:rPr>
-          <w:rStyle w:val="FunctionTok"/>
-        </w:rPr>
-        <w:t xml:space="preserve">lm</w:t>
-      </w:r>
-      <w:r>
-        <w:rPr>
-          <w:rStyle w:val="NormalTok"/>
-        </w:rPr>
-        <w:t xml:space="preserve">(LONGEV </w:t>
-      </w:r>
-      <w:r>
-        <w:rPr>
-          <w:rStyle w:val="SpecialCharTok"/>
-        </w:rPr>
-        <w:t xml:space="preserve">~</w:t>
-      </w:r>
-      <w:r>
-        <w:rPr>
-          <w:rStyle w:val="NormalTok"/>
-        </w:rPr>
-        <w:t xml:space="preserve"> THORAX </w:t>
-      </w:r>
-      <w:r>
-        <w:rPr>
-          <w:rStyle w:val="SpecialCharTok"/>
-        </w:rPr>
-        <w:t xml:space="preserve">+</w:t>
-      </w:r>
-      <w:r>
-        <w:rPr>
-          <w:rStyle w:val="NormalTok"/>
-        </w:rPr>
-        <w:t xml:space="preserve"> treatment, </w:t>
-      </w:r>
-      <w:r>
-        <w:rPr>
-          <w:rStyle w:val="AttributeTok"/>
-        </w:rPr>
-        <w:t xml:space="preserve">data =</w:t>
-      </w:r>
-      <w:r>
-        <w:rPr>
-          <w:rStyle w:val="NormalTok"/>
-        </w:rPr>
-        <w:t xml:space="preserve"> partridge)</w:t>
-      </w:r>
-      <w:r>
-        <w:br/>
-      </w:r>
-      <w:r>
-        <w:br/>
-      </w:r>
-      <w:r>
-        <w:rPr>
-          <w:rStyle w:val="CommentTok"/>
-        </w:rPr>
-        <w:t xml:space="preserve"># Create a 2x2 panel of diagnostic plots</w:t>
-      </w:r>
-      <w:r>
-        <w:br/>
-      </w:r>
-      <w:r>
-        <w:rPr>
-          <w:rStyle w:val="FunctionTok"/>
-        </w:rPr>
-        <w:t xml:space="preserve">par</w:t>
-      </w:r>
-      <w:r>
-        <w:rPr>
-          <w:rStyle w:val="NormalTok"/>
-        </w:rPr>
-        <w:t xml:space="preserve">(</w:t>
-      </w:r>
-      <w:r>
-        <w:rPr>
-          <w:rStyle w:val="AttributeTok"/>
-        </w:rPr>
-        <w:t xml:space="preserve">mfrow =</w:t>
-      </w:r>
-      <w:r>
-        <w:rPr>
-          <w:rStyle w:val="NormalTok"/>
-        </w:rPr>
-        <w:t xml:space="preserve"> </w:t>
-      </w:r>
-      <w:r>
-        <w:rPr>
-          <w:rStyle w:val="FunctionTok"/>
-        </w:rPr>
-        <w:t xml:space="preserve">c</w:t>
-      </w:r>
-      <w:r>
-        <w:rPr>
-          <w:rStyle w:val="NormalTok"/>
-        </w:rPr>
-        <w:t xml:space="preserve">(</w:t>
-      </w:r>
-      <w:r>
-        <w:rPr>
-          <w:rStyle w:val="DecValTok"/>
-        </w:rPr>
-        <w:t xml:space="preserve">2</w:t>
-      </w:r>
-      <w:r>
-        <w:rPr>
-          <w:rStyle w:val="NormalTok"/>
-        </w:rPr>
-        <w:t xml:space="preserve">, </w:t>
-      </w:r>
-      <w:r>
-        <w:rPr>
-          <w:rStyle w:val="DecValTok"/>
-        </w:rPr>
-        <w:t xml:space="preserve">2</w:t>
-      </w:r>
-      <w:r>
-        <w:rPr>
-          <w:rStyle w:val="NormalTok"/>
-        </w:rPr>
-        <w:t xml:space="preserve">))</w:t>
-      </w:r>
-      <w:r>
-        <w:br/>
-      </w:r>
-      <w:r>
-        <w:rPr>
-          <w:rStyle w:val="FunctionTok"/>
-        </w:rPr>
-        <w:t xml:space="preserve">plot</w:t>
-      </w:r>
-      <w:r>
-        <w:rPr>
-          <w:rStyle w:val="NormalTok"/>
-        </w:rPr>
-        <w:t xml:space="preserve">(ancova_model)</w:t>
       </w:r>
     </w:p>
     <w:p>
@@ -7803,18 +7105,18 @@
           <wp:inline>
             <wp:extent cx="4572000" cy="4572000"/>
             <wp:effectExtent b="0" l="0" r="0" t="0"/>
-            <wp:docPr descr="" title="" id="80" name="Picture"/>
+            <wp:docPr descr="" title="" id="82" name="Picture"/>
             <a:graphic>
               <a:graphicData uri="http://schemas.openxmlformats.org/drawingml/2006/picture">
                 <pic:pic>
                   <pic:nvPicPr>
-                    <pic:cNvPr descr="15_01_lecture_powerpoint_files/figure-docx/unnamed-chunk-17-1.png" id="81" name="Picture"/>
+                    <pic:cNvPr descr="15_01_lecture_powerpoint_files/figure-docx/unnamed-chunk-17-1.png" id="83" name="Picture"/>
                     <pic:cNvPicPr>
                       <a:picLocks noChangeArrowheads="1" noChangeAspect="1"/>
                     </pic:cNvPicPr>
                   </pic:nvPicPr>
                   <pic:blipFill>
-                    <a:blip r:embed="rId79"/>
+                    <a:blip r:embed="rId81"/>
                     <a:stretch>
                       <a:fillRect/>
                     </a:stretch>
@@ -7841,8 +7143,8 @@
         </w:drawing>
       </w:r>
     </w:p>
-    <w:bookmarkEnd w:id="82"/>
-    <w:bookmarkStart w:id="88" w:name="robust-ancova-approaches"/>
+    <w:bookmarkEnd w:id="84"/>
+    <w:bookmarkStart w:id="85" w:name="robust-ancova-approaches"/>
     <w:p>
       <w:pPr>
         <w:pStyle w:val="Heading1"/>
@@ -7856,7 +7158,7 @@
         <w:pStyle w:val="Compact"/>
         <w:numPr>
           <w:ilvl w:val="0"/>
-          <w:numId w:val="1065"/>
+          <w:numId w:val="1066"/>
         </w:numPr>
       </w:pPr>
       <w:r>
@@ -7872,7 +7174,7 @@
         <w:pStyle w:val="Compact"/>
         <w:numPr>
           <w:ilvl w:val="0"/>
-          <w:numId w:val="1065"/>
+          <w:numId w:val="1066"/>
         </w:numPr>
       </w:pPr>
       <w:r>
@@ -7890,7 +7192,7 @@
         <w:pStyle w:val="Compact"/>
         <w:numPr>
           <w:ilvl w:val="0"/>
-          <w:numId w:val="1065"/>
+          <w:numId w:val="1066"/>
         </w:numPr>
       </w:pPr>
       <w:r>
@@ -7906,46 +7208,46 @@
         <w:pStyle w:val="Compact"/>
         <w:numPr>
           <w:ilvl w:val="1"/>
+          <w:numId w:val="1067"/>
+        </w:numPr>
+      </w:pPr>
+      <w:r>
+        <w:t xml:space="preserve">Rank transform both Y and X variables.</w:t>
+      </w:r>
+    </w:p>
+    <w:p>
+      <w:pPr>
+        <w:pStyle w:val="Compact"/>
+        <w:numPr>
+          <w:ilvl w:val="1"/>
+          <w:numId w:val="1067"/>
+        </w:numPr>
+      </w:pPr>
+      <w:r>
+        <w:t xml:space="preserve">Run standard ANCOVA on the ranked data.</w:t>
+      </w:r>
+    </w:p>
+    <w:p>
+      <w:pPr>
+        <w:pStyle w:val="Compact"/>
+        <w:numPr>
+          <w:ilvl w:val="1"/>
+          <w:numId w:val="1067"/>
+        </w:numPr>
+      </w:pPr>
+      <w:r>
+        <w:rPr>
+          <w:rStyle w:val="VerbatimChar"/>
+        </w:rPr>
+        <w:t xml:space="preserve">lm(rank(y) ~ rank(x) + A)</w:t>
+      </w:r>
+    </w:p>
+    <w:p>
+      <w:pPr>
+        <w:pStyle w:val="Compact"/>
+        <w:numPr>
+          <w:ilvl w:val="0"/>
           <w:numId w:val="1066"/>
-        </w:numPr>
-      </w:pPr>
-      <w:r>
-        <w:t xml:space="preserve">Rank transform both Y and X variables.</w:t>
-      </w:r>
-    </w:p>
-    <w:p>
-      <w:pPr>
-        <w:pStyle w:val="Compact"/>
-        <w:numPr>
-          <w:ilvl w:val="1"/>
-          <w:numId w:val="1066"/>
-        </w:numPr>
-      </w:pPr>
-      <w:r>
-        <w:t xml:space="preserve">Run standard ANCOVA on the ranked data.</w:t>
-      </w:r>
-    </w:p>
-    <w:p>
-      <w:pPr>
-        <w:pStyle w:val="Compact"/>
-        <w:numPr>
-          <w:ilvl w:val="1"/>
-          <w:numId w:val="1066"/>
-        </w:numPr>
-      </w:pPr>
-      <w:r>
-        <w:rPr>
-          <w:rStyle w:val="VerbatimChar"/>
-        </w:rPr>
-        <w:t xml:space="preserve">lm(rank(y) ~ rank(x) + A)</w:t>
-      </w:r>
-    </w:p>
-    <w:p>
-      <w:pPr>
-        <w:pStyle w:val="Compact"/>
-        <w:numPr>
-          <w:ilvl w:val="0"/>
-          <w:numId w:val="1065"/>
         </w:numPr>
       </w:pPr>
       <w:r>
@@ -7961,7 +7263,7 @@
         <w:pStyle w:val="Compact"/>
         <w:numPr>
           <w:ilvl w:val="1"/>
-          <w:numId w:val="1067"/>
+          <w:numId w:val="1068"/>
         </w:numPr>
       </w:pPr>
       <w:r>
@@ -7979,7 +7281,7 @@
         <w:pStyle w:val="Compact"/>
         <w:numPr>
           <w:ilvl w:val="0"/>
-          <w:numId w:val="1065"/>
+          <w:numId w:val="1066"/>
         </w:numPr>
       </w:pPr>
       <w:r>
@@ -7995,7 +7297,7 @@
         <w:pStyle w:val="Compact"/>
         <w:numPr>
           <w:ilvl w:val="1"/>
-          <w:numId w:val="1068"/>
+          <w:numId w:val="1069"/>
         </w:numPr>
       </w:pPr>
       <w:r>
@@ -8013,7 +7315,7 @@
         <w:pStyle w:val="Compact"/>
         <w:numPr>
           <w:ilvl w:val="0"/>
-          <w:numId w:val="1065"/>
+          <w:numId w:val="1066"/>
         </w:numPr>
       </w:pPr>
       <w:r>
@@ -8029,7 +7331,7 @@
         <w:pStyle w:val="Compact"/>
         <w:numPr>
           <w:ilvl w:val="1"/>
-          <w:numId w:val="1069"/>
+          <w:numId w:val="1070"/>
         </w:numPr>
       </w:pPr>
       <w:r>
@@ -8650,10 +7952,11 @@
         <w:t xml:space="preserve">in our original parametric test.</w:t>
       </w:r>
     </w:p>
-    <w:bookmarkStart w:id="83" w:name="writing-up-ancova-results"/>
-    <w:p>
-      <w:pPr>
-        <w:pStyle w:val="Heading2"/>
+    <w:bookmarkEnd w:id="85"/>
+    <w:bookmarkStart w:id="90" w:name="writing-up-ancova-results"/>
+    <w:p>
+      <w:pPr>
+        <w:pStyle w:val="Heading1"/>
       </w:pPr>
       <w:r>
         <w:t xml:space="preserve">Writing Up ANCOVA Results</w:t>
@@ -8799,8 +8102,7 @@
         <w:t xml:space="preserve">groups (P = x).”</w:t>
       </w:r>
     </w:p>
-    <w:bookmarkEnd w:id="83"/>
-    <w:bookmarkStart w:id="87" w:name="publication-quality-figure"/>
+    <w:bookmarkStart w:id="89" w:name="publication-quality-figure"/>
     <w:p>
       <w:pPr>
         <w:pStyle w:val="Heading2"/>
@@ -8818,18 +8120,18 @@
           <wp:inline>
             <wp:extent cx="2743200" cy="2743200"/>
             <wp:effectExtent b="0" l="0" r="0" t="0"/>
-            <wp:docPr descr="" title="" id="85" name="Picture"/>
+            <wp:docPr descr="" title="" id="87" name="Picture"/>
             <a:graphic>
               <a:graphicData uri="http://schemas.openxmlformats.org/drawingml/2006/picture">
                 <pic:pic>
                   <pic:nvPicPr>
-                    <pic:cNvPr descr="15_01_lecture_powerpoint_files/figure-docx/unnamed-chunk-19-1.png" id="86" name="Picture"/>
+                    <pic:cNvPr descr="15_01_lecture_powerpoint_files/figure-docx/unnamed-chunk-19-1.png" id="88" name="Picture"/>
                     <pic:cNvPicPr>
                       <a:picLocks noChangeArrowheads="1" noChangeAspect="1"/>
                     </pic:cNvPicPr>
                   </pic:nvPicPr>
                   <pic:blipFill>
-                    <a:blip r:embed="rId84"/>
+                    <a:blip r:embed="rId86"/>
                     <a:stretch>
                       <a:fillRect/>
                     </a:stretch>
@@ -8856,9 +8158,9 @@
         </w:drawing>
       </w:r>
     </w:p>
-    <w:bookmarkEnd w:id="87"/>
-    <w:bookmarkEnd w:id="88"/>
-    <w:bookmarkStart w:id="89" w:name="summary"/>
+    <w:bookmarkEnd w:id="89"/>
+    <w:bookmarkEnd w:id="90"/>
+    <w:bookmarkStart w:id="91" w:name="summary"/>
     <w:p>
       <w:pPr>
         <w:pStyle w:val="Heading1"/>
@@ -8872,7 +8174,7 @@
         <w:pStyle w:val="Compact"/>
         <w:numPr>
           <w:ilvl w:val="0"/>
-          <w:numId w:val="1070"/>
+          <w:numId w:val="1071"/>
         </w:numPr>
       </w:pPr>
       <w:r>
@@ -8888,49 +8190,49 @@
         <w:pStyle w:val="Compact"/>
         <w:numPr>
           <w:ilvl w:val="1"/>
+          <w:numId w:val="1072"/>
+        </w:numPr>
+      </w:pPr>
+      <w:r>
+        <w:t xml:space="preserve">ANCOVA combines regression and ANOVA.</w:t>
+      </w:r>
+    </w:p>
+    <w:p>
+      <w:pPr>
+        <w:pStyle w:val="Compact"/>
+        <w:numPr>
+          <w:ilvl w:val="1"/>
+          <w:numId w:val="1072"/>
+        </w:numPr>
+      </w:pPr>
+      <w:r>
+        <w:t xml:space="preserve">It increases power by accounting for a continuous covariate.</w:t>
+      </w:r>
+    </w:p>
+    <w:p>
+      <w:pPr>
+        <w:pStyle w:val="Compact"/>
+        <w:numPr>
+          <w:ilvl w:val="1"/>
+          <w:numId w:val="1072"/>
+        </w:numPr>
+      </w:pPr>
+      <w:r>
+        <w:t xml:space="preserve">It adjusts for confounds by comparing</w:t>
+      </w:r>
+      <w:r>
+        <w:t xml:space="preserve"> </w:t>
+      </w:r>
+      <w:r>
+        <w:t xml:space="preserve">“adjusted means.”</w:t>
+      </w:r>
+    </w:p>
+    <w:p>
+      <w:pPr>
+        <w:pStyle w:val="Compact"/>
+        <w:numPr>
+          <w:ilvl w:val="0"/>
           <w:numId w:val="1071"/>
-        </w:numPr>
-      </w:pPr>
-      <w:r>
-        <w:t xml:space="preserve">ANCOVA combines regression and ANOVA.</w:t>
-      </w:r>
-    </w:p>
-    <w:p>
-      <w:pPr>
-        <w:pStyle w:val="Compact"/>
-        <w:numPr>
-          <w:ilvl w:val="1"/>
-          <w:numId w:val="1071"/>
-        </w:numPr>
-      </w:pPr>
-      <w:r>
-        <w:t xml:space="preserve">It increases power by accounting for a continuous covariate.</w:t>
-      </w:r>
-    </w:p>
-    <w:p>
-      <w:pPr>
-        <w:pStyle w:val="Compact"/>
-        <w:numPr>
-          <w:ilvl w:val="1"/>
-          <w:numId w:val="1071"/>
-        </w:numPr>
-      </w:pPr>
-      <w:r>
-        <w:t xml:space="preserve">It adjusts for confounds by comparing</w:t>
-      </w:r>
-      <w:r>
-        <w:t xml:space="preserve"> </w:t>
-      </w:r>
-      <w:r>
-        <w:t xml:space="preserve">“adjusted means.”</w:t>
-      </w:r>
-    </w:p>
-    <w:p>
-      <w:pPr>
-        <w:pStyle w:val="Compact"/>
-        <w:numPr>
-          <w:ilvl w:val="0"/>
-          <w:numId w:val="1070"/>
         </w:numPr>
       </w:pPr>
       <w:r>
@@ -8946,7 +8248,7 @@
         <w:pStyle w:val="Compact"/>
         <w:numPr>
           <w:ilvl w:val="1"/>
-          <w:numId w:val="1072"/>
+          <w:numId w:val="1073"/>
         </w:numPr>
       </w:pPr>
       <w:r>
@@ -8983,7 +8285,7 @@
         <w:pStyle w:val="Compact"/>
         <w:numPr>
           <w:ilvl w:val="1"/>
-          <w:numId w:val="1072"/>
+          <w:numId w:val="1073"/>
         </w:numPr>
       </w:pPr>
       <w:r>
@@ -9020,7 +8322,7 @@
         <w:pStyle w:val="Compact"/>
         <w:numPr>
           <w:ilvl w:val="1"/>
-          <w:numId w:val="1072"/>
+          <w:numId w:val="1073"/>
         </w:numPr>
       </w:pPr>
       <w:r>
@@ -9048,7 +8350,7 @@
         <w:pStyle w:val="Compact"/>
         <w:numPr>
           <w:ilvl w:val="0"/>
-          <w:numId w:val="1070"/>
+          <w:numId w:val="1071"/>
         </w:numPr>
       </w:pPr>
       <w:r>
@@ -9064,7 +8366,7 @@
         <w:pStyle w:val="Compact"/>
         <w:numPr>
           <w:ilvl w:val="1"/>
-          <w:numId w:val="1073"/>
+          <w:numId w:val="1074"/>
         </w:numPr>
       </w:pPr>
       <w:r>
@@ -9091,7 +8393,7 @@
         <w:pStyle w:val="Compact"/>
         <w:numPr>
           <w:ilvl w:val="1"/>
-          <w:numId w:val="1073"/>
+          <w:numId w:val="1074"/>
         </w:numPr>
       </w:pPr>
       <w:r>
@@ -9118,7 +8420,7 @@
         <w:pStyle w:val="Compact"/>
         <w:numPr>
           <w:ilvl w:val="0"/>
-          <w:numId w:val="1070"/>
+          <w:numId w:val="1071"/>
         </w:numPr>
       </w:pPr>
       <w:r>
@@ -9131,10 +8433,9 @@
     </w:p>
     <w:p>
       <w:pPr>
-        <w:pStyle w:val="Compact"/>
         <w:numPr>
           <w:ilvl w:val="1"/>
-          <w:numId w:val="1074"/>
+          <w:numId w:val="1075"/>
         </w:numPr>
       </w:pPr>
       <w:r>
@@ -9143,10 +8444,9 @@
     </w:p>
     <w:p>
       <w:pPr>
-        <w:pStyle w:val="Compact"/>
         <w:numPr>
           <w:ilvl w:val="1"/>
-          <w:numId w:val="1074"/>
+          <w:numId w:val="1075"/>
         </w:numPr>
       </w:pPr>
       <w:r>
@@ -9155,10 +8455,9 @@
     </w:p>
     <w:p>
       <w:pPr>
-        <w:pStyle w:val="Compact"/>
         <w:numPr>
           <w:ilvl w:val="1"/>
-          <w:numId w:val="1074"/>
+          <w:numId w:val="1075"/>
         </w:numPr>
       </w:pPr>
       <w:r>
@@ -9167,10 +8466,9 @@
     </w:p>
     <w:p>
       <w:pPr>
-        <w:pStyle w:val="Compact"/>
         <w:numPr>
           <w:ilvl w:val="1"/>
-          <w:numId w:val="1074"/>
+          <w:numId w:val="1075"/>
         </w:numPr>
       </w:pPr>
       <w:r>
@@ -9179,17 +8477,16 @@
     </w:p>
     <w:p>
       <w:pPr>
-        <w:pStyle w:val="Compact"/>
         <w:numPr>
           <w:ilvl w:val="1"/>
-          <w:numId w:val="1074"/>
+          <w:numId w:val="1075"/>
         </w:numPr>
       </w:pPr>
       <w:r>
         <w:t xml:space="preserve">Homogeneity of regression slopes (The most important one!)</w:t>
       </w:r>
     </w:p>
-    <w:bookmarkEnd w:id="89"/>
+    <w:bookmarkEnd w:id="91"/>
     <w:sectPr>
       <w:pgSz w:h="15840" w:w="12240"/>
       <w:pgMar w:bottom="720" w:footer="720" w:gutter="0" w:header="720" w:left="1152" w:right="720" w:top="720"/>
@@ -9402,91 +8699,6 @@
       <w:rPr>
         <w:rFonts w:ascii="Wingdings" w:hAnsi="Wingdings" w:cs="Wingdings" w:hint="default"/>
       </w:rPr>
-    </w:lvl>
-  </w:abstractNum>
-  <w:abstractNum w:abstractNumId="995140">
-    <w:nsid w:val="0A995140"/>
-    <w:multiLevelType w:val="multilevel"/>
-    <w:lvl w:ilvl="0">
-      <w:start w:val="40"/>
-      <w:numFmt w:val="lowerRoman"/>
-      <w:lvlText w:val="%1."/>
-      <w:lvlJc w:val="left"/>
-      <w:pPr>
-        <w:ind w:left="720" w:hanging="360"/>
-      </w:pPr>
-    </w:lvl>
-    <w:lvl w:ilvl="1">
-      <w:start w:val="40"/>
-      <w:numFmt w:val="lowerRoman"/>
-      <w:lvlText w:val="%2."/>
-      <w:lvlJc w:val="left"/>
-      <w:pPr>
-        <w:ind w:left="1440" w:hanging="360"/>
-      </w:pPr>
-    </w:lvl>
-    <w:lvl w:ilvl="2">
-      <w:start w:val="40"/>
-      <w:numFmt w:val="lowerRoman"/>
-      <w:lvlText w:val="%3."/>
-      <w:lvlJc w:val="left"/>
-      <w:pPr>
-        <w:ind w:left="2160" w:hanging="360"/>
-      </w:pPr>
-    </w:lvl>
-    <w:lvl w:ilvl="3">
-      <w:start w:val="40"/>
-      <w:numFmt w:val="lowerRoman"/>
-      <w:lvlText w:val="%4."/>
-      <w:lvlJc w:val="left"/>
-      <w:pPr>
-        <w:ind w:left="2880" w:hanging="360"/>
-      </w:pPr>
-    </w:lvl>
-    <w:lvl w:ilvl="4">
-      <w:start w:val="40"/>
-      <w:numFmt w:val="lowerRoman"/>
-      <w:lvlText w:val="%5."/>
-      <w:lvlJc w:val="left"/>
-      <w:pPr>
-        <w:ind w:left="3600" w:hanging="360"/>
-      </w:pPr>
-    </w:lvl>
-    <w:lvl w:ilvl="5">
-      <w:start w:val="40"/>
-      <w:numFmt w:val="lowerRoman"/>
-      <w:lvlText w:val="%6."/>
-      <w:lvlJc w:val="left"/>
-      <w:pPr>
-        <w:ind w:left="4320" w:hanging="360"/>
-      </w:pPr>
-    </w:lvl>
-    <w:lvl w:ilvl="6">
-      <w:start w:val="40"/>
-      <w:numFmt w:val="lowerRoman"/>
-      <w:lvlText w:val="%7."/>
-      <w:lvlJc w:val="left"/>
-      <w:pPr>
-        <w:ind w:left="5040" w:hanging="360"/>
-      </w:pPr>
-    </w:lvl>
-    <w:lvl w:ilvl="7">
-      <w:start w:val="40"/>
-      <w:numFmt w:val="lowerRoman"/>
-      <w:lvlText w:val="%8."/>
-      <w:lvlJc w:val="left"/>
-      <w:pPr>
-        <w:ind w:left="5760" w:hanging="360"/>
-      </w:pPr>
-    </w:lvl>
-    <w:lvl w:ilvl="8">
-      <w:start w:val="40"/>
-      <w:numFmt w:val="lowerRoman"/>
-      <w:lvlText w:val="%9."/>
-      <w:lvlJc w:val="left"/>
-      <w:pPr>
-        <w:ind w:left="6480" w:hanging="360"/>
-      </w:pPr>
     </w:lvl>
   </w:abstractNum>
   <w:abstractNum w:abstractNumId="99411">
@@ -9704,34 +8916,7 @@
     <w:abstractNumId w:val="991"/>
   </w:num>
   <w:num w:numId="1043">
-    <w:abstractNumId w:val="995140"/>
-    <w:lvlOverride w:ilvl="0">
-      <w:startOverride w:val="40"/>
-    </w:lvlOverride>
-    <w:lvlOverride w:ilvl="1">
-      <w:startOverride w:val="40"/>
-    </w:lvlOverride>
-    <w:lvlOverride w:ilvl="2">
-      <w:startOverride w:val="40"/>
-    </w:lvlOverride>
-    <w:lvlOverride w:ilvl="3">
-      <w:startOverride w:val="40"/>
-    </w:lvlOverride>
-    <w:lvlOverride w:ilvl="4">
-      <w:startOverride w:val="40"/>
-    </w:lvlOverride>
-    <w:lvlOverride w:ilvl="5">
-      <w:startOverride w:val="40"/>
-    </w:lvlOverride>
-    <w:lvlOverride w:ilvl="6">
-      <w:startOverride w:val="40"/>
-    </w:lvlOverride>
-    <w:lvlOverride w:ilvl="7">
-      <w:startOverride w:val="40"/>
-    </w:lvlOverride>
-    <w:lvlOverride w:ilvl="8">
-      <w:startOverride w:val="40"/>
-    </w:lvlOverride>
+    <w:abstractNumId w:val="991"/>
   </w:num>
   <w:num w:numId="1044">
     <w:abstractNumId w:val="991"/>
@@ -9776,6 +8961,9 @@
     <w:abstractNumId w:val="991"/>
   </w:num>
   <w:num w:numId="1058">
+    <w:abstractNumId w:val="991"/>
+  </w:num>
+  <w:num w:numId="1059">
     <w:abstractNumId w:val="99411"/>
     <w:lvlOverride w:ilvl="0">
       <w:startOverride w:val="1"/>
@@ -9805,9 +8993,6 @@
       <w:startOverride w:val="1"/>
     </w:lvlOverride>
   </w:num>
-  <w:num w:numId="1059">
-    <w:abstractNumId w:val="991"/>
-  </w:num>
   <w:num w:numId="1060">
     <w:abstractNumId w:val="991"/>
   </w:num>
@@ -9815,6 +9000,9 @@
     <w:abstractNumId w:val="991"/>
   </w:num>
   <w:num w:numId="1062">
+    <w:abstractNumId w:val="991"/>
+  </w:num>
+  <w:num w:numId="1063">
     <w:abstractNumId w:val="99411"/>
     <w:lvlOverride w:ilvl="0">
       <w:startOverride w:val="1"/>
@@ -9844,9 +9032,6 @@
       <w:startOverride w:val="1"/>
     </w:lvlOverride>
   </w:num>
-  <w:num w:numId="1063">
-    <w:abstractNumId w:val="991"/>
-  </w:num>
   <w:num w:numId="1064">
     <w:abstractNumId w:val="991"/>
   </w:num>
@@ -9872,6 +9057,9 @@
     <w:abstractNumId w:val="991"/>
   </w:num>
   <w:num w:numId="1072">
+    <w:abstractNumId w:val="991"/>
+  </w:num>
+  <w:num w:numId="1073">
     <w:abstractNumId w:val="99411"/>
     <w:lvlOverride w:ilvl="0">
       <w:startOverride w:val="1"/>
@@ -9901,10 +9089,10 @@
       <w:startOverride w:val="1"/>
     </w:lvlOverride>
   </w:num>
-  <w:num w:numId="1073">
+  <w:num w:numId="1074">
     <w:abstractNumId w:val="991"/>
   </w:num>
-  <w:num w:numId="1074">
+  <w:num w:numId="1075">
     <w:abstractNumId w:val="991"/>
   </w:num>
 </w:numbering>

--- a/docs/ecostats_lectures/lecture_15/15_01_lecture_powerpoint.docx
+++ b/docs/ecostats_lectures/lecture_15/15_01_lecture_powerpoint.docx
@@ -847,7 +847,10 @@
         <w:t xml:space="preserve"> </w:t>
       </w:r>
       <w:r>
-        <w:t xml:space="preserve">get a clearer, more powerful test of the species effect.</w:t>
+        <w:t xml:space="preserve">get a clearer, more powerful test of the species effect. .</w:t>
+      </w:r>
+      <w:r>
+        <w:br/>
       </w:r>
     </w:p>
     <w:p>
@@ -1777,7 +1780,7 @@
         <w:t xml:space="preserve"> </w:t>
       </w:r>
       <w:r>
-        <w:t xml:space="preserve">groups)</w:t>
+        <w:t xml:space="preserve">groups) .</w:t>
       </w:r>
     </w:p>
     <w:p>
@@ -2791,18 +2794,6 @@
       <w:r>
         <w:t xml:space="preserve">The ANOVA table for a single-factor ANCOVA has these components:</w:t>
       </w:r>
-      <w:r>
-        <w:t xml:space="preserve"> </w:t>
-      </w:r>
-      <w:r>
-        <w:t xml:space="preserve">:::{.panel column=</w:t>
-      </w:r>
-      <w:r>
-        <w:t xml:space="preserve">“screen”</w:t>
-      </w:r>
-      <w:r>
-        <w:t xml:space="preserve">}</w:t>
-      </w:r>
     </w:p>
     <w:p>
       <w:pPr>
@@ -3530,14 +3521,6 @@
           <w:rStyle w:val="DocumentationTok"/>
         </w:rPr>
         <w:t xml:space="preserve">## 4 Total             n-1   SS_Total         ""            ""        ""</w:t>
-      </w:r>
-    </w:p>
-    <w:p>
-      <w:pPr>
-        <w:pStyle w:val="FirstParagraph"/>
-      </w:pPr>
-      <w:r>
-        <w:t xml:space="preserve">:::</w:t>
       </w:r>
     </w:p>
     <w:bookmarkEnd w:id="49"/>
@@ -6120,6 +6103,15 @@
         </w:rPr>
         <w:t xml:space="preserve">Standard ANCOVA is invalid.</w:t>
       </w:r>
+      <w:r>
+        <w:br/>
+      </w:r>
+      <w:r>
+        <w:t xml:space="preserve">.</w:t>
+      </w:r>
+      <w:r>
+        <w:br/>
+      </w:r>
     </w:p>
     <w:p>
       <w:pPr>
@@ -7335,7 +7327,7 @@
         </w:numPr>
       </w:pPr>
       <w:r>
-        <w:t xml:space="preserve">Randomization tests of treatment effects.</w:t>
+        <w:t xml:space="preserve">Randomization tests of treatment effects. .</w:t>
       </w:r>
     </w:p>
     <w:p>
